--- a/quality_framework.docx
+++ b/quality_framework.docx
@@ -10,9 +10,9 @@
           <w:kern w:val="28"/>
           <w:sz w:val="56"/>
           <w:szCs w:val="56"/>
-        </w:rPr>
-      </w:pPr>
-      <w:proofErr w:type="spellStart"/>
+          <w:lang w:val="en-US"/>
+        </w:rPr>
+      </w:pPr>
       <w:r>
         <w:rPr>
           <w:rFonts w:asciiTheme="majorHAnsi" w:eastAsiaTheme="majorEastAsia" w:hAnsiTheme="majorHAnsi" w:cstheme="majorBidi"/>
@@ -20,210 +20,18 @@
           <w:kern w:val="28"/>
           <w:sz w:val="56"/>
           <w:szCs w:val="56"/>
-        </w:rPr>
-        <w:t>Assessing</w:t>
-      </w:r>
-      <w:proofErr w:type="spellEnd"/>
-      <w:r>
-        <w:rPr>
-          <w:rFonts w:asciiTheme="majorHAnsi" w:eastAsiaTheme="majorEastAsia" w:hAnsiTheme="majorHAnsi" w:cstheme="majorBidi"/>
-          <w:spacing w:val="-10"/>
-          <w:kern w:val="28"/>
-          <w:sz w:val="56"/>
-          <w:szCs w:val="56"/>
-        </w:rPr>
-        <w:t xml:space="preserve"> the </w:t>
-      </w:r>
-      <w:proofErr w:type="spellStart"/>
-      <w:r>
-        <w:rPr>
-          <w:rFonts w:asciiTheme="majorHAnsi" w:eastAsiaTheme="majorEastAsia" w:hAnsiTheme="majorHAnsi" w:cstheme="majorBidi"/>
-          <w:spacing w:val="-10"/>
-          <w:kern w:val="28"/>
-          <w:sz w:val="56"/>
-          <w:szCs w:val="56"/>
-        </w:rPr>
-        <w:t>quality</w:t>
-      </w:r>
-      <w:proofErr w:type="spellEnd"/>
-      <w:r>
-        <w:rPr>
-          <w:rFonts w:asciiTheme="majorHAnsi" w:eastAsiaTheme="majorEastAsia" w:hAnsiTheme="majorHAnsi" w:cstheme="majorBidi"/>
-          <w:spacing w:val="-10"/>
-          <w:kern w:val="28"/>
-          <w:sz w:val="56"/>
-          <w:szCs w:val="56"/>
-        </w:rPr>
-        <w:t xml:space="preserve"> of </w:t>
-      </w:r>
-      <w:proofErr w:type="spellStart"/>
-      <w:r>
-        <w:rPr>
-          <w:rFonts w:asciiTheme="majorHAnsi" w:eastAsiaTheme="majorEastAsia" w:hAnsiTheme="majorHAnsi" w:cstheme="majorBidi"/>
-          <w:spacing w:val="-10"/>
-          <w:kern w:val="28"/>
-          <w:sz w:val="56"/>
-          <w:szCs w:val="56"/>
-        </w:rPr>
-        <w:t>enterprise</w:t>
-      </w:r>
-      <w:proofErr w:type="spellEnd"/>
-      <w:r>
-        <w:rPr>
-          <w:rFonts w:asciiTheme="majorHAnsi" w:eastAsiaTheme="majorEastAsia" w:hAnsiTheme="majorHAnsi" w:cstheme="majorBidi"/>
-          <w:spacing w:val="-10"/>
-          <w:kern w:val="28"/>
-          <w:sz w:val="56"/>
-          <w:szCs w:val="56"/>
-        </w:rPr>
-        <w:t xml:space="preserve"> knowledge </w:t>
-      </w:r>
-      <w:proofErr w:type="spellStart"/>
-      <w:r>
-        <w:rPr>
-          <w:rFonts w:asciiTheme="majorHAnsi" w:eastAsiaTheme="majorEastAsia" w:hAnsiTheme="majorHAnsi" w:cstheme="majorBidi"/>
-          <w:spacing w:val="-10"/>
-          <w:kern w:val="28"/>
-          <w:sz w:val="56"/>
-          <w:szCs w:val="56"/>
-        </w:rPr>
-        <w:t>through</w:t>
-      </w:r>
-      <w:proofErr w:type="spellEnd"/>
-      <w:r>
-        <w:rPr>
-          <w:rFonts w:asciiTheme="majorHAnsi" w:eastAsiaTheme="majorEastAsia" w:hAnsiTheme="majorHAnsi" w:cstheme="majorBidi"/>
-          <w:spacing w:val="-10"/>
-          <w:kern w:val="28"/>
-          <w:sz w:val="56"/>
-          <w:szCs w:val="56"/>
-        </w:rPr>
-        <w:t xml:space="preserve"> semantic </w:t>
-      </w:r>
-      <w:proofErr w:type="spellStart"/>
-      <w:r>
-        <w:rPr>
-          <w:rFonts w:asciiTheme="majorHAnsi" w:eastAsiaTheme="majorEastAsia" w:hAnsiTheme="majorHAnsi" w:cstheme="majorBidi"/>
-          <w:spacing w:val="-10"/>
-          <w:kern w:val="28"/>
-          <w:sz w:val="56"/>
-          <w:szCs w:val="56"/>
-        </w:rPr>
-        <w:t>latent</w:t>
-      </w:r>
-      <w:proofErr w:type="spellEnd"/>
-      <w:r>
-        <w:rPr>
-          <w:rFonts w:asciiTheme="majorHAnsi" w:eastAsiaTheme="majorEastAsia" w:hAnsiTheme="majorHAnsi" w:cstheme="majorBidi"/>
-          <w:spacing w:val="-10"/>
-          <w:kern w:val="28"/>
-          <w:sz w:val="56"/>
-          <w:szCs w:val="56"/>
-        </w:rPr>
-        <w:t xml:space="preserve"> </w:t>
-      </w:r>
-      <w:proofErr w:type="spellStart"/>
-      <w:r>
-        <w:rPr>
-          <w:rFonts w:asciiTheme="majorHAnsi" w:eastAsiaTheme="majorEastAsia" w:hAnsiTheme="majorHAnsi" w:cstheme="majorBidi"/>
-          <w:spacing w:val="-10"/>
-          <w:kern w:val="28"/>
-          <w:sz w:val="56"/>
-          <w:szCs w:val="56"/>
-        </w:rPr>
-        <w:t>space</w:t>
-      </w:r>
-      <w:proofErr w:type="spellEnd"/>
-      <w:r>
-        <w:rPr>
-          <w:rFonts w:asciiTheme="majorHAnsi" w:eastAsiaTheme="majorEastAsia" w:hAnsiTheme="majorHAnsi" w:cstheme="majorBidi"/>
-          <w:spacing w:val="-10"/>
-          <w:kern w:val="28"/>
-          <w:sz w:val="56"/>
-          <w:szCs w:val="56"/>
-        </w:rPr>
-        <w:t xml:space="preserve"> </w:t>
-      </w:r>
-      <w:proofErr w:type="spellStart"/>
-      <w:r>
-        <w:rPr>
-          <w:rFonts w:asciiTheme="majorHAnsi" w:eastAsiaTheme="majorEastAsia" w:hAnsiTheme="majorHAnsi" w:cstheme="majorBidi"/>
-          <w:spacing w:val="-10"/>
-          <w:kern w:val="28"/>
-          <w:sz w:val="56"/>
-          <w:szCs w:val="56"/>
-        </w:rPr>
-        <w:t>analysis</w:t>
-      </w:r>
-      <w:proofErr w:type="spellEnd"/>
-      <w:r>
-        <w:rPr>
-          <w:rFonts w:asciiTheme="majorHAnsi" w:eastAsiaTheme="majorEastAsia" w:hAnsiTheme="majorHAnsi" w:cstheme="majorBidi"/>
-          <w:spacing w:val="-10"/>
-          <w:kern w:val="28"/>
-          <w:sz w:val="56"/>
-          <w:szCs w:val="56"/>
-        </w:rPr>
-        <w:t xml:space="preserve"> and </w:t>
-      </w:r>
-      <w:proofErr w:type="spellStart"/>
-      <w:r>
-        <w:rPr>
-          <w:rFonts w:asciiTheme="majorHAnsi" w:eastAsiaTheme="majorEastAsia" w:hAnsiTheme="majorHAnsi" w:cstheme="majorBidi"/>
-          <w:spacing w:val="-10"/>
-          <w:kern w:val="28"/>
-          <w:sz w:val="56"/>
-          <w:szCs w:val="56"/>
-        </w:rPr>
-        <w:t>operational</w:t>
-      </w:r>
-      <w:proofErr w:type="spellEnd"/>
-      <w:r>
-        <w:rPr>
-          <w:rFonts w:asciiTheme="majorHAnsi" w:eastAsiaTheme="majorEastAsia" w:hAnsiTheme="majorHAnsi" w:cstheme="majorBidi"/>
-          <w:spacing w:val="-10"/>
-          <w:kern w:val="28"/>
-          <w:sz w:val="56"/>
-          <w:szCs w:val="56"/>
-        </w:rPr>
-        <w:t xml:space="preserve"> log </w:t>
-      </w:r>
-      <w:proofErr w:type="spellStart"/>
-      <w:r>
-        <w:rPr>
-          <w:rFonts w:asciiTheme="majorHAnsi" w:eastAsiaTheme="majorEastAsia" w:hAnsiTheme="majorHAnsi" w:cstheme="majorBidi"/>
-          <w:spacing w:val="-10"/>
-          <w:kern w:val="28"/>
-          <w:sz w:val="56"/>
-          <w:szCs w:val="56"/>
-        </w:rPr>
-        <w:t>analysis</w:t>
-      </w:r>
-      <w:proofErr w:type="spellEnd"/>
-      <w:r>
-        <w:rPr>
-          <w:rFonts w:asciiTheme="majorHAnsi" w:eastAsiaTheme="majorEastAsia" w:hAnsiTheme="majorHAnsi" w:cstheme="majorBidi"/>
-          <w:spacing w:val="-10"/>
-          <w:kern w:val="28"/>
-          <w:sz w:val="56"/>
-          <w:szCs w:val="56"/>
-        </w:rPr>
-        <w:t xml:space="preserve">: the CK </w:t>
-      </w:r>
-      <w:proofErr w:type="spellStart"/>
-      <w:r>
-        <w:rPr>
-          <w:rFonts w:asciiTheme="majorHAnsi" w:eastAsiaTheme="majorEastAsia" w:hAnsiTheme="majorHAnsi" w:cstheme="majorBidi"/>
-          <w:spacing w:val="-10"/>
-          <w:kern w:val="28"/>
-          <w:sz w:val="56"/>
-          <w:szCs w:val="56"/>
-        </w:rPr>
-        <w:t>platform</w:t>
-      </w:r>
-      <w:proofErr w:type="spellEnd"/>
-    </w:p>
-    <w:p/>
+          <w:lang w:val="en-US"/>
+        </w:rPr>
+        <w:t>Assessing the quality of enterprise knowledge through semantic latent space analysis and operational log analysis: the CK platform</w:t>
+      </w:r>
+    </w:p>
+    <w:p>
+      <w:pPr>
+        <w:rPr>
+          <w:lang w:val="en-US"/>
+        </w:rPr>
+      </w:pPr>
+    </w:p>
     <w:p>
       <w:pPr>
         <w:rPr>
@@ -515,6 +323,15 @@
     </w:p>
     <w:sdt>
       <w:sdtPr>
+        <w:rPr>
+          <w:rFonts w:asciiTheme="minorHAnsi" w:eastAsiaTheme="minorHAnsi" w:hAnsiTheme="minorHAnsi" w:cstheme="minorBidi"/>
+          <w:color w:val="auto"/>
+          <w:kern w:val="2"/>
+          <w:sz w:val="24"/>
+          <w:szCs w:val="24"/>
+          <w:lang w:eastAsia="en-US"/>
+          <w14:ligatures w14:val="standardContextual"/>
+        </w:rPr>
         <w:id w:val="96986600"/>
         <w:docPartObj>
           <w:docPartGallery w:val="Table of Contents"/>
@@ -523,15 +340,8 @@
       </w:sdtPr>
       <w:sdtEndPr>
         <w:rPr>
-          <w:rFonts w:asciiTheme="minorHAnsi" w:eastAsiaTheme="minorHAnsi" w:hAnsiTheme="minorHAnsi" w:cstheme="minorBidi"/>
           <w:b/>
           <w:bCs/>
-          <w:color w:val="auto"/>
-          <w:kern w:val="2"/>
-          <w:sz w:val="24"/>
-          <w:szCs w:val="24"/>
-          <w:lang w:eastAsia="en-US"/>
-          <w14:ligatures w14:val="standardContextual"/>
         </w:rPr>
       </w:sdtEndPr>
       <w:sdtContent>
@@ -564,11 +374,12 @@
           <w:r>
             <w:fldChar w:fldCharType="separate"/>
           </w:r>
-          <w:hyperlink w:anchor="_Toc242958213" w:history="1">
+          <w:hyperlink w:anchor="_Toc243053443" w:history="1">
             <w:r>
               <w:rPr>
                 <w:rStyle w:val="Collegamentoipertestuale"/>
                 <w:noProof/>
+                <w:lang w:val="en-US"/>
               </w:rPr>
               <w:t>1 Comprehensive SOTA and Reference Frameworks</w:t>
             </w:r>
@@ -591,7 +402,7 @@
                 <w:noProof/>
                 <w:webHidden/>
               </w:rPr>
-              <w:instrText xml:space="preserve"> PAGEREF _Toc242958213 \h </w:instrText>
+              <w:instrText xml:space="preserve"> PAGEREF _Toc243053443 \h </w:instrText>
             </w:r>
             <w:r>
               <w:rPr>
@@ -634,11 +445,12 @@
               <w:lang w:eastAsia="it-IT"/>
             </w:rPr>
           </w:pPr>
-          <w:hyperlink w:anchor="_Toc242958214" w:history="1">
+          <w:hyperlink w:anchor="_Toc243053444" w:history="1">
             <w:r>
               <w:rPr>
                 <w:rStyle w:val="Collegamentoipertestuale"/>
                 <w:noProof/>
+                <w:lang w:val="en-US"/>
               </w:rPr>
               <w:t>1.1 Data &amp; Information Quality</w:t>
             </w:r>
@@ -661,7 +473,7 @@
                 <w:noProof/>
                 <w:webHidden/>
               </w:rPr>
-              <w:instrText xml:space="preserve"> PAGEREF _Toc242958214 \h </w:instrText>
+              <w:instrText xml:space="preserve"> PAGEREF _Toc243053444 \h </w:instrText>
             </w:r>
             <w:r>
               <w:rPr>
@@ -704,11 +516,12 @@
               <w:lang w:eastAsia="it-IT"/>
             </w:rPr>
           </w:pPr>
-          <w:hyperlink w:anchor="_Toc242958215" w:history="1">
+          <w:hyperlink w:anchor="_Toc243053445" w:history="1">
             <w:r>
               <w:rPr>
                 <w:rStyle w:val="Collegamentoipertestuale"/>
                 <w:noProof/>
+                <w:lang w:val="en-US"/>
               </w:rPr>
               <w:t>1.2 Retrieval-Augmented Generation (RAG) Systems and Information Retrieval</w:t>
             </w:r>
@@ -731,7 +544,7 @@
                 <w:noProof/>
                 <w:webHidden/>
               </w:rPr>
-              <w:instrText xml:space="preserve"> PAGEREF _Toc242958215 \h </w:instrText>
+              <w:instrText xml:space="preserve"> PAGEREF _Toc243053445 \h </w:instrText>
             </w:r>
             <w:r>
               <w:rPr>
@@ -774,11 +587,12 @@
               <w:lang w:eastAsia="it-IT"/>
             </w:rPr>
           </w:pPr>
-          <w:hyperlink w:anchor="_Toc242958216" w:history="1">
+          <w:hyperlink w:anchor="_Toc243053446" w:history="1">
             <w:r>
               <w:rPr>
                 <w:rStyle w:val="Collegamentoipertestuale"/>
                 <w:noProof/>
+                <w:lang w:val="en-US"/>
               </w:rPr>
               <w:t>1.3 State-of-the-Art in LLM and RAG Evaluation</w:t>
             </w:r>
@@ -801,7 +615,7 @@
                 <w:noProof/>
                 <w:webHidden/>
               </w:rPr>
-              <w:instrText xml:space="preserve"> PAGEREF _Toc242958216 \h </w:instrText>
+              <w:instrText xml:space="preserve"> PAGEREF _Toc243053446 \h </w:instrText>
             </w:r>
             <w:r>
               <w:rPr>
@@ -844,11 +658,12 @@
               <w:lang w:eastAsia="it-IT"/>
             </w:rPr>
           </w:pPr>
-          <w:hyperlink w:anchor="_Toc242958217" w:history="1">
+          <w:hyperlink w:anchor="_Toc243053447" w:history="1">
             <w:r>
               <w:rPr>
                 <w:rStyle w:val="Collegamentoipertestuale"/>
                 <w:noProof/>
+                <w:lang w:val="en-US"/>
               </w:rPr>
               <w:t>1.4 Knowledge Graphs and Formal Logic Frameworks in Knowledge Representation</w:t>
             </w:r>
@@ -871,7 +686,7 @@
                 <w:noProof/>
                 <w:webHidden/>
               </w:rPr>
-              <w:instrText xml:space="preserve"> PAGEREF _Toc242958217 \h </w:instrText>
+              <w:instrText xml:space="preserve"> PAGEREF _Toc243053447 \h </w:instrText>
             </w:r>
             <w:r>
               <w:rPr>
@@ -892,6 +707,77 @@
                 <w:webHidden/>
               </w:rPr>
               <w:t>11</w:t>
+            </w:r>
+            <w:r>
+              <w:rPr>
+                <w:noProof/>
+                <w:webHidden/>
+              </w:rPr>
+              <w:fldChar w:fldCharType="end"/>
+            </w:r>
+          </w:hyperlink>
+        </w:p>
+        <w:p>
+          <w:pPr>
+            <w:pStyle w:val="Sommario2"/>
+            <w:tabs>
+              <w:tab w:val="right" w:leader="dot" w:pos="9628"/>
+            </w:tabs>
+            <w:rPr>
+              <w:rFonts w:eastAsiaTheme="minorEastAsia"/>
+              <w:noProof/>
+              <w:lang w:eastAsia="it-IT"/>
+            </w:rPr>
+          </w:pPr>
+          <w:hyperlink w:anchor="_Toc243053448" w:history="1">
+            <w:r>
+              <w:rPr>
+                <w:rStyle w:val="Collegamentoipertestuale"/>
+                <w:noProof/>
+                <w:lang w:val="en-US"/>
+              </w:rPr>
+              <w:t>1.5 Knowledge Quality Assurance as an Anomaly Detection Paradigm</w:t>
+            </w:r>
+            <w:r>
+              <w:rPr>
+                <w:noProof/>
+                <w:webHidden/>
+              </w:rPr>
+              <w:tab/>
+            </w:r>
+            <w:r>
+              <w:rPr>
+                <w:noProof/>
+                <w:webHidden/>
+              </w:rPr>
+              <w:fldChar w:fldCharType="begin"/>
+            </w:r>
+            <w:r>
+              <w:rPr>
+                <w:noProof/>
+                <w:webHidden/>
+              </w:rPr>
+              <w:instrText xml:space="preserve"> PAGEREF _Toc243053448 \h </w:instrText>
+            </w:r>
+            <w:r>
+              <w:rPr>
+                <w:noProof/>
+                <w:webHidden/>
+              </w:rPr>
+            </w:r>
+            <w:r>
+              <w:rPr>
+                <w:noProof/>
+                <w:webHidden/>
+              </w:rPr>
+              <w:fldChar w:fldCharType="separate"/>
+            </w:r>
+            <w:r>
+              <w:rPr>
+                <w:noProof/>
+                <w:webHidden/>
+              </w:rPr>
+              <w:t>16</w:t>
             </w:r>
             <w:r>
               <w:rPr>
@@ -913,6 +799,7 @@
         </w:p>
       </w:sdtContent>
     </w:sdt>
+    <w:p/>
     <w:p>
       <w:r>
         <w:br w:type="page"/>
@@ -921,27 +808,44 @@
     <w:p>
       <w:pPr>
         <w:pStyle w:val="Titolo1"/>
-      </w:pPr>
-      <w:bookmarkStart w:id="0" w:name="_Toc242958213"/>
-      <w:r>
+        <w:rPr>
+          <w:lang w:val="en-US"/>
+        </w:rPr>
+      </w:pPr>
+      <w:bookmarkStart w:id="0" w:name="_Toc243053443"/>
+      <w:r>
+        <w:rPr>
+          <w:lang w:val="en-US"/>
+        </w:rPr>
         <w:lastRenderedPageBreak/>
         <w:t xml:space="preserve">1 </w:t>
       </w:r>
       <w:r>
+        <w:rPr>
+          <w:lang w:val="en-US"/>
+        </w:rPr>
         <w:t>Comprehensive SOTA and Reference Frameworks</w:t>
       </w:r>
       <w:bookmarkEnd w:id="0"/>
     </w:p>
-    <w:p/>
     <w:p>
       <w:pPr>
         <w:pStyle w:val="Titolo2"/>
-      </w:pPr>
-      <w:bookmarkStart w:id="1" w:name="_Toc242958214"/>
-      <w:r>
+        <w:rPr>
+          <w:lang w:val="en-US"/>
+        </w:rPr>
+      </w:pPr>
+      <w:bookmarkStart w:id="1" w:name="_Toc243053444"/>
+      <w:r>
+        <w:rPr>
+          <w:lang w:val="en-US"/>
+        </w:rPr>
         <w:t xml:space="preserve">1.1 </w:t>
       </w:r>
       <w:r>
+        <w:rPr>
+          <w:lang w:val="en-US"/>
+        </w:rPr>
         <w:t>Data &amp; Information Quality</w:t>
       </w:r>
       <w:bookmarkEnd w:id="1"/>
@@ -989,52 +893,16 @@
           <w:ilvl w:val="1"/>
           <w:numId w:val="6"/>
         </w:numPr>
-      </w:pPr>
-      <w:proofErr w:type="spellStart"/>
-      <w:r>
-        <w:t>collect</w:t>
-      </w:r>
-      <w:proofErr w:type="spellEnd"/>
-      <w:r>
-        <w:t xml:space="preserve">, </w:t>
-      </w:r>
-      <w:proofErr w:type="spellStart"/>
-      <w:r>
-        <w:t>characterize</w:t>
-      </w:r>
-      <w:proofErr w:type="spellEnd"/>
-      <w:r>
-        <w:t xml:space="preserve">, </w:t>
-      </w:r>
-      <w:proofErr w:type="spellStart"/>
-      <w:r>
-        <w:t>clean</w:t>
-      </w:r>
-      <w:proofErr w:type="spellEnd"/>
-      <w:r>
-        <w:t xml:space="preserve">, </w:t>
-      </w:r>
-      <w:proofErr w:type="spellStart"/>
-      <w:r>
-        <w:t>contextualize</w:t>
-      </w:r>
-      <w:proofErr w:type="spellEnd"/>
-      <w:r>
-        <w:t xml:space="preserve">, </w:t>
-      </w:r>
-      <w:proofErr w:type="spellStart"/>
-      <w:r>
-        <w:t>categorize</w:t>
-      </w:r>
-      <w:proofErr w:type="spellEnd"/>
-      <w:r>
-        <w:t xml:space="preserve">, correlate, </w:t>
-      </w:r>
-      <w:proofErr w:type="spellStart"/>
-      <w:r>
-        <w:t>catalog</w:t>
-      </w:r>
-      <w:proofErr w:type="spellEnd"/>
+        <w:rPr>
+          <w:lang w:val="en-US"/>
+        </w:rPr>
+      </w:pPr>
+      <w:r>
+        <w:rPr>
+          <w:lang w:val="en-US"/>
+        </w:rPr>
+        <w:t>collect, characterize, clean, contextualize, categorize, correlate, catalog</w:t>
+      </w:r>
     </w:p>
     <w:p>
       <w:pPr>
@@ -1205,66 +1073,60 @@
       </w:hyperlink>
     </w:p>
     <w:p>
-      <w:r>
-        <w:t xml:space="preserve">[3] International </w:t>
-      </w:r>
-      <w:proofErr w:type="spellStart"/>
-      <w:r>
-        <w:t>Monetary</w:t>
-      </w:r>
-      <w:proofErr w:type="spellEnd"/>
-      <w:r>
-        <w:t xml:space="preserve"> Fund - Data Quality </w:t>
-      </w:r>
-      <w:proofErr w:type="spellStart"/>
-      <w:r>
-        <w:t>Assessment</w:t>
-      </w:r>
-      <w:proofErr w:type="spellEnd"/>
-      <w:r>
-        <w:t xml:space="preserve"> Framework and Data Quality Program - </w:t>
+      <w:pPr>
+        <w:rPr>
+          <w:lang w:val="en-US"/>
+        </w:rPr>
+      </w:pPr>
+      <w:r>
+        <w:rPr>
+          <w:lang w:val="en-US"/>
+        </w:rPr>
+        <w:t xml:space="preserve">[3] International Monetary Fund - Data Quality Assessment Framework and Data Quality Program - </w:t>
       </w:r>
       <w:hyperlink r:id="rId9" w:history="1">
         <w:r>
           <w:rPr>
             <w:rStyle w:val="Collegamentoipertestuale"/>
+            <w:lang w:val="en-US"/>
           </w:rPr>
           <w:t>https://www.imf.org/external/np/sta/dsbb/2003/eng/dqaf.htm</w:t>
         </w:r>
       </w:hyperlink>
     </w:p>
     <w:p>
-      <w:r>
-        <w:t xml:space="preserve">[3] Digna - Total Data Quality Management (TDQM): A </w:t>
-      </w:r>
-      <w:proofErr w:type="spellStart"/>
-      <w:r>
-        <w:t>Practical</w:t>
-      </w:r>
-      <w:proofErr w:type="spellEnd"/>
-      <w:r>
-        <w:t xml:space="preserve"> Guide - </w:t>
+      <w:pPr>
+        <w:rPr>
+          <w:lang w:val="en-US"/>
+        </w:rPr>
+      </w:pPr>
+      <w:r>
+        <w:rPr>
+          <w:lang w:val="en-US"/>
+        </w:rPr>
+        <w:t xml:space="preserve">[3] Digna - Total Data Quality Management (TDQM): A Practical Guide - </w:t>
       </w:r>
       <w:hyperlink r:id="rId10" w:history="1">
         <w:r>
           <w:rPr>
             <w:rStyle w:val="Collegamentoipertestuale"/>
+            <w:lang w:val="en-US"/>
           </w:rPr>
           <w:t>https://www.digna.ai/total-data-quality-management-tdqm</w:t>
         </w:r>
       </w:hyperlink>
     </w:p>
     <w:p>
-      <w:r>
-        <w:t xml:space="preserve">[3] </w:t>
-      </w:r>
-      <w:proofErr w:type="spellStart"/>
-      <w:r>
-        <w:t>ScienceDirect</w:t>
-      </w:r>
-      <w:proofErr w:type="spellEnd"/>
-      <w:r>
-        <w:t xml:space="preserve"> - Total Data Quality Management - https://www.sciencedirect.com/topics/computer-science/total-data-quality-management</w:t>
+      <w:pPr>
+        <w:rPr>
+          <w:lang w:val="en-US"/>
+        </w:rPr>
+      </w:pPr>
+      <w:r>
+        <w:rPr>
+          <w:lang w:val="en-US"/>
+        </w:rPr>
+        <w:t>[3] ScienceDirect - Total Data Quality Management - https://www.sciencedirect.com/topics/computer-science/total-data-quality-management</w:t>
       </w:r>
     </w:p>
     <w:p>
@@ -1287,66 +1149,44 @@
       </w:hyperlink>
     </w:p>
     <w:p>
-      <w:r>
-        <w:t xml:space="preserve">[5] Wang, R. Y., &amp; Strong, D. M. (1996). Beyond </w:t>
-      </w:r>
-      <w:proofErr w:type="spellStart"/>
-      <w:r>
-        <w:t>accuracy</w:t>
-      </w:r>
-      <w:proofErr w:type="spellEnd"/>
-      <w:r>
-        <w:t xml:space="preserve">: </w:t>
-      </w:r>
-      <w:proofErr w:type="spellStart"/>
-      <w:r>
-        <w:t>What</w:t>
-      </w:r>
-      <w:proofErr w:type="spellEnd"/>
-      <w:r>
-        <w:t xml:space="preserve"> data </w:t>
-      </w:r>
-      <w:proofErr w:type="spellStart"/>
-      <w:r>
-        <w:t>quality</w:t>
-      </w:r>
-      <w:proofErr w:type="spellEnd"/>
-      <w:r>
-        <w:t xml:space="preserve"> </w:t>
-      </w:r>
-      <w:proofErr w:type="spellStart"/>
-      <w:r>
-        <w:t>means</w:t>
-      </w:r>
-      <w:proofErr w:type="spellEnd"/>
-      <w:r>
-        <w:t xml:space="preserve"> to data consumers. Journal of Management Information Systems, 12(4), pp 5-33 - </w:t>
+      <w:pPr>
+        <w:rPr>
+          <w:lang w:val="en-US"/>
+        </w:rPr>
+      </w:pPr>
+      <w:r>
+        <w:rPr>
+          <w:lang w:val="en-US"/>
+        </w:rPr>
+        <w:t xml:space="preserve">[5] Wang, R. Y., &amp; Strong, D. M. (1996). Beyond accuracy: What data quality means to data consumers. Journal of Management Information Systems, 12(4), pp 5-33 - </w:t>
       </w:r>
       <w:hyperlink r:id="rId12" w:history="1">
         <w:r>
           <w:rPr>
             <w:rStyle w:val="Collegamentoipertestuale"/>
+            <w:lang w:val="en-US"/>
           </w:rPr>
           <w:t>https://www.tandfonline.com/doi/abs/10.1080/07421222.1996.11518099</w:t>
         </w:r>
       </w:hyperlink>
     </w:p>
     <w:p>
-      <w:r>
-        <w:t xml:space="preserve">[5] Wang, R.Y. (1998) A Product </w:t>
-      </w:r>
-      <w:proofErr w:type="spellStart"/>
-      <w:r>
-        <w:t>Perspective</w:t>
-      </w:r>
-      <w:proofErr w:type="spellEnd"/>
-      <w:r>
-        <w:t xml:space="preserve"> on Total Data Quality Management. Communications of the ACM, 41, pp 58-65 - </w:t>
+      <w:pPr>
+        <w:rPr>
+          <w:lang w:val="en-US"/>
+        </w:rPr>
+      </w:pPr>
+      <w:r>
+        <w:rPr>
+          <w:lang w:val="en-US"/>
+        </w:rPr>
+        <w:t xml:space="preserve">[5] Wang, R.Y. (1998) A Product Perspective on Total Data Quality Management. Communications of the ACM, 41, pp 58-65 - </w:t>
       </w:r>
       <w:hyperlink r:id="rId13" w:history="1">
         <w:r>
           <w:rPr>
             <w:rStyle w:val="Collegamentoipertestuale"/>
+            <w:lang w:val="en-US"/>
           </w:rPr>
           <w:t>https://doi.org/10.1145/269012.269022</w:t>
         </w:r>
@@ -1354,23 +1194,24 @@
     </w:p>
     <w:p>
       <w:r>
-        <w:t xml:space="preserve">[6] ISO/IEC 25012:2008. Software engineering — Software product Quality </w:t>
+        <w:rPr>
+          <w:lang w:val="en-US"/>
+        </w:rPr>
+        <w:t>[6] ISO/IEC 25012:2008. Software engineering — Software product Quality Requirements and Evaluation (</w:t>
       </w:r>
       <w:proofErr w:type="spellStart"/>
       <w:r>
-        <w:t>Requirements</w:t>
+        <w:rPr>
+          <w:lang w:val="en-US"/>
+        </w:rPr>
+        <w:t>SQuaRE</w:t>
       </w:r>
       <w:proofErr w:type="spellEnd"/>
       <w:r>
-        <w:t xml:space="preserve"> and Evaluation (SQuaRE) — Data </w:t>
-      </w:r>
-      <w:proofErr w:type="spellStart"/>
-      <w:r>
-        <w:t>quality</w:t>
-      </w:r>
-      <w:proofErr w:type="spellEnd"/>
-      <w:r>
-        <w:t xml:space="preserve"> model. </w:t>
+        <w:rPr>
+          <w:lang w:val="en-US"/>
+        </w:rPr>
+        <w:t xml:space="preserve">) — Data quality model. </w:t>
       </w:r>
       <w:hyperlink r:id="rId14" w:history="1">
         <w:r>
@@ -1396,37 +1237,36 @@
       </w:hyperlink>
     </w:p>
     <w:p>
-      <w:r>
-        <w:t xml:space="preserve">[7] ISO/IEC 25024:2015. Systems and software engineering — Systems and software Quality </w:t>
+      <w:pPr>
+        <w:rPr>
+          <w:lang w:val="en-US"/>
+        </w:rPr>
+      </w:pPr>
+      <w:r>
+        <w:rPr>
+          <w:lang w:val="en-US"/>
+        </w:rPr>
+        <w:t>[7] ISO/IEC 25024:2015. Systems and software engineering — Systems and software Quality Requirements and Evaluation (</w:t>
       </w:r>
       <w:proofErr w:type="spellStart"/>
       <w:r>
-        <w:t>Requirements</w:t>
+        <w:rPr>
+          <w:lang w:val="en-US"/>
+        </w:rPr>
+        <w:t>SQuaRE</w:t>
       </w:r>
       <w:proofErr w:type="spellEnd"/>
       <w:r>
-        <w:t xml:space="preserve"> and Evaluation (SQuaRE) — </w:t>
-      </w:r>
-      <w:proofErr w:type="spellStart"/>
-      <w:r>
-        <w:t>Measurement</w:t>
-      </w:r>
-      <w:proofErr w:type="spellEnd"/>
-      <w:r>
-        <w:t xml:space="preserve"> of data </w:t>
-      </w:r>
-      <w:proofErr w:type="spellStart"/>
-      <w:r>
-        <w:t>quality</w:t>
-      </w:r>
-      <w:proofErr w:type="spellEnd"/>
-      <w:r>
-        <w:t xml:space="preserve"> - </w:t>
+        <w:rPr>
+          <w:lang w:val="en-US"/>
+        </w:rPr>
+        <w:t xml:space="preserve">) — Measurement of data quality - </w:t>
       </w:r>
       <w:hyperlink r:id="rId16" w:history="1">
         <w:r>
           <w:rPr>
             <w:rStyle w:val="Collegamentoipertestuale"/>
+            <w:lang w:val="en-US"/>
           </w:rPr>
           <w:t>https://www.iso.org/standard/35749.html</w:t>
         </w:r>
@@ -1446,148 +1286,93 @@
       </w:hyperlink>
     </w:p>
     <w:p>
-      <w:r>
-        <w:t xml:space="preserve">[8] ISO/IEC 5259-2:2024 – </w:t>
-      </w:r>
-      <w:proofErr w:type="spellStart"/>
-      <w:r>
-        <w:t>Artificial</w:t>
-      </w:r>
-      <w:proofErr w:type="spellEnd"/>
-      <w:r>
-        <w:t xml:space="preserve"> intelligence – Data </w:t>
-      </w:r>
-      <w:proofErr w:type="spellStart"/>
-      <w:r>
-        <w:t>quality</w:t>
-      </w:r>
-      <w:proofErr w:type="spellEnd"/>
-      <w:r>
-        <w:t xml:space="preserve"> for </w:t>
-      </w:r>
-      <w:proofErr w:type="spellStart"/>
-      <w:r>
-        <w:t>analytics</w:t>
-      </w:r>
-      <w:proofErr w:type="spellEnd"/>
-      <w:r>
-        <w:t xml:space="preserve"> and machine learning (ML) - </w:t>
+      <w:pPr>
+        <w:rPr>
+          <w:lang w:val="en-US"/>
+        </w:rPr>
+      </w:pPr>
+      <w:r>
+        <w:rPr>
+          <w:lang w:val="en-US"/>
+        </w:rPr>
+        <w:t xml:space="preserve">[8] ISO/IEC 5259-2:2024 – Artificial intelligence – Data quality for analytics and machine learning (ML) - </w:t>
       </w:r>
       <w:hyperlink r:id="rId18" w:history="1">
         <w:r>
           <w:rPr>
             <w:rStyle w:val="Collegamentoipertestuale"/>
+            <w:lang w:val="en-US"/>
           </w:rPr>
           <w:t>https://www.iso.org/standard/81860.html</w:t>
         </w:r>
       </w:hyperlink>
     </w:p>
     <w:p>
-      <w:r>
-        <w:t xml:space="preserve">[8] ISO/IEC 5259 - </w:t>
+      <w:pPr>
+        <w:rPr>
+          <w:lang w:val="en-US"/>
+        </w:rPr>
+      </w:pPr>
+      <w:r>
+        <w:rPr>
+          <w:lang w:val="en-US"/>
+        </w:rPr>
+        <w:t>[8] ISO/IEC 5259 - Artificial intelligence. Data quality for analytics and machine learning - https://theiso5259.com/</w:t>
+      </w:r>
+    </w:p>
+    <w:p>
+      <w:pPr>
+        <w:rPr>
+          <w:lang w:val="en-US"/>
+        </w:rPr>
+      </w:pPr>
+      <w:r>
+        <w:rPr>
+          <w:lang w:val="en-US"/>
+        </w:rPr>
+        <w:t xml:space="preserve">[8] </w:t>
       </w:r>
       <w:proofErr w:type="spellStart"/>
       <w:r>
-        <w:t>Artificial</w:t>
+        <w:rPr>
+          <w:lang w:val="en-US"/>
+        </w:rPr>
+        <w:t>Pebblous</w:t>
       </w:r>
       <w:proofErr w:type="spellEnd"/>
       <w:r>
-        <w:t xml:space="preserve"> intelligence. Data </w:t>
-      </w:r>
-      <w:proofErr w:type="spellStart"/>
-      <w:r>
-        <w:t>quality</w:t>
-      </w:r>
-      <w:proofErr w:type="spellEnd"/>
-      <w:r>
-        <w:t xml:space="preserve"> for </w:t>
-      </w:r>
-      <w:proofErr w:type="spellStart"/>
-      <w:r>
-        <w:t>analytics</w:t>
-      </w:r>
-      <w:proofErr w:type="spellEnd"/>
-      <w:r>
-        <w:t xml:space="preserve"> and machine learning - https://theiso5259.com/</w:t>
-      </w:r>
-    </w:p>
-    <w:p>
-      <w:r>
-        <w:t xml:space="preserve">[8] </w:t>
-      </w:r>
-      <w:proofErr w:type="spellStart"/>
-      <w:r>
-        <w:t>Pebblous</w:t>
-      </w:r>
-      <w:proofErr w:type="spellEnd"/>
-      <w:r>
-        <w:t xml:space="preserve"> - 15 AI Data Quality </w:t>
-      </w:r>
-      <w:proofErr w:type="spellStart"/>
-      <w:r>
-        <w:t>Metrics</w:t>
-      </w:r>
-      <w:proofErr w:type="spellEnd"/>
-      <w:r>
-        <w:t xml:space="preserve"> You Need to Know - Data Quality Measures (QM) - </w:t>
+        <w:rPr>
+          <w:lang w:val="en-US"/>
+        </w:rPr>
+        <w:t xml:space="preserve"> - 15 AI Data Quality Metrics You Need to Know - Data Quality Measures (QM) - </w:t>
       </w:r>
       <w:hyperlink r:id="rId19" w:history="1">
         <w:r>
           <w:rPr>
             <w:rStyle w:val="Collegamentoipertestuale"/>
+            <w:lang w:val="en-US"/>
           </w:rPr>
           <w:t>https://blog.pebblous.ai/project/ISO5259/5259-2-cheetsheet-01/en/</w:t>
         </w:r>
       </w:hyperlink>
     </w:p>
     <w:p>
-      <w:r>
-        <w:t xml:space="preserve">[8] </w:t>
-      </w:r>
-      <w:proofErr w:type="spellStart"/>
-      <w:r>
-        <w:t>Artificial</w:t>
-      </w:r>
-      <w:proofErr w:type="spellEnd"/>
-      <w:r>
-        <w:t xml:space="preserve"> intelligence — Data </w:t>
-      </w:r>
-      <w:proofErr w:type="spellStart"/>
-      <w:r>
-        <w:t>quality</w:t>
-      </w:r>
-      <w:proofErr w:type="spellEnd"/>
-      <w:r>
-        <w:t xml:space="preserve"> for </w:t>
-      </w:r>
-      <w:proofErr w:type="spellStart"/>
-      <w:r>
-        <w:t>analytics</w:t>
-      </w:r>
-      <w:proofErr w:type="spellEnd"/>
-      <w:r>
-        <w:t xml:space="preserve"> and machine learning (ML) — Part 2 - Data </w:t>
-      </w:r>
-      <w:proofErr w:type="spellStart"/>
-      <w:r>
-        <w:t>quality</w:t>
-      </w:r>
-      <w:proofErr w:type="spellEnd"/>
-      <w:r>
-        <w:t xml:space="preserve"> </w:t>
-      </w:r>
-      <w:proofErr w:type="spellStart"/>
-      <w:r>
-        <w:t>measures</w:t>
-      </w:r>
-      <w:proofErr w:type="spellEnd"/>
-      <w:r>
-        <w:t xml:space="preserve"> </w:t>
+      <w:pPr>
+        <w:rPr>
+          <w:lang w:val="en-US"/>
+        </w:rPr>
+      </w:pPr>
+      <w:r>
+        <w:rPr>
+          <w:lang w:val="en-US"/>
+        </w:rPr>
+        <w:t xml:space="preserve">[8] Artificial intelligence — Data quality for analytics and machine learning (ML) — Part 2 - Data quality measures </w:t>
       </w:r>
       <w:hyperlink r:id="rId20" w:history="1">
         <w:r>
           <w:rPr>
             <w:rStyle w:val="Collegamentoipertestuale"/>
+            <w:lang w:val="en-US"/>
           </w:rPr>
           <w:t>https://cdn.standards.iteh.ai/samples/81860/6ac019c359644309afa716572bb73edc/ISO-IEC-5259-2-2024.pdf</w:t>
         </w:r>
@@ -1596,29 +1381,25 @@
     <w:p>
       <w:pPr>
         <w:pStyle w:val="Titolo2"/>
-      </w:pPr>
-      <w:r>
+        <w:rPr>
+          <w:lang w:val="en-US"/>
+        </w:rPr>
+      </w:pPr>
+      <w:r>
+        <w:rPr>
+          <w:lang w:val="en-US"/>
+        </w:rPr>
         <w:br w:type="page"/>
       </w:r>
-      <w:bookmarkStart w:id="2" w:name="_Toc242958215"/>
-      <w:r>
+      <w:bookmarkStart w:id="2" w:name="_Toc243053445"/>
+      <w:r>
+        <w:rPr>
+          <w:lang w:val="en-US"/>
+        </w:rPr>
         <w:lastRenderedPageBreak/>
-        <w:t xml:space="preserve">1.2 </w:t>
-      </w:r>
-      <w:proofErr w:type="spellStart"/>
-      <w:r>
-        <w:t>Retrieval-Augmented</w:t>
-      </w:r>
-      <w:proofErr w:type="spellEnd"/>
-      <w:r>
-        <w:t xml:space="preserve"> Generation (RAG) Systems and Information </w:t>
-      </w:r>
-      <w:proofErr w:type="spellStart"/>
-      <w:r>
-        <w:t>Retrieval</w:t>
+        <w:t>1.2 Retrieval-Augmented Generation (RAG) Systems and Information Retrieval</w:t>
       </w:r>
       <w:bookmarkEnd w:id="2"/>
-      <w:proofErr w:type="spellEnd"/>
     </w:p>
     <w:p>
       <w:pPr>
@@ -1639,73 +1420,43 @@
           <w:ilvl w:val="1"/>
           <w:numId w:val="11"/>
         </w:numPr>
-      </w:pPr>
-      <w:r>
-        <w:t xml:space="preserve">User query, Retriever, Documenti candidati – </w:t>
+        <w:rPr>
+          <w:lang w:val="en-US"/>
+        </w:rPr>
+      </w:pPr>
+      <w:r>
+        <w:rPr>
+          <w:lang w:val="en-US"/>
+        </w:rPr>
+        <w:t xml:space="preserve">User query, Retriever, </w:t>
       </w:r>
       <w:proofErr w:type="spellStart"/>
       <w:r>
-        <w:t>chunks</w:t>
+        <w:rPr>
+          <w:lang w:val="en-US"/>
+        </w:rPr>
+        <w:t>Documenti</w:t>
       </w:r>
       <w:proofErr w:type="spellEnd"/>
       <w:r>
-        <w:t xml:space="preserve">, </w:t>
+        <w:rPr>
+          <w:lang w:val="en-US"/>
+        </w:rPr>
+        <w:t xml:space="preserve"> </w:t>
       </w:r>
       <w:proofErr w:type="spellStart"/>
       <w:r>
-        <w:t>Reranking</w:t>
+        <w:rPr>
+          <w:lang w:val="en-US"/>
+        </w:rPr>
+        <w:t>candidati</w:t>
       </w:r>
       <w:proofErr w:type="spellEnd"/>
       <w:r>
-        <w:t xml:space="preserve">, </w:t>
-      </w:r>
-      <w:proofErr w:type="spellStart"/>
-      <w:r>
-        <w:t>Context</w:t>
-      </w:r>
-      <w:proofErr w:type="spellEnd"/>
-      <w:r>
-        <w:t xml:space="preserve"> </w:t>
-      </w:r>
-      <w:proofErr w:type="spellStart"/>
-      <w:r>
-        <w:t>relevant</w:t>
-      </w:r>
-      <w:proofErr w:type="spellEnd"/>
-      <w:r>
-        <w:t xml:space="preserve">, </w:t>
-      </w:r>
-      <w:proofErr w:type="spellStart"/>
-      <w:r>
-        <w:t>Context</w:t>
-      </w:r>
-      <w:proofErr w:type="spellEnd"/>
-      <w:r>
-        <w:t xml:space="preserve"> </w:t>
-      </w:r>
-      <w:proofErr w:type="spellStart"/>
-      <w:r>
-        <w:t>integration</w:t>
-      </w:r>
-      <w:proofErr w:type="spellEnd"/>
-      <w:r>
-        <w:t xml:space="preserve">, </w:t>
-      </w:r>
-      <w:proofErr w:type="spellStart"/>
-      <w:r>
-        <w:t>Augmented</w:t>
-      </w:r>
-      <w:proofErr w:type="spellEnd"/>
-      <w:r>
-        <w:t xml:space="preserve"> prompt, LLM generation, </w:t>
-      </w:r>
-      <w:proofErr w:type="spellStart"/>
-      <w:r>
-        <w:t>Answer</w:t>
-      </w:r>
-      <w:proofErr w:type="spellEnd"/>
-      <w:r>
-        <w:t xml:space="preserve"> Generation, Output post-processing</w:t>
+        <w:rPr>
+          <w:lang w:val="en-US"/>
+        </w:rPr>
+        <w:t xml:space="preserve"> – chunks, Reranking, Context relevant, Context integration, Augmented prompt, LLM generation, Answer Generation, Output post-processing</w:t>
       </w:r>
     </w:p>
     <w:p>
@@ -1887,15 +1638,30 @@
       </w:r>
       <w:proofErr w:type="spellEnd"/>
       <w:r>
-        <w:t xml:space="preserve">, Manning et al. (2008) MRR – MAP, </w:t>
+        <w:t xml:space="preserve">, Manning et al. </w:t>
+      </w:r>
+      <w:r>
+        <w:rPr>
+          <w:lang w:val="en-US"/>
+        </w:rPr>
+        <w:t xml:space="preserve">(2008) MRR – MAP, </w:t>
       </w:r>
       <w:proofErr w:type="spellStart"/>
       <w:r>
+        <w:rPr>
+          <w:lang w:val="en-US"/>
+        </w:rPr>
         <w:t>Jarvelin</w:t>
       </w:r>
       <w:proofErr w:type="spellEnd"/>
       <w:r>
-        <w:t xml:space="preserve"> et al. (2002) NDCG</w:t>
+        <w:rPr>
+          <w:lang w:val="en-US"/>
+        </w:rPr>
+        <w:t xml:space="preserve"> et al. </w:t>
+      </w:r>
+      <w:r>
+        <w:t>(2002) NDCG</w:t>
       </w:r>
     </w:p>
     <w:p>
@@ -1984,6 +1750,11 @@
     </w:p>
     <w:p/>
     <w:p>
+      <w:pPr>
+        <w:rPr>
+          <w:lang w:val="en-US"/>
+        </w:rPr>
+      </w:pPr>
       <w:r>
         <w:t xml:space="preserve">[1] Lewis, P., Perez, E., </w:t>
       </w:r>
@@ -2011,34 +1782,17 @@
       <w:r>
         <w:t xml:space="preserve">, T., Riedel, S., Kiela, D. (2020). </w:t>
       </w:r>
-      <w:proofErr w:type="spellStart"/>
-      <w:r>
-        <w:t>Retrieval-Augmented</w:t>
-      </w:r>
-      <w:proofErr w:type="spellEnd"/>
-      <w:r>
-        <w:t xml:space="preserve"> Generation for Knowledge-Intensive NLP Tasks. </w:t>
-      </w:r>
-      <w:proofErr w:type="spellStart"/>
-      <w:r>
-        <w:t>Advances</w:t>
-      </w:r>
-      <w:proofErr w:type="spellEnd"/>
-      <w:r>
-        <w:t xml:space="preserve"> in </w:t>
-      </w:r>
-      <w:proofErr w:type="spellStart"/>
-      <w:r>
-        <w:t>Neural</w:t>
-      </w:r>
-      <w:proofErr w:type="spellEnd"/>
-      <w:r>
-        <w:t xml:space="preserve"> Information Processing Systems, 33, pp. 9459-9474 - </w:t>
+      <w:r>
+        <w:rPr>
+          <w:lang w:val="en-US"/>
+        </w:rPr>
+        <w:t xml:space="preserve">Retrieval-Augmented Generation for Knowledge-Intensive NLP Tasks. Advances in Neural Information Processing Systems, 33, pp. 9459-9474 - </w:t>
       </w:r>
       <w:hyperlink r:id="rId21" w:history="1">
         <w:r>
           <w:rPr>
             <w:rStyle w:val="Collegamentoipertestuale"/>
+            <w:lang w:val="en-US"/>
           </w:rPr>
           <w:t>https://arxiv.org/abs/2005.11401</w:t>
         </w:r>
@@ -2066,285 +1820,273 @@
       </w:hyperlink>
     </w:p>
     <w:p>
-      <w:r>
-        <w:t xml:space="preserve">[1] IBM – Cos’è la </w:t>
+      <w:pPr>
+        <w:rPr>
+          <w:lang w:val="en-US"/>
+        </w:rPr>
+      </w:pPr>
+      <w:r>
+        <w:rPr>
+          <w:lang w:val="en-US"/>
+        </w:rPr>
+        <w:t xml:space="preserve">[1] IBM – </w:t>
       </w:r>
       <w:proofErr w:type="spellStart"/>
       <w:r>
-        <w:t>Retieval</w:t>
+        <w:rPr>
+          <w:lang w:val="en-US"/>
+        </w:rPr>
+        <w:t>Cos’è</w:t>
       </w:r>
       <w:proofErr w:type="spellEnd"/>
       <w:r>
-        <w:t xml:space="preserve"> </w:t>
+        <w:rPr>
+          <w:lang w:val="en-US"/>
+        </w:rPr>
+        <w:t xml:space="preserve"> la Retieval Augmented Generation (RAG)? - By Ivan </w:t>
       </w:r>
       <w:proofErr w:type="spellStart"/>
       <w:r>
-        <w:t>Augmented</w:t>
+        <w:rPr>
+          <w:lang w:val="en-US"/>
+        </w:rPr>
+        <w:t>Belcic</w:t>
       </w:r>
       <w:proofErr w:type="spellEnd"/>
       <w:r>
-        <w:t xml:space="preserve"> Generation (RAG)? - By Ivan Belcic - </w:t>
+        <w:rPr>
+          <w:lang w:val="en-US"/>
+        </w:rPr>
+        <w:t xml:space="preserve"> - </w:t>
       </w:r>
       <w:hyperlink r:id="rId23" w:history="1">
         <w:r>
           <w:rPr>
             <w:rStyle w:val="Collegamentoipertestuale"/>
+            <w:lang w:val="en-US"/>
           </w:rPr>
           <w:t>https://www.ibm.com/it-it/think/topics/retrieval-augmented-generation</w:t>
         </w:r>
       </w:hyperlink>
     </w:p>
     <w:p>
-      <w:r>
-        <w:t xml:space="preserve">[1] Google Cloud - Che cos'è la </w:t>
+      <w:pPr>
+        <w:rPr>
+          <w:lang w:val="en-US"/>
+        </w:rPr>
+      </w:pPr>
+      <w:r>
+        <w:rPr>
+          <w:lang w:val="en-US"/>
+        </w:rPr>
+        <w:t xml:space="preserve">[1] Google Cloud - Che </w:t>
       </w:r>
       <w:proofErr w:type="spellStart"/>
-      <w:r>
-        <w:t>Retrieval-Augmented</w:t>
+      <w:proofErr w:type="gramStart"/>
+      <w:r>
+        <w:rPr>
+          <w:lang w:val="en-US"/>
+        </w:rPr>
+        <w:t>cos'è</w:t>
       </w:r>
       <w:proofErr w:type="spellEnd"/>
-      <w:r>
-        <w:t xml:space="preserve"> Generation (RAG)? - </w:t>
+      <w:proofErr w:type="gramEnd"/>
+      <w:r>
+        <w:rPr>
+          <w:lang w:val="en-US"/>
+        </w:rPr>
+        <w:t xml:space="preserve"> la Retrieval-Augmented Generation (RAG)? - </w:t>
       </w:r>
       <w:hyperlink r:id="rId24" w:history="1">
         <w:r>
           <w:rPr>
             <w:rStyle w:val="Collegamentoipertestuale"/>
+            <w:lang w:val="en-US"/>
           </w:rPr>
           <w:t>https://cloud.google.com/use-cases/retrieval-augmented-generation?hl=it</w:t>
         </w:r>
       </w:hyperlink>
     </w:p>
     <w:p>
-      <w:r>
+      <w:pPr>
+        <w:rPr>
+          <w:lang w:val="en-US"/>
+        </w:rPr>
+      </w:pPr>
+      <w:r>
+        <w:rPr>
+          <w:lang w:val="en-US"/>
+        </w:rPr>
         <w:lastRenderedPageBreak/>
-        <w:t xml:space="preserve">[1] </w:t>
+        <w:t xml:space="preserve">[1] Databricks - Workflow RAG end-to-end: come </w:t>
       </w:r>
       <w:proofErr w:type="spellStart"/>
       <w:r>
-        <w:t>Databricks</w:t>
+        <w:rPr>
+          <w:lang w:val="en-US"/>
+        </w:rPr>
+        <w:t>funziona</w:t>
       </w:r>
       <w:proofErr w:type="spellEnd"/>
       <w:r>
-        <w:t xml:space="preserve"> - Workflow RAG end-to-end: come funziona la </w:t>
-      </w:r>
-      <w:proofErr w:type="spellStart"/>
-      <w:r>
-        <w:t>Retrieval</w:t>
-      </w:r>
-      <w:proofErr w:type="spellEnd"/>
-      <w:r>
-        <w:t xml:space="preserve"> </w:t>
-      </w:r>
-      <w:proofErr w:type="spellStart"/>
-      <w:r>
-        <w:t>Augmented</w:t>
-      </w:r>
-      <w:proofErr w:type="spellEnd"/>
-      <w:r>
-        <w:t xml:space="preserve"> Generation - </w:t>
+        <w:rPr>
+          <w:lang w:val="en-US"/>
+        </w:rPr>
+        <w:t xml:space="preserve"> la Retrieval Augmented Generation - </w:t>
       </w:r>
       <w:hyperlink r:id="rId25" w:history="1">
         <w:r>
           <w:rPr>
             <w:rStyle w:val="Collegamentoipertestuale"/>
+            <w:lang w:val="en-US"/>
           </w:rPr>
           <w:t>https://www.databricks.com/it/blog/rag-workflow</w:t>
         </w:r>
       </w:hyperlink>
       <w:r>
+        <w:rPr>
+          <w:lang w:val="en-US"/>
+        </w:rPr>
         <w:t xml:space="preserve"> </w:t>
       </w:r>
     </w:p>
     <w:p>
-      <w:r>
+      <w:pPr>
+        <w:rPr>
+          <w:lang w:val="en-US"/>
+        </w:rPr>
+      </w:pPr>
+      <w:r>
+        <w:rPr>
+          <w:lang w:val="en-US"/>
+        </w:rPr>
         <w:t>[</w:t>
       </w:r>
       <w:r>
+        <w:rPr>
+          <w:lang w:val="en-US"/>
+        </w:rPr>
         <w:t>2] </w:t>
       </w:r>
       <w:proofErr w:type="spellStart"/>
       <w:r>
+        <w:rPr>
+          <w:lang w:val="en-US"/>
+        </w:rPr>
         <w:t>LlamaIndex</w:t>
       </w:r>
       <w:proofErr w:type="spellEnd"/>
       <w:r>
-        <w:t xml:space="preserve"> – </w:t>
-      </w:r>
-      <w:proofErr w:type="spellStart"/>
-      <w:r>
-        <w:t>Document</w:t>
-      </w:r>
-      <w:proofErr w:type="spellEnd"/>
-      <w:r>
-        <w:t xml:space="preserve"> Chunking Strategies - </w:t>
+        <w:rPr>
+          <w:lang w:val="en-US"/>
+        </w:rPr>
+        <w:t xml:space="preserve"> – Document Chunking Strategies - </w:t>
       </w:r>
       <w:hyperlink r:id="rId26" w:history="1">
         <w:r>
           <w:rPr>
             <w:rStyle w:val="Collegamentoipertestuale"/>
+            <w:lang w:val="en-US"/>
           </w:rPr>
           <w:t>https://www.llamaindex.ai/glossary/document-chunking-strategies</w:t>
         </w:r>
       </w:hyperlink>
     </w:p>
     <w:p>
-      <w:r>
-        <w:t xml:space="preserve">[2] Günther, M., Mohr, I., Williams, D. J., Wang, B., Xiao, H. (2024). Late Chunking: </w:t>
-      </w:r>
-      <w:proofErr w:type="spellStart"/>
-      <w:r>
-        <w:t>Contextual</w:t>
-      </w:r>
-      <w:proofErr w:type="spellEnd"/>
-      <w:r>
-        <w:t xml:space="preserve"> </w:t>
-      </w:r>
-      <w:proofErr w:type="spellStart"/>
-      <w:r>
-        <w:t>Chunk</w:t>
-      </w:r>
-      <w:proofErr w:type="spellEnd"/>
-      <w:r>
-        <w:t xml:space="preserve"> </w:t>
-      </w:r>
-      <w:proofErr w:type="spellStart"/>
-      <w:r>
-        <w:t>Embeddings</w:t>
-      </w:r>
-      <w:proofErr w:type="spellEnd"/>
-      <w:r>
-        <w:t xml:space="preserve"> Using Long-</w:t>
-      </w:r>
-      <w:proofErr w:type="spellStart"/>
-      <w:r>
-        <w:t>Context</w:t>
-      </w:r>
-      <w:proofErr w:type="spellEnd"/>
-      <w:r>
-        <w:t xml:space="preserve"> </w:t>
-      </w:r>
-      <w:proofErr w:type="spellStart"/>
-      <w:r>
-        <w:t>Embedding</w:t>
-      </w:r>
-      <w:proofErr w:type="spellEnd"/>
-      <w:r>
-        <w:t xml:space="preserve"> Models - </w:t>
+      <w:pPr>
+        <w:rPr>
+          <w:lang w:val="en-US"/>
+        </w:rPr>
+      </w:pPr>
+      <w:r>
+        <w:rPr>
+          <w:lang w:val="en-US"/>
+        </w:rPr>
+        <w:t xml:space="preserve">[2] Günther, M., Mohr, I., Williams, D. J., Wang, B., Xiao, H. (2024). Late Chunking: Contextual Chunk Embeddings Using Long-Context Embedding Models - </w:t>
       </w:r>
       <w:hyperlink r:id="rId27" w:history="1">
         <w:r>
           <w:rPr>
             <w:rStyle w:val="Collegamentoipertestuale"/>
+            <w:lang w:val="en-US"/>
           </w:rPr>
           <w:t>https://arxiv.org/abs/2409.04701</w:t>
         </w:r>
       </w:hyperlink>
     </w:p>
     <w:p>
-      <w:r>
+      <w:pPr>
+        <w:rPr>
+          <w:lang w:val="en-US"/>
+        </w:rPr>
+      </w:pPr>
+      <w:r>
+        <w:rPr>
+          <w:lang w:val="en-US"/>
+        </w:rPr>
         <w:t>[2</w:t>
       </w:r>
       <w:r>
+        <w:rPr>
+          <w:lang w:val="en-US"/>
+        </w:rPr>
         <w:t xml:space="preserve">] </w:t>
       </w:r>
       <w:proofErr w:type="spellStart"/>
       <w:r>
+        <w:rPr>
+          <w:lang w:val="en-US"/>
+        </w:rPr>
         <w:t>Brådland</w:t>
       </w:r>
       <w:proofErr w:type="spellEnd"/>
       <w:r>
+        <w:rPr>
+          <w:lang w:val="en-US"/>
+        </w:rPr>
         <w:t xml:space="preserve">, H., Goodwin, M., Andersen, P.-A., </w:t>
       </w:r>
       <w:proofErr w:type="spellStart"/>
       <w:r>
+        <w:rPr>
+          <w:lang w:val="en-US"/>
+        </w:rPr>
         <w:t>Nossum</w:t>
       </w:r>
       <w:proofErr w:type="spellEnd"/>
       <w:r>
-        <w:t>, A. S., Gupta, A. (2025). A New HOPE: Domain-</w:t>
-      </w:r>
-      <w:proofErr w:type="spellStart"/>
-      <w:r>
-        <w:t>agnostic</w:t>
-      </w:r>
-      <w:proofErr w:type="spellEnd"/>
-      <w:r>
-        <w:t xml:space="preserve"> </w:t>
-      </w:r>
-      <w:proofErr w:type="spellStart"/>
-      <w:r>
-        <w:t>Automatic</w:t>
-      </w:r>
-      <w:proofErr w:type="spellEnd"/>
-      <w:r>
-        <w:t xml:space="preserve"> Evaluation of Text Chunking. </w:t>
-      </w:r>
-      <w:proofErr w:type="spellStart"/>
-      <w:r>
-        <w:t>Proceedings</w:t>
-      </w:r>
-      <w:proofErr w:type="spellEnd"/>
-      <w:r>
-        <w:t xml:space="preserve"> of the 48th International ACM SIGIR Conference on </w:t>
-      </w:r>
-      <w:proofErr w:type="spellStart"/>
-      <w:r>
-        <w:t>Research</w:t>
-      </w:r>
-      <w:proofErr w:type="spellEnd"/>
-      <w:r>
-        <w:t xml:space="preserve"> and Development in Information </w:t>
-      </w:r>
-      <w:proofErr w:type="spellStart"/>
-      <w:r>
-        <w:t>Retrieval</w:t>
-      </w:r>
-      <w:proofErr w:type="spellEnd"/>
-      <w:r>
-        <w:t xml:space="preserve">, pp. 1-10 - </w:t>
+        <w:rPr>
+          <w:lang w:val="en-US"/>
+        </w:rPr>
+        <w:t xml:space="preserve">, A. S., Gupta, A. (2025). A New HOPE: Domain-agnostic Automatic Evaluation of Text Chunking. Proceedings of the 48th International ACM SIGIR Conference on Research and Development in Information Retrieval, pp. 1-10 - </w:t>
       </w:r>
       <w:hyperlink r:id="rId28" w:history="1">
         <w:r>
           <w:rPr>
             <w:rStyle w:val="Collegamentoipertestuale"/>
+            <w:lang w:val="en-US"/>
           </w:rPr>
           <w:t>https://arxiv.org/abs/2505.02171</w:t>
         </w:r>
       </w:hyperlink>
     </w:p>
     <w:p>
-      <w:r>
-        <w:t xml:space="preserve">[3] Medium - </w:t>
-      </w:r>
-      <w:proofErr w:type="spellStart"/>
-      <w:r>
-        <w:t>Types</w:t>
-      </w:r>
-      <w:proofErr w:type="spellEnd"/>
-      <w:r>
-        <w:t xml:space="preserve"> of </w:t>
-      </w:r>
-      <w:proofErr w:type="spellStart"/>
-      <w:r>
-        <w:t>Retrieval</w:t>
-      </w:r>
-      <w:proofErr w:type="spellEnd"/>
-      <w:r>
-        <w:t xml:space="preserve"> in RAG - </w:t>
-      </w:r>
-      <w:proofErr w:type="spellStart"/>
-      <w:r>
-        <w:t>GenAI</w:t>
-      </w:r>
-      <w:proofErr w:type="spellEnd"/>
-      <w:r>
-        <w:t xml:space="preserve"> Lego Kit - </w:t>
+      <w:pPr>
+        <w:rPr>
+          <w:lang w:val="en-US"/>
+        </w:rPr>
+      </w:pPr>
+      <w:r>
+        <w:rPr>
+          <w:lang w:val="en-US"/>
+        </w:rPr>
+        <w:t xml:space="preserve">[3] Medium - Types of Retrieval in RAG - GenAI Lego Kit - </w:t>
       </w:r>
       <w:hyperlink r:id="rId29" w:history="1">
         <w:r>
           <w:rPr>
             <w:rStyle w:val="Collegamentoipertestuale"/>
+            <w:lang w:val="en-US"/>
           </w:rPr>
           <w:t>https://medium.com/@upadhya.saumya/types-of-retrieval-in-rag-bb4e4a914e7c</w:t>
         </w:r>
@@ -2388,308 +2130,281 @@
       </w:hyperlink>
     </w:p>
     <w:p>
-      <w:r>
+      <w:pPr>
+        <w:rPr>
+          <w:lang w:val="en-US"/>
+        </w:rPr>
+      </w:pPr>
+      <w:r>
+        <w:rPr>
+          <w:lang w:val="en-US"/>
+        </w:rPr>
         <w:t xml:space="preserve">[4] Nogueira, R., Cho, K. (2019). Passage Re-ranking with BERT - </w:t>
       </w:r>
       <w:hyperlink r:id="rId31" w:history="1">
         <w:r>
           <w:rPr>
             <w:rStyle w:val="Collegamentoipertestuale"/>
+            <w:lang w:val="en-US"/>
           </w:rPr>
           <w:t>https://arxiv.org/abs/1901.04085</w:t>
         </w:r>
       </w:hyperlink>
     </w:p>
     <w:p>
-      <w:r>
+      <w:pPr>
+        <w:rPr>
+          <w:lang w:val="en-US"/>
+        </w:rPr>
+      </w:pPr>
+      <w:r>
+        <w:rPr>
+          <w:lang w:val="en-US"/>
+        </w:rPr>
         <w:t xml:space="preserve">[4] </w:t>
       </w:r>
       <w:proofErr w:type="spellStart"/>
       <w:r>
+        <w:rPr>
+          <w:lang w:val="en-US"/>
+        </w:rPr>
         <w:t>Apxml</w:t>
       </w:r>
       <w:proofErr w:type="spellEnd"/>
       <w:r>
-        <w:t xml:space="preserve"> - Component-Level Evaluation: </w:t>
-      </w:r>
-      <w:proofErr w:type="spellStart"/>
-      <w:r>
-        <w:t>Retrieval</w:t>
-      </w:r>
-      <w:proofErr w:type="spellEnd"/>
-      <w:r>
-        <w:t xml:space="preserve"> - </w:t>
+        <w:rPr>
+          <w:lang w:val="en-US"/>
+        </w:rPr>
+        <w:t xml:space="preserve"> - Component-Level Evaluation: Retrieval - </w:t>
       </w:r>
       <w:hyperlink r:id="rId32" w:history="1">
         <w:r>
           <w:rPr>
             <w:rStyle w:val="Collegamentoipertestuale"/>
+            <w:lang w:val="en-US"/>
           </w:rPr>
           <w:t>https://apxml.com/courses/getting-started-rag/chapter-6-evaluating-improving-rag-systems/evaluating-retrieval</w:t>
         </w:r>
       </w:hyperlink>
     </w:p>
     <w:p>
-      <w:r>
+      <w:pPr>
+        <w:rPr>
+          <w:lang w:val="en-US"/>
+        </w:rPr>
+      </w:pPr>
+      <w:r>
+        <w:rPr>
+          <w:lang w:val="en-US"/>
+        </w:rPr>
         <w:t xml:space="preserve">[4] </w:t>
       </w:r>
       <w:proofErr w:type="spellStart"/>
       <w:r>
+        <w:rPr>
+          <w:lang w:val="en-US"/>
+        </w:rPr>
         <w:t>Geeksforgeels</w:t>
       </w:r>
       <w:proofErr w:type="spellEnd"/>
       <w:r>
-        <w:t xml:space="preserve"> - Evaluation </w:t>
-      </w:r>
-      <w:proofErr w:type="spellStart"/>
-      <w:r>
-        <w:t>Metrics</w:t>
-      </w:r>
-      <w:proofErr w:type="spellEnd"/>
-      <w:r>
-        <w:t xml:space="preserve"> for </w:t>
-      </w:r>
-      <w:proofErr w:type="spellStart"/>
-      <w:r>
-        <w:t>Retrieval-Augmented</w:t>
-      </w:r>
-      <w:proofErr w:type="spellEnd"/>
-      <w:r>
-        <w:t xml:space="preserve"> Generation (RAG) Systems - </w:t>
+        <w:rPr>
+          <w:lang w:val="en-US"/>
+        </w:rPr>
+        <w:t xml:space="preserve"> - Evaluation Metrics for Retrieval-Augmented Generation (RAG) Systems - </w:t>
       </w:r>
       <w:hyperlink r:id="rId33" w:history="1">
         <w:r>
           <w:rPr>
             <w:rStyle w:val="Collegamentoipertestuale"/>
+            <w:lang w:val="en-US"/>
           </w:rPr>
           <w:t>https://www.geeksforgeeks.org/nlp/evaluation-metrics-for-retrieval-augmented-generation-rag-systems/</w:t>
         </w:r>
       </w:hyperlink>
     </w:p>
     <w:p>
-      <w:r>
-        <w:t xml:space="preserve">[4] Manning, C. D., Raghavan, P., &amp; Schütze, H. (2008). </w:t>
-      </w:r>
-      <w:proofErr w:type="spellStart"/>
-      <w:r>
-        <w:t>Introduction</w:t>
-      </w:r>
-      <w:proofErr w:type="spellEnd"/>
-      <w:r>
-        <w:t xml:space="preserve"> to Information </w:t>
-      </w:r>
-      <w:proofErr w:type="spellStart"/>
-      <w:r>
-        <w:t>Retrieval</w:t>
-      </w:r>
-      <w:proofErr w:type="spellEnd"/>
-      <w:r>
-        <w:t xml:space="preserve">. Cambridge University Press, pp 1-482 - </w:t>
+      <w:pPr>
+        <w:rPr>
+          <w:lang w:val="en-US"/>
+        </w:rPr>
+      </w:pPr>
+      <w:r>
+        <w:rPr>
+          <w:lang w:val="en-US"/>
+        </w:rPr>
+        <w:t xml:space="preserve">[4] Manning, C. D., Raghavan, P., &amp; Schütze, H. (2008). Introduction to Information Retrieval. Cambridge University Press, pp 1-482 - </w:t>
       </w:r>
       <w:hyperlink r:id="rId34" w:history="1">
         <w:r>
           <w:rPr>
             <w:rStyle w:val="Collegamentoipertestuale"/>
+            <w:lang w:val="en-US"/>
           </w:rPr>
           <w:t>https://doi.org/10.1017/CBO9780511809071</w:t>
         </w:r>
       </w:hyperlink>
     </w:p>
     <w:p>
-      <w:r>
-        <w:t xml:space="preserve">[4] Medium - </w:t>
+      <w:pPr>
+        <w:rPr>
+          <w:lang w:val="en-US"/>
+        </w:rPr>
+      </w:pPr>
+      <w:r>
+        <w:rPr>
+          <w:lang w:val="en-US"/>
+        </w:rPr>
+        <w:t xml:space="preserve">[4] Medium - Evaluating RAG Systems with Mean Reciprocal Rank (MRR) - </w:t>
       </w:r>
       <w:proofErr w:type="spellStart"/>
       <w:r>
-        <w:t>Evaluating</w:t>
+        <w:rPr>
+          <w:lang w:val="en-US"/>
+        </w:rPr>
+        <w:t>DhanushKumar</w:t>
       </w:r>
       <w:proofErr w:type="spellEnd"/>
       <w:r>
-        <w:t xml:space="preserve"> RAG Systems with Mean </w:t>
-      </w:r>
-      <w:proofErr w:type="spellStart"/>
-      <w:r>
-        <w:t>Reciprocal</w:t>
-      </w:r>
-      <w:proofErr w:type="spellEnd"/>
-      <w:r>
-        <w:t xml:space="preserve"> Rank (MRR) - </w:t>
-      </w:r>
-      <w:proofErr w:type="spellStart"/>
-      <w:r>
-        <w:t>DhanushKumar</w:t>
-      </w:r>
-      <w:proofErr w:type="spellEnd"/>
-      <w:r>
+        <w:rPr>
+          <w:lang w:val="en-US"/>
+        </w:rPr>
         <w:t xml:space="preserve"> - </w:t>
       </w:r>
       <w:hyperlink r:id="rId35" w:history="1">
         <w:r>
           <w:rPr>
             <w:rStyle w:val="Collegamentoipertestuale"/>
+            <w:lang w:val="en-US"/>
           </w:rPr>
           <w:t>https://blog.gopenai.com/evaluating-rag-systems-with-mean-reciprocal-rank-mrr-2e5a51227871</w:t>
         </w:r>
       </w:hyperlink>
     </w:p>
     <w:p>
-      <w:r>
+      <w:pPr>
+        <w:rPr>
+          <w:lang w:val="en-US"/>
+        </w:rPr>
+      </w:pPr>
+      <w:r>
+        <w:rPr>
+          <w:lang w:val="en-US"/>
+        </w:rPr>
         <w:t>[4]</w:t>
       </w:r>
       <w:r>
+        <w:rPr>
+          <w:lang w:val="en-US"/>
+        </w:rPr>
         <w:t xml:space="preserve"> </w:t>
       </w:r>
       <w:proofErr w:type="spellStart"/>
       <w:r>
+        <w:rPr>
+          <w:lang w:val="en-US"/>
+        </w:rPr>
         <w:t>Järvelin</w:t>
       </w:r>
       <w:proofErr w:type="spellEnd"/>
       <w:r>
-        <w:t xml:space="preserve">, K., &amp; Kekäläinen, J. (2002). </w:t>
-      </w:r>
-      <w:proofErr w:type="spellStart"/>
-      <w:r>
-        <w:t>Cumulated</w:t>
-      </w:r>
-      <w:proofErr w:type="spellEnd"/>
-      <w:r>
-        <w:t xml:space="preserve"> Gain-Based Evaluation of IR Techniques. ACM </w:t>
-      </w:r>
-      <w:proofErr w:type="spellStart"/>
-      <w:r>
-        <w:t>Transactions</w:t>
-      </w:r>
-      <w:proofErr w:type="spellEnd"/>
-      <w:r>
-        <w:t xml:space="preserve"> on Information Systems, 20(4), pp 422-446 - </w:t>
+        <w:rPr>
+          <w:lang w:val="en-US"/>
+        </w:rPr>
+        <w:t xml:space="preserve">, K., &amp; Kekäläinen, J. (2002). Cumulated Gain-Based Evaluation of IR Techniques. ACM Transactions on Information Systems, 20(4), pp 422-446 - </w:t>
       </w:r>
       <w:hyperlink r:id="rId36" w:history="1">
         <w:r>
           <w:rPr>
             <w:rStyle w:val="Collegamentoipertestuale"/>
+            <w:lang w:val="en-US"/>
           </w:rPr>
           <w:t>https://doi.org/10.1145/582415.582418</w:t>
         </w:r>
       </w:hyperlink>
     </w:p>
     <w:p>
-      <w:r>
+      <w:pPr>
+        <w:rPr>
+          <w:lang w:val="en-US"/>
+        </w:rPr>
+      </w:pPr>
+      <w:r>
+        <w:rPr>
+          <w:lang w:val="en-US"/>
+        </w:rPr>
         <w:t xml:space="preserve">[4] </w:t>
       </w:r>
       <w:r>
-        <w:t xml:space="preserve">Medium - NDCG vs. MRR: Ranking </w:t>
+        <w:rPr>
+          <w:lang w:val="en-US"/>
+        </w:rPr>
+        <w:t xml:space="preserve">Medium - NDCG vs. MRR: Ranking Metrics for Information Retrieval in RAG’s - </w:t>
       </w:r>
       <w:proofErr w:type="spellStart"/>
       <w:r>
-        <w:t>Metrics</w:t>
+        <w:rPr>
+          <w:lang w:val="en-US"/>
+        </w:rPr>
+        <w:t>BavalpreetSinghh</w:t>
       </w:r>
       <w:proofErr w:type="spellEnd"/>
       <w:r>
-        <w:t xml:space="preserve"> for Information </w:t>
-      </w:r>
-      <w:proofErr w:type="spellStart"/>
-      <w:r>
-        <w:t>Retrieval</w:t>
-      </w:r>
-      <w:proofErr w:type="spellEnd"/>
-      <w:r>
-        <w:t xml:space="preserve"> in </w:t>
-      </w:r>
-      <w:proofErr w:type="spellStart"/>
-      <w:r>
-        <w:t>RAG’s</w:t>
-      </w:r>
-      <w:proofErr w:type="spellEnd"/>
-      <w:r>
-        <w:t xml:space="preserve"> - </w:t>
-      </w:r>
-      <w:proofErr w:type="spellStart"/>
-      <w:r>
-        <w:t>BavalpreetSinghh</w:t>
-      </w:r>
-      <w:proofErr w:type="spellEnd"/>
-      <w:r>
+        <w:rPr>
+          <w:lang w:val="en-US"/>
+        </w:rPr>
         <w:t xml:space="preserve"> - </w:t>
       </w:r>
       <w:hyperlink r:id="rId37" w:history="1">
         <w:r>
           <w:rPr>
             <w:rStyle w:val="Collegamentoipertestuale"/>
+            <w:lang w:val="en-US"/>
           </w:rPr>
           <w:t>https://blog.stackademic.com/ndcg-vs-mrr-ranking-metrics-for-information-retrieval-in-rags-2061b04298a6</w:t>
         </w:r>
       </w:hyperlink>
     </w:p>
     <w:p>
-      <w:r>
-        <w:t xml:space="preserve">[5] Liu, N. F., </w:t>
-      </w:r>
-      <w:proofErr w:type="spellStart"/>
-      <w:r>
-        <w:t>Lin</w:t>
-      </w:r>
-      <w:proofErr w:type="spellEnd"/>
-      <w:r>
-        <w:t xml:space="preserve">, K., Hewitt, J., Paranjape, A., Bevilacqua, M., Petroni, F., &amp; Liang, P. (2023). Lost in the Middle: How Language Models Use Long </w:t>
-      </w:r>
-      <w:proofErr w:type="spellStart"/>
-      <w:r>
-        <w:t>Contexts</w:t>
-      </w:r>
-      <w:proofErr w:type="spellEnd"/>
-      <w:r>
-        <w:t xml:space="preserve">. </w:t>
-      </w:r>
-      <w:proofErr w:type="spellStart"/>
-      <w:r>
-        <w:t>Transactions</w:t>
-      </w:r>
-      <w:proofErr w:type="spellEnd"/>
-      <w:r>
-        <w:t xml:space="preserve"> of the Association for </w:t>
-      </w:r>
-      <w:proofErr w:type="spellStart"/>
-      <w:r>
-        <w:t>Computational</w:t>
-      </w:r>
-      <w:proofErr w:type="spellEnd"/>
-      <w:r>
-        <w:t xml:space="preserve"> </w:t>
-      </w:r>
-      <w:proofErr w:type="spellStart"/>
-      <w:r>
-        <w:t>Linguistics</w:t>
-      </w:r>
-      <w:proofErr w:type="spellEnd"/>
-      <w:r>
-        <w:t xml:space="preserve"> (TACL) - </w:t>
+      <w:pPr>
+        <w:rPr>
+          <w:lang w:val="en-US"/>
+        </w:rPr>
+      </w:pPr>
+      <w:r>
+        <w:rPr>
+          <w:lang w:val="en-US"/>
+        </w:rPr>
+        <w:t xml:space="preserve">[5] Liu, N. F., Lin, K., Hewitt, J., Paranjape, A., Bevilacqua, M., Petroni, F., &amp; Liang, P. (2023). Lost in the Middle: How Language Models Use Long Contexts. Transactions of the Association for Computational Linguistics (TACL) - </w:t>
       </w:r>
       <w:hyperlink r:id="rId38" w:history="1">
         <w:r>
           <w:rPr>
             <w:rStyle w:val="Collegamentoipertestuale"/>
+            <w:lang w:val="en-US"/>
           </w:rPr>
           <w:t>https://doi.org/10.48550/arXiv.2307.03172</w:t>
         </w:r>
       </w:hyperlink>
     </w:p>
     <w:p>
-      <w:r>
+      <w:pPr>
+        <w:rPr>
+          <w:lang w:val="en-US"/>
+        </w:rPr>
+      </w:pPr>
+      <w:r>
+        <w:rPr>
+          <w:lang w:val="en-US"/>
+        </w:rPr>
         <w:lastRenderedPageBreak/>
-        <w:t xml:space="preserve">[6] Ragas - </w:t>
-      </w:r>
-      <w:proofErr w:type="spellStart"/>
-      <w:r>
-        <w:t>Faithfulness</w:t>
-      </w:r>
-      <w:proofErr w:type="spellEnd"/>
-      <w:r>
-        <w:t xml:space="preserve"> - </w:t>
+        <w:t xml:space="preserve">[6] Ragas - Faithfulness - </w:t>
       </w:r>
       <w:hyperlink r:id="rId39" w:history="1">
         <w:r>
           <w:rPr>
             <w:rStyle w:val="Collegamentoipertestuale"/>
+            <w:lang w:val="en-US"/>
           </w:rPr>
           <w:t>https://docs.ragas.io/en/stable/concepts/metrics/available_metrics/faithfulness/</w:t>
         </w:r>
@@ -2723,677 +2438,596 @@
             <w:tcW w:w="9628" w:type="dxa"/>
           </w:tcPr>
           <w:p>
-            <w:r>
-              <w:t>prompt = '''</w:t>
-            </w:r>
-          </w:p>
-          <w:p>
-            <w:r>
+            <w:pPr>
+              <w:rPr>
+                <w:lang w:val="en-US"/>
+              </w:rPr>
+            </w:pPr>
+            <w:r>
+              <w:rPr>
+                <w:lang w:val="en-US"/>
+              </w:rPr>
+              <w:t xml:space="preserve">prompt </w:t>
+            </w:r>
+            <w:proofErr w:type="gramStart"/>
+            <w:r>
+              <w:rPr>
+                <w:lang w:val="en-US"/>
+              </w:rPr>
+              <w:t>= ''</w:t>
+            </w:r>
+            <w:proofErr w:type="gramEnd"/>
+            <w:r>
+              <w:rPr>
+                <w:lang w:val="en-US"/>
+              </w:rPr>
+              <w:t>'</w:t>
+            </w:r>
+          </w:p>
+          <w:p>
+            <w:pPr>
+              <w:rPr>
+                <w:lang w:val="en-US"/>
+              </w:rPr>
+            </w:pPr>
+            <w:r>
+              <w:rPr>
+                <w:lang w:val="en-US"/>
+              </w:rPr>
               <w:t xml:space="preserve">        [System]</w:t>
             </w:r>
           </w:p>
           <w:p>
-            <w:r>
-              <w:t xml:space="preserve">        You are an </w:t>
+            <w:pPr>
+              <w:rPr>
+                <w:lang w:val="en-US"/>
+              </w:rPr>
+            </w:pPr>
+            <w:r>
+              <w:rPr>
+                <w:lang w:val="en-US"/>
+              </w:rPr>
+              <w:t xml:space="preserve">        You are an expert and precise virtual assistant. Your task is to answer the user's</w:t>
+            </w:r>
+          </w:p>
+          <w:p>
+            <w:pPr>
+              <w:rPr>
+                <w:lang w:val="en-US"/>
+              </w:rPr>
+            </w:pPr>
+            <w:r>
+              <w:rPr>
+                <w:lang w:val="en-US"/>
+              </w:rPr>
+              <w:t xml:space="preserve">        question based EXCLUSIVELY on the information provided in the "Context" area.</w:t>
+            </w:r>
+          </w:p>
+          <w:p>
+            <w:pPr>
+              <w:rPr>
+                <w:lang w:val="en-US"/>
+              </w:rPr>
+            </w:pPr>
+          </w:p>
+          <w:p>
+            <w:pPr>
+              <w:rPr>
+                <w:lang w:val="en-US"/>
+              </w:rPr>
+            </w:pPr>
+            <w:r>
+              <w:rPr>
+                <w:lang w:val="en-US"/>
+              </w:rPr>
+              <w:t xml:space="preserve">        Fundamental Rules:</w:t>
+            </w:r>
+          </w:p>
+          <w:p>
+            <w:pPr>
+              <w:rPr>
+                <w:lang w:val="en-US"/>
+              </w:rPr>
+            </w:pPr>
+            <w:r>
+              <w:rPr>
+                <w:lang w:val="en-US"/>
+              </w:rPr>
+              <w:t xml:space="preserve">            - If the answer isn't found in the context, reply verbatim: "I don't have sufficient</w:t>
+            </w:r>
+          </w:p>
+          <w:p>
+            <w:pPr>
+              <w:rPr>
+                <w:lang w:val="en-US"/>
+              </w:rPr>
+            </w:pPr>
+            <w:r>
+              <w:rPr>
+                <w:lang w:val="en-US"/>
+              </w:rPr>
+              <w:t xml:space="preserve">                   information to answer this question based on the available documents."</w:t>
+            </w:r>
+          </w:p>
+          <w:p>
+            <w:pPr>
+              <w:rPr>
+                <w:lang w:val="en-US"/>
+              </w:rPr>
+            </w:pPr>
+            <w:r>
+              <w:rPr>
+                <w:lang w:val="en-US"/>
+              </w:rPr>
+              <w:t xml:space="preserve">            - Don't invent, extrapolate or use external or prior knowledge that isn't explicitly </w:t>
+            </w:r>
+          </w:p>
+          <w:p>
+            <w:pPr>
+              <w:rPr>
+                <w:lang w:val="en-US"/>
+              </w:rPr>
+            </w:pPr>
+            <w:r>
+              <w:rPr>
+                <w:lang w:val="en-US"/>
+              </w:rPr>
+              <w:t xml:space="preserve">                  stated in the context.</w:t>
+            </w:r>
+          </w:p>
+          <w:p>
+            <w:pPr>
+              <w:rPr>
+                <w:lang w:val="en-US"/>
+              </w:rPr>
+            </w:pPr>
+            <w:r>
+              <w:rPr>
+                <w:lang w:val="en-US"/>
+              </w:rPr>
+              <w:t xml:space="preserve">            - Cite the source or the name of the reference document in square brackets </w:t>
+            </w:r>
+          </w:p>
+          <w:p>
+            <w:pPr>
+              <w:rPr>
+                <w:lang w:val="en-US"/>
+              </w:rPr>
+            </w:pPr>
+            <w:r>
+              <w:rPr>
+                <w:lang w:val="en-US"/>
+              </w:rPr>
+              <w:t xml:space="preserve">                  (e.g., [</w:t>
             </w:r>
             <w:proofErr w:type="spellStart"/>
             <w:r>
-              <w:t>expert</w:t>
+              <w:rPr>
+                <w:lang w:val="en-US"/>
+              </w:rPr>
+              <w:t>Document_N</w:t>
             </w:r>
             <w:proofErr w:type="spellEnd"/>
             <w:r>
-              <w:t xml:space="preserve"> and precise </w:t>
+              <w:rPr>
+                <w:lang w:val="en-US"/>
+              </w:rPr>
+              <w:t>]) when starting a fact.</w:t>
+            </w:r>
+          </w:p>
+          <w:p>
+            <w:pPr>
+              <w:rPr>
+                <w:lang w:val="en-US"/>
+              </w:rPr>
+            </w:pPr>
+            <w:r>
+              <w:rPr>
+                <w:lang w:val="en-US"/>
+              </w:rPr>
+              <w:t xml:space="preserve">            - Maintain a professional, clear and concise tone.</w:t>
+            </w:r>
+          </w:p>
+          <w:p>
+            <w:pPr>
+              <w:rPr>
+                <w:lang w:val="en-US"/>
+              </w:rPr>
+            </w:pPr>
+          </w:p>
+          <w:p>
+            <w:pPr>
+              <w:rPr>
+                <w:lang w:val="en-US"/>
+              </w:rPr>
+            </w:pPr>
+            <w:r>
+              <w:rPr>
+                <w:lang w:val="en-US"/>
+              </w:rPr>
+              <w:t xml:space="preserve">        [User Question]</w:t>
+            </w:r>
+          </w:p>
+          <w:p>
+            <w:pPr>
+              <w:rPr>
+                <w:lang w:val="en-US"/>
+              </w:rPr>
+            </w:pPr>
+            <w:r>
+              <w:rPr>
+                <w:lang w:val="en-US"/>
+              </w:rPr>
+              <w:t xml:space="preserve">        </w:t>
+            </w:r>
+            <w:proofErr w:type="gramStart"/>
+            <w:r>
+              <w:rPr>
+                <w:lang w:val="en-US"/>
+              </w:rPr>
+              <w:t xml:space="preserve">{{ </w:t>
             </w:r>
             <w:proofErr w:type="spellStart"/>
             <w:r>
-              <w:t>virtual</w:t>
+              <w:rPr>
+                <w:lang w:val="en-US"/>
+              </w:rPr>
+              <w:t>user</w:t>
+            </w:r>
+            <w:proofErr w:type="gramEnd"/>
+            <w:r>
+              <w:rPr>
+                <w:lang w:val="en-US"/>
+              </w:rPr>
+              <w:t>_</w:t>
+            </w:r>
+            <w:proofErr w:type="gramStart"/>
+            <w:r>
+              <w:rPr>
+                <w:lang w:val="en-US"/>
+              </w:rPr>
+              <w:t>query</w:t>
             </w:r>
             <w:proofErr w:type="spellEnd"/>
             <w:r>
-              <w:t xml:space="preserve"> </w:t>
+              <w:rPr>
+                <w:lang w:val="en-US"/>
+              </w:rPr>
+              <w:t xml:space="preserve"> }</w:t>
+            </w:r>
+            <w:proofErr w:type="gramEnd"/>
+            <w:r>
+              <w:rPr>
+                <w:lang w:val="en-US"/>
+              </w:rPr>
+              <w:t>}</w:t>
+            </w:r>
+          </w:p>
+          <w:p>
+            <w:pPr>
+              <w:rPr>
+                <w:lang w:val="en-US"/>
+              </w:rPr>
+            </w:pPr>
+            <w:r>
+              <w:rPr>
+                <w:lang w:val="en-US"/>
+              </w:rPr>
+              <w:t xml:space="preserve">        [Context]</w:t>
+            </w:r>
+          </w:p>
+          <w:p>
+            <w:pPr>
+              <w:rPr>
+                <w:lang w:val="en-US"/>
+              </w:rPr>
+            </w:pPr>
+            <w:r>
+              <w:rPr>
+                <w:lang w:val="en-US"/>
+              </w:rPr>
+              <w:t xml:space="preserve">        {% for chunk in </w:t>
             </w:r>
             <w:proofErr w:type="spellStart"/>
             <w:r>
-              <w:t>assistant</w:t>
+              <w:rPr>
+                <w:lang w:val="en-US"/>
+              </w:rPr>
+              <w:t>reordered_</w:t>
+            </w:r>
+            <w:proofErr w:type="gramStart"/>
+            <w:r>
+              <w:rPr>
+                <w:lang w:val="en-US"/>
+              </w:rPr>
+              <w:t>chunks</w:t>
             </w:r>
             <w:proofErr w:type="spellEnd"/>
             <w:r>
-              <w:t xml:space="preserve">. Your task </w:t>
+              <w:rPr>
+                <w:lang w:val="en-US"/>
+              </w:rPr>
+              <w:t xml:space="preserve"> %}</w:t>
+            </w:r>
+            <w:proofErr w:type="gramEnd"/>
+          </w:p>
+          <w:p>
+            <w:pPr>
+              <w:rPr>
+                <w:lang w:val="en-US"/>
+              </w:rPr>
+            </w:pPr>
+          </w:p>
+          <w:p>
+            <w:pPr>
+              <w:rPr>
+                <w:lang w:val="en-US"/>
+              </w:rPr>
+            </w:pPr>
+            <w:r>
+              <w:rPr>
+                <w:lang w:val="en-US"/>
+              </w:rPr>
+              <w:t xml:space="preserve">            --- Start of Document: </w:t>
+            </w:r>
+            <w:proofErr w:type="gramStart"/>
+            <w:r>
+              <w:rPr>
+                <w:lang w:val="en-US"/>
+              </w:rPr>
+              <w:t xml:space="preserve">{{ </w:t>
             </w:r>
             <w:proofErr w:type="spellStart"/>
             <w:r>
-              <w:t>is</w:t>
-            </w:r>
-            <w:proofErr w:type="spellEnd"/>
-            <w:r>
-              <w:t xml:space="preserve"> to </w:t>
-            </w:r>
-            <w:proofErr w:type="spellStart"/>
-            <w:r>
-              <w:t>answer</w:t>
-            </w:r>
-            <w:proofErr w:type="spellEnd"/>
-            <w:r>
-              <w:t xml:space="preserve"> the </w:t>
-            </w:r>
-            <w:proofErr w:type="spellStart"/>
-            <w:r>
-              <w:t>user's</w:t>
-            </w:r>
-            <w:proofErr w:type="spellEnd"/>
-          </w:p>
-          <w:p>
-            <w:r>
-              <w:t xml:space="preserve">        </w:t>
-            </w:r>
-            <w:proofErr w:type="spellStart"/>
-            <w:r>
-              <w:t>question</w:t>
-            </w:r>
-            <w:proofErr w:type="spellEnd"/>
-            <w:r>
-              <w:t xml:space="preserve"> </w:t>
-            </w:r>
-            <w:proofErr w:type="spellStart"/>
-            <w:r>
-              <w:t>based</w:t>
-            </w:r>
-            <w:proofErr w:type="spellEnd"/>
-            <w:r>
-              <w:t xml:space="preserve"> EXCLUSIVELY on the information </w:t>
-            </w:r>
-            <w:proofErr w:type="spellStart"/>
-            <w:r>
-              <w:t>provided</w:t>
-            </w:r>
-            <w:proofErr w:type="spellEnd"/>
-            <w:r>
-              <w:t xml:space="preserve"> in the "</w:t>
-            </w:r>
-            <w:proofErr w:type="spellStart"/>
-            <w:r>
-              <w:t>Context</w:t>
-            </w:r>
-            <w:proofErr w:type="spellEnd"/>
-            <w:r>
-              <w:t>" area.</w:t>
-            </w:r>
-          </w:p>
-          <w:p/>
-          <w:p>
-            <w:r>
-              <w:t xml:space="preserve">        </w:t>
-            </w:r>
-            <w:proofErr w:type="spellStart"/>
-            <w:r>
-              <w:t>Fundamental</w:t>
-            </w:r>
-            <w:proofErr w:type="spellEnd"/>
-            <w:r>
-              <w:t xml:space="preserve"> Rules:</w:t>
-            </w:r>
-          </w:p>
-          <w:p>
-            <w:r>
-              <w:t xml:space="preserve">            - </w:t>
-            </w:r>
-            <w:proofErr w:type="spellStart"/>
-            <w:r>
-              <w:t>If</w:t>
-            </w:r>
-            <w:proofErr w:type="spellEnd"/>
-            <w:r>
-              <w:t xml:space="preserve"> the </w:t>
-            </w:r>
-            <w:proofErr w:type="spellStart"/>
-            <w:r>
-              <w:t>answer</w:t>
-            </w:r>
-            <w:proofErr w:type="spellEnd"/>
-            <w:r>
-              <w:t xml:space="preserve"> </w:t>
-            </w:r>
-            <w:proofErr w:type="spellStart"/>
-            <w:r>
-              <w:t>isn't</w:t>
-            </w:r>
-            <w:proofErr w:type="spellEnd"/>
-            <w:r>
-              <w:t xml:space="preserve"> </w:t>
-            </w:r>
-            <w:proofErr w:type="spellStart"/>
-            <w:r>
-              <w:t>found</w:t>
-            </w:r>
-            <w:proofErr w:type="spellEnd"/>
-            <w:r>
-              <w:t xml:space="preserve"> in the </w:t>
-            </w:r>
-            <w:proofErr w:type="spellStart"/>
-            <w:r>
-              <w:t>context</w:t>
-            </w:r>
-            <w:proofErr w:type="spellEnd"/>
-            <w:r>
-              <w:t xml:space="preserve">, </w:t>
-            </w:r>
-            <w:proofErr w:type="spellStart"/>
-            <w:r>
-              <w:t>reply</w:t>
-            </w:r>
-            <w:proofErr w:type="spellEnd"/>
-            <w:r>
-              <w:t xml:space="preserve"> verbatim: "I </w:t>
-            </w:r>
-            <w:proofErr w:type="spellStart"/>
-            <w:r>
-              <w:t>don't</w:t>
-            </w:r>
-            <w:proofErr w:type="spellEnd"/>
-            <w:r>
-              <w:t xml:space="preserve"> </w:t>
-            </w:r>
-            <w:proofErr w:type="spellStart"/>
-            <w:r>
-              <w:t>have</w:t>
-            </w:r>
-            <w:proofErr w:type="spellEnd"/>
-            <w:r>
-              <w:t xml:space="preserve"> </w:t>
-            </w:r>
-            <w:proofErr w:type="spellStart"/>
-            <w:r>
-              <w:t>sufficient</w:t>
-            </w:r>
-            <w:proofErr w:type="spellEnd"/>
-          </w:p>
-          <w:p>
-            <w:r>
-              <w:t xml:space="preserve">                   information to </w:t>
-            </w:r>
-            <w:proofErr w:type="spellStart"/>
-            <w:r>
-              <w:t>answer</w:t>
-            </w:r>
-            <w:proofErr w:type="spellEnd"/>
-            <w:r>
-              <w:t xml:space="preserve"> </w:t>
-            </w:r>
-            <w:proofErr w:type="spellStart"/>
-            <w:r>
-              <w:t>this</w:t>
-            </w:r>
-            <w:proofErr w:type="spellEnd"/>
-            <w:r>
-              <w:t xml:space="preserve"> </w:t>
-            </w:r>
-            <w:proofErr w:type="spellStart"/>
-            <w:r>
-              <w:t>question</w:t>
-            </w:r>
-            <w:proofErr w:type="spellEnd"/>
-            <w:r>
-              <w:t xml:space="preserve"> </w:t>
-            </w:r>
-            <w:proofErr w:type="spellStart"/>
-            <w:r>
-              <w:t>based</w:t>
-            </w:r>
-            <w:proofErr w:type="spellEnd"/>
-            <w:r>
-              <w:t xml:space="preserve"> on the </w:t>
-            </w:r>
-            <w:proofErr w:type="spellStart"/>
-            <w:r>
-              <w:t>available</w:t>
-            </w:r>
-            <w:proofErr w:type="spellEnd"/>
-            <w:r>
-              <w:t xml:space="preserve"> </w:t>
-            </w:r>
-            <w:proofErr w:type="spellStart"/>
-            <w:r>
-              <w:t>documents</w:t>
-            </w:r>
-            <w:proofErr w:type="spellEnd"/>
-            <w:r>
-              <w:t>."</w:t>
-            </w:r>
-          </w:p>
-          <w:p>
-            <w:r>
-              <w:t xml:space="preserve">            - </w:t>
-            </w:r>
-            <w:proofErr w:type="spellStart"/>
-            <w:r>
-              <w:t>Don't</w:t>
-            </w:r>
-            <w:proofErr w:type="spellEnd"/>
-            <w:r>
-              <w:t xml:space="preserve"> </w:t>
-            </w:r>
-            <w:proofErr w:type="spellStart"/>
-            <w:r>
-              <w:t>invent</w:t>
-            </w:r>
-            <w:proofErr w:type="spellEnd"/>
-            <w:r>
-              <w:t xml:space="preserve">, extrapolate or use </w:t>
-            </w:r>
-            <w:proofErr w:type="spellStart"/>
-            <w:r>
-              <w:t>external</w:t>
-            </w:r>
-            <w:proofErr w:type="spellEnd"/>
-            <w:r>
-              <w:t xml:space="preserve"> or </w:t>
-            </w:r>
-            <w:proofErr w:type="spellStart"/>
-            <w:r>
-              <w:t>prior</w:t>
-            </w:r>
-            <w:proofErr w:type="spellEnd"/>
-            <w:r>
-              <w:t xml:space="preserve"> knowledge </w:t>
-            </w:r>
-            <w:proofErr w:type="spellStart"/>
-            <w:r>
-              <w:t>that</w:t>
-            </w:r>
-            <w:proofErr w:type="spellEnd"/>
-            <w:r>
-              <w:t xml:space="preserve"> </w:t>
-            </w:r>
-            <w:proofErr w:type="spellStart"/>
-            <w:r>
-              <w:t>isn't</w:t>
-            </w:r>
-            <w:proofErr w:type="spellEnd"/>
-            <w:r>
-              <w:t xml:space="preserve"> </w:t>
-            </w:r>
-            <w:proofErr w:type="spellStart"/>
-            <w:r>
-              <w:t>explicitly</w:t>
-            </w:r>
-            <w:proofErr w:type="spellEnd"/>
-            <w:r>
-              <w:t xml:space="preserve"> </w:t>
-            </w:r>
-          </w:p>
-          <w:p>
-            <w:r>
-              <w:t xml:space="preserve">                  </w:t>
-            </w:r>
-            <w:proofErr w:type="spellStart"/>
-            <w:r>
-              <w:t>stated</w:t>
-            </w:r>
-            <w:proofErr w:type="spellEnd"/>
-            <w:r>
-              <w:t xml:space="preserve"> in the </w:t>
-            </w:r>
-            <w:proofErr w:type="spellStart"/>
-            <w:r>
-              <w:t>context</w:t>
-            </w:r>
-            <w:proofErr w:type="spellEnd"/>
-            <w:r>
+              <w:rPr>
+                <w:lang w:val="en-US"/>
+              </w:rPr>
+              <w:t>chunk</w:t>
+            </w:r>
+            <w:proofErr w:type="gramEnd"/>
+            <w:r>
+              <w:rPr>
+                <w:lang w:val="en-US"/>
+              </w:rPr>
               <w:t>.</w:t>
             </w:r>
-          </w:p>
-          <w:p>
-            <w:r>
-              <w:t xml:space="preserve">            - </w:t>
-            </w:r>
-            <w:proofErr w:type="spellStart"/>
-            <w:r>
-              <w:t>Cite</w:t>
-            </w:r>
-            <w:proofErr w:type="spellEnd"/>
-            <w:r>
-              <w:t xml:space="preserve"> the source or the name of the </w:t>
-            </w:r>
-            <w:proofErr w:type="spellStart"/>
-            <w:r>
-              <w:t>reference</w:t>
-            </w:r>
-            <w:proofErr w:type="spellEnd"/>
-            <w:r>
-              <w:t xml:space="preserve"> </w:t>
-            </w:r>
-            <w:proofErr w:type="spellStart"/>
-            <w:r>
-              <w:t>document</w:t>
-            </w:r>
-            <w:proofErr w:type="spellEnd"/>
-            <w:r>
-              <w:t xml:space="preserve"> in </w:t>
-            </w:r>
-            <w:proofErr w:type="spellStart"/>
-            <w:r>
-              <w:t>square</w:t>
-            </w:r>
-            <w:proofErr w:type="spellEnd"/>
-            <w:r>
-              <w:t xml:space="preserve"> </w:t>
-            </w:r>
-            <w:proofErr w:type="spellStart"/>
-            <w:r>
-              <w:t>brackets</w:t>
-            </w:r>
-            <w:proofErr w:type="spellEnd"/>
-            <w:r>
-              <w:t xml:space="preserve"> </w:t>
-            </w:r>
-          </w:p>
-          <w:p>
-            <w:r>
-              <w:t xml:space="preserve">                  (e.g., [</w:t>
-            </w:r>
-            <w:proofErr w:type="spellStart"/>
-            <w:r>
-              <w:t>Document_N</w:t>
-            </w:r>
-            <w:proofErr w:type="spellEnd"/>
-            <w:r>
-              <w:t xml:space="preserve">]) </w:t>
-            </w:r>
-            <w:proofErr w:type="spellStart"/>
-            <w:r>
-              <w:t>when</w:t>
-            </w:r>
-            <w:proofErr w:type="spellEnd"/>
-            <w:r>
-              <w:t xml:space="preserve"> </w:t>
-            </w:r>
-            <w:proofErr w:type="spellStart"/>
-            <w:r>
-              <w:t>starting</w:t>
-            </w:r>
-            <w:proofErr w:type="spellEnd"/>
-            <w:r>
-              <w:t xml:space="preserve"> a </w:t>
-            </w:r>
-            <w:proofErr w:type="spellStart"/>
-            <w:r>
-              <w:t>fact</w:t>
-            </w:r>
-            <w:proofErr w:type="spellEnd"/>
-            <w:r>
-              <w:t>.</w:t>
-            </w:r>
-          </w:p>
-          <w:p>
-            <w:r>
-              <w:t xml:space="preserve">            - </w:t>
-            </w:r>
-            <w:proofErr w:type="spellStart"/>
-            <w:r>
-              <w:t>Maintain</w:t>
-            </w:r>
-            <w:proofErr w:type="spellEnd"/>
-            <w:r>
-              <w:t xml:space="preserve"> a </w:t>
-            </w:r>
-            <w:proofErr w:type="spellStart"/>
-            <w:r>
-              <w:t>professional</w:t>
-            </w:r>
-            <w:proofErr w:type="spellEnd"/>
-            <w:r>
-              <w:t xml:space="preserve">, clear and concise </w:t>
-            </w:r>
-            <w:proofErr w:type="spellStart"/>
-            <w:r>
-              <w:t>tone</w:t>
-            </w:r>
-            <w:proofErr w:type="spellEnd"/>
-            <w:r>
-              <w:t>.</w:t>
-            </w:r>
-          </w:p>
-          <w:p/>
-          <w:p>
-            <w:r>
-              <w:t xml:space="preserve">        [User </w:t>
-            </w:r>
-            <w:proofErr w:type="spellStart"/>
-            <w:r>
-              <w:t>Question</w:t>
-            </w:r>
-            <w:proofErr w:type="spellEnd"/>
-            <w:r>
-              <w:t>]</w:t>
-            </w:r>
-          </w:p>
-          <w:p>
-            <w:r>
-              <w:t xml:space="preserve">        </w:t>
-            </w:r>
             <w:proofErr w:type="gramStart"/>
             <w:r>
-              <w:t xml:space="preserve">{{ </w:t>
-            </w:r>
-            <w:proofErr w:type="spellStart"/>
-            <w:r>
-              <w:t>user</w:t>
-            </w:r>
-            <w:proofErr w:type="gramEnd"/>
-            <w:r>
-              <w:t>_</w:t>
-            </w:r>
-            <w:proofErr w:type="gramStart"/>
-            <w:r>
-              <w:t>query</w:t>
-            </w:r>
-            <w:proofErr w:type="spellEnd"/>
-            <w:r>
-              <w:t xml:space="preserve"> }</w:t>
-            </w:r>
-            <w:proofErr w:type="gramEnd"/>
-            <w:r>
-              <w:t>}</w:t>
-            </w:r>
-          </w:p>
-          <w:p>
-            <w:r>
-              <w:t xml:space="preserve">        [</w:t>
-            </w:r>
-            <w:proofErr w:type="spellStart"/>
-            <w:r>
-              <w:t>Context</w:t>
-            </w:r>
-            <w:proofErr w:type="spellEnd"/>
-            <w:r>
-              <w:t>]</w:t>
-            </w:r>
-          </w:p>
-          <w:p>
-            <w:r>
-              <w:t xml:space="preserve">        {% for </w:t>
-            </w:r>
-            <w:proofErr w:type="spellStart"/>
-            <w:r>
-              <w:t>chunk</w:t>
-            </w:r>
-            <w:proofErr w:type="spellEnd"/>
-            <w:r>
-              <w:t xml:space="preserve"> in </w:t>
-            </w:r>
-            <w:proofErr w:type="spellStart"/>
-            <w:r>
-              <w:t>reordered_chunks</w:t>
-            </w:r>
-            <w:proofErr w:type="spellEnd"/>
-            <w:r>
-              <w:t xml:space="preserve"> %}</w:t>
-            </w:r>
-          </w:p>
-          <w:p/>
-          <w:p>
-            <w:r>
-              <w:t xml:space="preserve">            --- Start of </w:t>
-            </w:r>
-            <w:proofErr w:type="spellStart"/>
-            <w:r>
-              <w:t>Document</w:t>
-            </w:r>
-            <w:proofErr w:type="spellEnd"/>
-            <w:r>
-              <w:t xml:space="preserve">: </w:t>
-            </w:r>
-            <w:proofErr w:type="gramStart"/>
-            <w:r>
-              <w:t xml:space="preserve">{{ </w:t>
-            </w:r>
-            <w:proofErr w:type="spellStart"/>
-            <w:r>
-              <w:t>chunk</w:t>
-            </w:r>
-            <w:proofErr w:type="gramEnd"/>
-            <w:r>
-              <w:t>.</w:t>
-            </w:r>
-            <w:proofErr w:type="gramStart"/>
-            <w:r>
+              <w:rPr>
+                <w:lang w:val="en-US"/>
+              </w:rPr>
               <w:t>metadata.source</w:t>
             </w:r>
             <w:proofErr w:type="spellEnd"/>
             <w:proofErr w:type="gramEnd"/>
             <w:r>
+              <w:rPr>
+                <w:lang w:val="en-US"/>
+              </w:rPr>
               <w:t xml:space="preserve"> }} ---</w:t>
             </w:r>
           </w:p>
           <w:p>
-            <w:r>
+            <w:pPr>
+              <w:rPr>
+                <w:lang w:val="en-US"/>
+              </w:rPr>
+            </w:pPr>
+            <w:r>
+              <w:rPr>
+                <w:lang w:val="en-US"/>
+              </w:rPr>
               <w:t xml:space="preserve">            </w:t>
             </w:r>
             <w:proofErr w:type="gramStart"/>
             <w:r>
+              <w:rPr>
+                <w:lang w:val="en-US"/>
+              </w:rPr>
               <w:t xml:space="preserve">{{ </w:t>
             </w:r>
             <w:proofErr w:type="spellStart"/>
             <w:r>
+              <w:rPr>
+                <w:lang w:val="en-US"/>
+              </w:rPr>
               <w:t>chunk</w:t>
             </w:r>
             <w:proofErr w:type="gramEnd"/>
             <w:r>
+              <w:rPr>
+                <w:lang w:val="en-US"/>
+              </w:rPr>
               <w:t>.</w:t>
             </w:r>
             <w:proofErr w:type="gramStart"/>
             <w:r>
+              <w:rPr>
+                <w:lang w:val="en-US"/>
+              </w:rPr>
               <w:t>page</w:t>
             </w:r>
             <w:proofErr w:type="spellEnd"/>
             <w:r>
+              <w:rPr>
+                <w:lang w:val="en-US"/>
+              </w:rPr>
               <w:t xml:space="preserve"> }</w:t>
             </w:r>
             <w:proofErr w:type="gramEnd"/>
             <w:r>
+              <w:rPr>
+                <w:lang w:val="en-US"/>
+              </w:rPr>
               <w:t>}</w:t>
             </w:r>
           </w:p>
           <w:p>
-            <w:r>
+            <w:pPr>
+              <w:rPr>
+                <w:lang w:val="en-US"/>
+              </w:rPr>
+            </w:pPr>
+            <w:r>
+              <w:rPr>
+                <w:lang w:val="en-US"/>
+              </w:rPr>
               <w:t xml:space="preserve">            # ...</w:t>
             </w:r>
           </w:p>
           <w:p>
-            <w:r>
+            <w:pPr>
+              <w:rPr>
+                <w:lang w:val="en-US"/>
+              </w:rPr>
+            </w:pPr>
+            <w:r>
+              <w:rPr>
+                <w:lang w:val="en-US"/>
+              </w:rPr>
               <w:t xml:space="preserve">            # ...</w:t>
             </w:r>
           </w:p>
           <w:p>
-            <w:r>
-              <w:t xml:space="preserve">            --- End of </w:t>
+            <w:pPr>
+              <w:rPr>
+                <w:lang w:val="en-US"/>
+              </w:rPr>
+            </w:pPr>
+            <w:r>
+              <w:rPr>
+                <w:lang w:val="en-US"/>
+              </w:rPr>
+              <w:t xml:space="preserve">            --- End of Document ---</w:t>
+            </w:r>
+          </w:p>
+          <w:p>
+            <w:pPr>
+              <w:rPr>
+                <w:lang w:val="en-US"/>
+              </w:rPr>
+            </w:pPr>
+          </w:p>
+          <w:p>
+            <w:pPr>
+              <w:rPr>
+                <w:lang w:val="en-US"/>
+              </w:rPr>
+            </w:pPr>
+            <w:r>
+              <w:rPr>
+                <w:lang w:val="en-US"/>
+              </w:rPr>
+              <w:t xml:space="preserve">        {% </w:t>
             </w:r>
             <w:proofErr w:type="spellStart"/>
             <w:r>
-              <w:t>Document</w:t>
+              <w:rPr>
+                <w:lang w:val="en-US"/>
+              </w:rPr>
+              <w:t>endfor</w:t>
             </w:r>
             <w:proofErr w:type="spellEnd"/>
             <w:r>
-              <w:t xml:space="preserve"> ---</w:t>
-            </w:r>
-          </w:p>
-          <w:p/>
-          <w:p>
-            <w:r>
-              <w:t xml:space="preserve">        {% </w:t>
+              <w:rPr>
+                <w:lang w:val="en-US"/>
+              </w:rPr>
+              <w:t xml:space="preserve"> %}</w:t>
+            </w:r>
+          </w:p>
+          <w:p>
+            <w:pPr>
+              <w:rPr>
+                <w:lang w:val="en-US"/>
+              </w:rPr>
+            </w:pPr>
+          </w:p>
+          <w:p>
+            <w:pPr>
+              <w:rPr>
+                <w:lang w:val="en-US"/>
+              </w:rPr>
+            </w:pPr>
+            <w:r>
+              <w:rPr>
+                <w:lang w:val="en-US"/>
+              </w:rPr>
+              <w:t xml:space="preserve">        [User Question - repeated]</w:t>
+            </w:r>
+          </w:p>
+          <w:p>
+            <w:pPr>
+              <w:rPr>
+                <w:lang w:val="en-US"/>
+              </w:rPr>
+            </w:pPr>
+            <w:r>
+              <w:rPr>
+                <w:lang w:val="en-US"/>
+              </w:rPr>
+              <w:t xml:space="preserve">        </w:t>
+            </w:r>
+            <w:proofErr w:type="gramStart"/>
+            <w:r>
+              <w:rPr>
+                <w:lang w:val="en-US"/>
+              </w:rPr>
+              <w:t xml:space="preserve">{{ </w:t>
             </w:r>
             <w:proofErr w:type="spellStart"/>
             <w:r>
-              <w:t>endfor</w:t>
+              <w:rPr>
+                <w:lang w:val="en-US"/>
+              </w:rPr>
+              <w:t>user</w:t>
+            </w:r>
+            <w:proofErr w:type="gramEnd"/>
+            <w:r>
+              <w:rPr>
+                <w:lang w:val="en-US"/>
+              </w:rPr>
+              <w:t>_</w:t>
+            </w:r>
+            <w:proofErr w:type="gramStart"/>
+            <w:r>
+              <w:rPr>
+                <w:lang w:val="en-US"/>
+              </w:rPr>
+              <w:t>query</w:t>
             </w:r>
             <w:proofErr w:type="spellEnd"/>
             <w:r>
-              <w:t xml:space="preserve"> %}</w:t>
-            </w:r>
-          </w:p>
-          <w:p/>
-          <w:p>
-            <w:r>
-              <w:t xml:space="preserve">        [User </w:t>
-            </w:r>
-            <w:proofErr w:type="spellStart"/>
-            <w:r>
-              <w:t>Question</w:t>
-            </w:r>
-            <w:proofErr w:type="spellEnd"/>
-            <w:r>
-              <w:t xml:space="preserve"> - </w:t>
-            </w:r>
-            <w:proofErr w:type="spellStart"/>
-            <w:r>
-              <w:t>repeated</w:t>
-            </w:r>
-            <w:proofErr w:type="spellEnd"/>
-            <w:r>
-              <w:t>]</w:t>
-            </w:r>
-          </w:p>
-          <w:p>
-            <w:r>
-              <w:t xml:space="preserve">        </w:t>
-            </w:r>
-            <w:proofErr w:type="gramStart"/>
-            <w:r>
-              <w:t xml:space="preserve">{{ </w:t>
-            </w:r>
-            <w:proofErr w:type="spellStart"/>
-            <w:r>
-              <w:t>user</w:t>
+              <w:rPr>
+                <w:lang w:val="en-US"/>
+              </w:rPr>
+              <w:t xml:space="preserve"> }</w:t>
             </w:r>
             <w:proofErr w:type="gramEnd"/>
             <w:r>
-              <w:t>_</w:t>
-            </w:r>
-            <w:proofErr w:type="gramStart"/>
-            <w:r>
-              <w:t>query</w:t>
-            </w:r>
-            <w:proofErr w:type="spellEnd"/>
-            <w:r>
-              <w:t xml:space="preserve"> }</w:t>
-            </w:r>
-            <w:proofErr w:type="gramEnd"/>
-            <w:r>
+              <w:rPr>
+                <w:lang w:val="en-US"/>
+              </w:rPr>
               <w:t>}</w:t>
             </w:r>
           </w:p>
-          <w:p/>
-          <w:p>
-            <w:r>
-              <w:t xml:space="preserve">        [</w:t>
-            </w:r>
-            <w:proofErr w:type="spellStart"/>
-            <w:r>
-              <w:t>Answer</w:t>
-            </w:r>
-            <w:proofErr w:type="spellEnd"/>
-            <w:r>
-              <w:t>]</w:t>
+          <w:p>
+            <w:pPr>
+              <w:rPr>
+                <w:lang w:val="en-US"/>
+              </w:rPr>
+            </w:pPr>
+          </w:p>
+          <w:p>
+            <w:pPr>
+              <w:rPr>
+                <w:lang w:val="en-US"/>
+              </w:rPr>
+            </w:pPr>
+            <w:r>
+              <w:rPr>
+                <w:lang w:val="en-US"/>
+              </w:rPr>
+              <w:t xml:space="preserve">        [Answer]</w:t>
             </w:r>
           </w:p>
           <w:p>
@@ -3435,12 +3069,14 @@
               <w:rPr>
                 <w:sz w:val="22"/>
                 <w:szCs w:val="22"/>
+                <w:lang w:val="en-US"/>
               </w:rPr>
             </w:pPr>
             <w:r>
               <w:rPr>
                 <w:sz w:val="20"/>
                 <w:szCs w:val="20"/>
+                <w:lang w:val="en-US"/>
               </w:rPr>
               <w:t xml:space="preserve">    </w:t>
             </w:r>
@@ -3448,30 +3084,32 @@
               <w:rPr>
                 <w:sz w:val="20"/>
                 <w:szCs w:val="20"/>
+                <w:lang w:val="en-US"/>
               </w:rPr>
               <w:t xml:space="preserve">                                                                          </w:t>
             </w:r>
-            <w:proofErr w:type="spellStart"/>
             <w:r>
               <w:rPr>
                 <w:sz w:val="22"/>
                 <w:szCs w:val="22"/>
+                <w:lang w:val="en-US"/>
               </w:rPr>
               <w:t>indexing</w:t>
             </w:r>
-            <w:proofErr w:type="spellEnd"/>
           </w:p>
           <w:p>
             <w:pPr>
               <w:rPr>
                 <w:sz w:val="22"/>
                 <w:szCs w:val="22"/>
+                <w:lang w:val="en-US"/>
               </w:rPr>
             </w:pPr>
             <w:r>
               <w:rPr>
                 <w:sz w:val="22"/>
                 <w:szCs w:val="22"/>
+                <w:lang w:val="en-US"/>
               </w:rPr>
               <w:t>    --------------------------------------</w:t>
             </w:r>
@@ -3479,6 +3117,7 @@
               <w:rPr>
                 <w:sz w:val="22"/>
                 <w:szCs w:val="22"/>
+                <w:lang w:val="en-US"/>
               </w:rPr>
               <w:t>-</w:t>
             </w:r>
@@ -3486,6 +3125,7 @@
               <w:rPr>
                 <w:sz w:val="22"/>
                 <w:szCs w:val="22"/>
+                <w:lang w:val="en-US"/>
               </w:rPr>
               <w:t>-</w:t>
             </w:r>
@@ -3493,6 +3133,7 @@
               <w:rPr>
                 <w:sz w:val="22"/>
                 <w:szCs w:val="22"/>
+                <w:lang w:val="en-US"/>
               </w:rPr>
               <w:t>-</w:t>
             </w:r>
@@ -3500,6 +3141,7 @@
               <w:rPr>
                 <w:sz w:val="22"/>
                 <w:szCs w:val="22"/>
+                <w:lang w:val="en-US"/>
               </w:rPr>
               <w:t>----------</w:t>
             </w:r>
@@ -3509,12 +3151,14 @@
               <w:rPr>
                 <w:sz w:val="22"/>
                 <w:szCs w:val="22"/>
+                <w:lang w:val="en-US"/>
               </w:rPr>
             </w:pPr>
             <w:r>
               <w:rPr>
                 <w:sz w:val="22"/>
                 <w:szCs w:val="22"/>
+                <w:lang w:val="en-US"/>
               </w:rPr>
               <w:t>    KB &gt;</w:t>
             </w:r>
@@ -3522,6 +3166,7 @@
               <w:rPr>
                 <w:sz w:val="22"/>
                 <w:szCs w:val="22"/>
+                <w:lang w:val="en-US"/>
               </w:rPr>
               <w:t xml:space="preserve"> </w:t>
             </w:r>
@@ -3529,302 +3174,336 @@
               <w:rPr>
                 <w:sz w:val="22"/>
                 <w:szCs w:val="22"/>
-              </w:rPr>
-              <w:t xml:space="preserve">chunking &gt; </w:t>
-            </w:r>
-            <w:proofErr w:type="spellStart"/>
+                <w:lang w:val="en-US"/>
+              </w:rPr>
+              <w:t>chunking &gt; embedding &gt;</w:t>
+            </w:r>
             <w:r>
               <w:rPr>
                 <w:sz w:val="22"/>
                 <w:szCs w:val="22"/>
-              </w:rPr>
-              <w:t>embedding</w:t>
-            </w:r>
-            <w:proofErr w:type="spellEnd"/>
+                <w:lang w:val="en-US"/>
+              </w:rPr>
+              <w:t xml:space="preserve"> </w:t>
+            </w:r>
             <w:r>
               <w:rPr>
                 <w:sz w:val="22"/>
                 <w:szCs w:val="22"/>
-              </w:rPr>
-              <w:t xml:space="preserve"> &gt;</w:t>
-            </w:r>
-            <w:r>
+                <w:lang w:val="en-US"/>
+              </w:rPr>
+              <w:t>Vector DB</w:t>
+            </w:r>
+          </w:p>
+          <w:p>
+            <w:pPr>
               <w:rPr>
                 <w:sz w:val="22"/>
                 <w:szCs w:val="22"/>
-              </w:rPr>
-              <w:t xml:space="preserve"> </w:t>
-            </w:r>
-            <w:proofErr w:type="spellStart"/>
+                <w:lang w:val="en-US"/>
+              </w:rPr>
+            </w:pPr>
             <w:r>
               <w:rPr>
                 <w:sz w:val="22"/>
                 <w:szCs w:val="22"/>
-              </w:rPr>
-              <w:t>Vector</w:t>
-            </w:r>
-            <w:proofErr w:type="spellEnd"/>
-            <w:r>
+                <w:lang w:val="en-US"/>
+              </w:rPr>
+              <w:t>                                                                          |</w:t>
+            </w:r>
+          </w:p>
+          <w:p>
+            <w:pPr>
               <w:rPr>
                 <w:sz w:val="22"/>
                 <w:szCs w:val="22"/>
-              </w:rPr>
-              <w:t xml:space="preserve"> DB</w:t>
-            </w:r>
-          </w:p>
-          <w:p>
-            <w:pPr>
+                <w:lang w:val="en-US"/>
+              </w:rPr>
+            </w:pPr>
+            <w:r>
               <w:rPr>
                 <w:sz w:val="22"/>
                 <w:szCs w:val="22"/>
-              </w:rPr>
-            </w:pPr>
+                <w:lang w:val="en-US"/>
+              </w:rPr>
+              <w:t xml:space="preserve">                      </w:t>
+            </w:r>
             <w:r>
               <w:rPr>
                 <w:sz w:val="22"/>
                 <w:szCs w:val="22"/>
-              </w:rPr>
-              <w:t>                                                                          |</w:t>
-            </w:r>
-          </w:p>
-          <w:p>
-            <w:pPr>
+                <w:lang w:val="en-US"/>
+              </w:rPr>
+              <w:t xml:space="preserve"> </w:t>
+            </w:r>
+            <w:r>
               <w:rPr>
                 <w:sz w:val="22"/>
                 <w:szCs w:val="22"/>
-              </w:rPr>
-            </w:pPr>
+                <w:lang w:val="en-US"/>
+              </w:rPr>
+              <w:t>-</w:t>
+            </w:r>
             <w:r>
               <w:rPr>
                 <w:sz w:val="22"/>
                 <w:szCs w:val="22"/>
-              </w:rPr>
-              <w:t xml:space="preserve">                      </w:t>
+                <w:lang w:val="en-US"/>
+              </w:rPr>
+              <w:t>--</w:t>
             </w:r>
             <w:r>
               <w:rPr>
                 <w:sz w:val="22"/>
                 <w:szCs w:val="22"/>
-              </w:rPr>
-              <w:t xml:space="preserve"> </w:t>
-            </w:r>
-            <w:r>
+                <w:lang w:val="en-US"/>
+              </w:rPr>
+              <w:t xml:space="preserve">----------------------------             </w:t>
+            </w:r>
+          </w:p>
+          <w:p>
+            <w:pPr>
               <w:rPr>
                 <w:sz w:val="22"/>
                 <w:szCs w:val="22"/>
-              </w:rPr>
-              <w:t>-</w:t>
-            </w:r>
+                <w:lang w:val="en-US"/>
+              </w:rPr>
+            </w:pPr>
             <w:r>
               <w:rPr>
                 <w:sz w:val="22"/>
                 <w:szCs w:val="22"/>
-              </w:rPr>
-              <w:t>--</w:t>
+                <w:lang w:val="en-US"/>
+              </w:rPr>
+              <w:t xml:space="preserve">                      </w:t>
             </w:r>
             <w:r>
               <w:rPr>
                 <w:sz w:val="22"/>
                 <w:szCs w:val="22"/>
-              </w:rPr>
-              <w:t xml:space="preserve">----------------------------             </w:t>
-            </w:r>
-          </w:p>
-          <w:p>
-            <w:pPr>
+                <w:lang w:val="en-US"/>
+              </w:rPr>
+              <w:t xml:space="preserve"> |</w:t>
+            </w:r>
+            <w:r>
               <w:rPr>
                 <w:sz w:val="22"/>
                 <w:szCs w:val="22"/>
-              </w:rPr>
-            </w:pPr>
+                <w:lang w:val="en-US"/>
+              </w:rPr>
+              <w:t xml:space="preserve">                                                                                          </w:t>
+            </w:r>
             <w:r>
               <w:rPr>
                 <w:sz w:val="22"/>
                 <w:szCs w:val="22"/>
-              </w:rPr>
-              <w:t xml:space="preserve">                      </w:t>
+                <w:lang w:val="en-US"/>
+              </w:rPr>
+              <w:t xml:space="preserve"> </w:t>
             </w:r>
             <w:r>
               <w:rPr>
                 <w:sz w:val="22"/>
                 <w:szCs w:val="22"/>
-              </w:rPr>
-              <w:t xml:space="preserve"> |</w:t>
-            </w:r>
-            <w:r>
+                <w:lang w:val="en-US"/>
+              </w:rPr>
+              <w:t xml:space="preserve">                                                              retrieval </w:t>
+            </w:r>
+          </w:p>
+          <w:p>
+            <w:pPr>
               <w:rPr>
                 <w:sz w:val="22"/>
                 <w:szCs w:val="22"/>
-              </w:rPr>
-              <w:t xml:space="preserve">                                                                                          </w:t>
-            </w:r>
+                <w:lang w:val="en-US"/>
+              </w:rPr>
+            </w:pPr>
             <w:r>
               <w:rPr>
                 <w:sz w:val="22"/>
                 <w:szCs w:val="22"/>
-              </w:rPr>
-              <w:t xml:space="preserve"> </w:t>
+                <w:lang w:val="en-US"/>
+              </w:rPr>
+              <w:t>                 ---------------------------------------------------------</w:t>
             </w:r>
             <w:r>
               <w:rPr>
                 <w:sz w:val="22"/>
                 <w:szCs w:val="22"/>
-              </w:rPr>
-              <w:t xml:space="preserve">                                                              </w:t>
-            </w:r>
-            <w:proofErr w:type="spellStart"/>
+                <w:lang w:val="en-US"/>
+              </w:rPr>
+              <w:t>-</w:t>
+            </w:r>
             <w:r>
               <w:rPr>
                 <w:sz w:val="22"/>
                 <w:szCs w:val="22"/>
-              </w:rPr>
-              <w:t>retrieval</w:t>
-            </w:r>
-            <w:proofErr w:type="spellEnd"/>
-            <w:r>
+                <w:lang w:val="en-US"/>
+              </w:rPr>
+              <w:t>-------------------------------------------------</w:t>
+            </w:r>
+          </w:p>
+          <w:p>
+            <w:pPr>
               <w:rPr>
                 <w:sz w:val="22"/>
                 <w:szCs w:val="22"/>
-              </w:rPr>
-              <w:t xml:space="preserve"> </w:t>
-            </w:r>
-          </w:p>
-          <w:p>
-            <w:pPr>
+                <w:lang w:val="en-US"/>
+              </w:rPr>
+            </w:pPr>
+            <w:r>
               <w:rPr>
                 <w:sz w:val="22"/>
                 <w:szCs w:val="22"/>
-              </w:rPr>
-            </w:pPr>
+                <w:lang w:val="en-US"/>
+              </w:rPr>
+              <w:t>q</w:t>
+            </w:r>
             <w:r>
               <w:rPr>
                 <w:sz w:val="22"/>
                 <w:szCs w:val="22"/>
-              </w:rPr>
-              <w:t>                 ---------------------------------------------------------</w:t>
-            </w:r>
+                <w:lang w:val="en-US"/>
+              </w:rPr>
+              <w:t xml:space="preserve">uery &gt; Vector DB &gt; similarity search &gt; chunk </w:t>
+            </w:r>
+            <w:proofErr w:type="spellStart"/>
             <w:r>
               <w:rPr>
                 <w:sz w:val="22"/>
                 <w:szCs w:val="22"/>
-              </w:rPr>
-              <w:t>-</w:t>
-            </w:r>
+                <w:lang w:val="en-US"/>
+              </w:rPr>
+              <w:t>pertinenti</w:t>
+            </w:r>
+            <w:proofErr w:type="spellEnd"/>
             <w:r>
               <w:rPr>
                 <w:sz w:val="22"/>
                 <w:szCs w:val="22"/>
-              </w:rPr>
-              <w:t>-------------------------------------------------</w:t>
-            </w:r>
-          </w:p>
-          <w:p>
-            <w:pPr>
+                <w:lang w:val="en-US"/>
+              </w:rPr>
+              <w:t xml:space="preserve"> (&gt;</w:t>
+            </w:r>
+            <w:r>
               <w:rPr>
                 <w:sz w:val="22"/>
                 <w:szCs w:val="22"/>
-              </w:rPr>
-            </w:pPr>
+                <w:lang w:val="en-US"/>
+              </w:rPr>
+              <w:t xml:space="preserve"> </w:t>
+            </w:r>
+            <w:proofErr w:type="spellStart"/>
             <w:r>
               <w:rPr>
                 <w:sz w:val="22"/>
                 <w:szCs w:val="22"/>
-              </w:rPr>
-              <w:t>q</w:t>
-            </w:r>
+                <w:lang w:val="en-US"/>
+              </w:rPr>
+              <w:t>reranker</w:t>
+            </w:r>
+            <w:proofErr w:type="spellEnd"/>
             <w:r>
               <w:rPr>
                 <w:sz w:val="22"/>
                 <w:szCs w:val="22"/>
-              </w:rPr>
-              <w:t xml:space="preserve">uery &gt; </w:t>
+                <w:lang w:val="en-US"/>
+              </w:rPr>
+              <w:t xml:space="preserve">) &gt; </w:t>
             </w:r>
             <w:proofErr w:type="spellStart"/>
             <w:r>
               <w:rPr>
                 <w:sz w:val="22"/>
                 <w:szCs w:val="22"/>
-              </w:rPr>
-              <w:t>Vector</w:t>
+                <w:lang w:val="en-US"/>
+              </w:rPr>
+              <w:t>contesto</w:t>
             </w:r>
             <w:proofErr w:type="spellEnd"/>
             <w:r>
               <w:rPr>
                 <w:sz w:val="22"/>
                 <w:szCs w:val="22"/>
-              </w:rPr>
-              <w:t xml:space="preserve"> DB &gt; </w:t>
+                <w:lang w:val="en-US"/>
+              </w:rPr>
+              <w:t xml:space="preserve"> sui </w:t>
             </w:r>
             <w:proofErr w:type="spellStart"/>
             <w:r>
               <w:rPr>
                 <w:sz w:val="22"/>
                 <w:szCs w:val="22"/>
-              </w:rPr>
-              <w:t>similarity</w:t>
+                <w:lang w:val="en-US"/>
+              </w:rPr>
+              <w:t>recuperati</w:t>
             </w:r>
             <w:proofErr w:type="spellEnd"/>
-            <w:r>
+          </w:p>
+          <w:p>
+            <w:pPr>
               <w:rPr>
                 <w:sz w:val="22"/>
                 <w:szCs w:val="22"/>
-              </w:rPr>
-              <w:t xml:space="preserve"> </w:t>
-            </w:r>
-            <w:proofErr w:type="spellStart"/>
+                <w:lang w:val="en-US"/>
+              </w:rPr>
+            </w:pPr>
             <w:r>
               <w:rPr>
                 <w:sz w:val="22"/>
                 <w:szCs w:val="22"/>
-              </w:rPr>
-              <w:t>search</w:t>
-            </w:r>
-            <w:proofErr w:type="spellEnd"/>
+                <w:lang w:val="en-US"/>
+              </w:rPr>
+              <w:t>      |</w:t>
+            </w:r>
             <w:r>
               <w:rPr>
                 <w:sz w:val="22"/>
                 <w:szCs w:val="22"/>
-              </w:rPr>
-              <w:t xml:space="preserve"> &gt; </w:t>
-            </w:r>
-            <w:proofErr w:type="spellStart"/>
+                <w:lang w:val="en-US"/>
+              </w:rPr>
+              <w:t xml:space="preserve"> </w:t>
+            </w:r>
             <w:r>
               <w:rPr>
                 <w:sz w:val="22"/>
                 <w:szCs w:val="22"/>
-              </w:rPr>
-              <w:t>chunk</w:t>
-            </w:r>
-            <w:proofErr w:type="spellEnd"/>
+                <w:lang w:val="en-US"/>
+              </w:rPr>
+              <w:t xml:space="preserve">                                                                                  </w:t>
+            </w:r>
             <w:r>
               <w:rPr>
                 <w:sz w:val="22"/>
                 <w:szCs w:val="22"/>
-              </w:rPr>
-              <w:t xml:space="preserve"> pertinenti (&gt;</w:t>
+                <w:lang w:val="en-US"/>
+              </w:rPr>
+              <w:t xml:space="preserve">                                                              </w:t>
             </w:r>
             <w:r>
               <w:rPr>
                 <w:sz w:val="22"/>
                 <w:szCs w:val="22"/>
-              </w:rPr>
-              <w:t xml:space="preserve"> </w:t>
-            </w:r>
-            <w:proofErr w:type="spellStart"/>
-            <w:r>
+                <w:lang w:val="en-US"/>
+              </w:rPr>
+              <w:t xml:space="preserve">          |</w:t>
+            </w:r>
+          </w:p>
+          <w:p>
+            <w:pPr>
               <w:rPr>
                 <w:sz w:val="22"/>
                 <w:szCs w:val="22"/>
-              </w:rPr>
-              <w:t>reranker</w:t>
-            </w:r>
-            <w:proofErr w:type="spellEnd"/>
+                <w:lang w:val="en-US"/>
+              </w:rPr>
+            </w:pPr>
             <w:r>
               <w:rPr>
                 <w:sz w:val="22"/>
                 <w:szCs w:val="22"/>
-              </w:rPr>
-              <w:t>) &gt; contesto sui recuperati</w:t>
+                <w:lang w:val="en-US"/>
+              </w:rPr>
+              <w:t>      ----------------------------------------------------------------------------------------------</w:t>
             </w:r>
           </w:p>
           <w:p>
@@ -3832,42 +3511,49 @@
               <w:rPr>
                 <w:sz w:val="22"/>
                 <w:szCs w:val="22"/>
+                <w:lang w:val="en-US"/>
               </w:rPr>
             </w:pPr>
             <w:r>
               <w:rPr>
                 <w:sz w:val="22"/>
                 <w:szCs w:val="22"/>
-              </w:rPr>
-              <w:t>      |</w:t>
-            </w:r>
-            <w:r>
+                <w:lang w:val="en-US"/>
+              </w:rPr>
+              <w:t>                    |</w:t>
+            </w:r>
+          </w:p>
+          <w:p>
+            <w:pPr>
               <w:rPr>
                 <w:sz w:val="22"/>
                 <w:szCs w:val="22"/>
-              </w:rPr>
-              <w:t xml:space="preserve"> </w:t>
-            </w:r>
+                <w:lang w:val="en-US"/>
+              </w:rPr>
+            </w:pPr>
             <w:r>
               <w:rPr>
                 <w:sz w:val="22"/>
                 <w:szCs w:val="22"/>
-              </w:rPr>
-              <w:t xml:space="preserve">                                                                                  </w:t>
+                <w:lang w:val="en-US"/>
+              </w:rPr>
+              <w:t xml:space="preserve">        </w:t>
             </w:r>
             <w:r>
               <w:rPr>
                 <w:sz w:val="22"/>
                 <w:szCs w:val="22"/>
-              </w:rPr>
-              <w:t xml:space="preserve">                                                              </w:t>
+                <w:lang w:val="en-US"/>
+              </w:rPr>
+              <w:t xml:space="preserve"> </w:t>
             </w:r>
             <w:r>
               <w:rPr>
                 <w:sz w:val="22"/>
                 <w:szCs w:val="22"/>
-              </w:rPr>
-              <w:t xml:space="preserve">          |</w:t>
+                <w:lang w:val="en-US"/>
+              </w:rPr>
+              <w:t>prompt finale</w:t>
             </w:r>
           </w:p>
           <w:p>
@@ -3875,212 +3561,156 @@
               <w:rPr>
                 <w:sz w:val="22"/>
                 <w:szCs w:val="22"/>
+                <w:lang w:val="en-US"/>
               </w:rPr>
             </w:pPr>
             <w:r>
               <w:rPr>
                 <w:sz w:val="22"/>
                 <w:szCs w:val="22"/>
-              </w:rPr>
-              <w:t>      ----------------------------------------------------------------------------------------------</w:t>
-            </w:r>
-          </w:p>
-          <w:p>
-            <w:pPr>
+                <w:lang w:val="en-US"/>
+              </w:rPr>
+              <w:t>                    |                              </w:t>
+            </w:r>
+            <w:r>
               <w:rPr>
                 <w:sz w:val="22"/>
                 <w:szCs w:val="22"/>
-              </w:rPr>
-            </w:pPr>
+                <w:lang w:val="en-US"/>
+              </w:rPr>
+              <w:t xml:space="preserve">                </w:t>
+            </w:r>
             <w:r>
               <w:rPr>
                 <w:sz w:val="22"/>
                 <w:szCs w:val="22"/>
-              </w:rPr>
-              <w:t>                    |</w:t>
-            </w:r>
-          </w:p>
-          <w:p>
-            <w:pPr>
+                <w:lang w:val="en-US"/>
+              </w:rPr>
+              <w:t xml:space="preserve"> </w:t>
+            </w:r>
+            <w:r>
               <w:rPr>
                 <w:sz w:val="22"/>
                 <w:szCs w:val="22"/>
-              </w:rPr>
-            </w:pPr>
+                <w:lang w:val="en-US"/>
+              </w:rPr>
+              <w:t xml:space="preserve">             </w:t>
+            </w:r>
             <w:r>
               <w:rPr>
                 <w:sz w:val="22"/>
                 <w:szCs w:val="22"/>
-              </w:rPr>
-              <w:t xml:space="preserve">        </w:t>
-            </w:r>
-            <w:r>
+                <w:lang w:val="en-US"/>
+              </w:rPr>
+              <w:t>generation</w:t>
+            </w:r>
+          </w:p>
+          <w:p>
+            <w:pPr>
               <w:rPr>
                 <w:sz w:val="22"/>
                 <w:szCs w:val="22"/>
-              </w:rPr>
-              <w:t xml:space="preserve"> </w:t>
-            </w:r>
+                <w:lang w:val="en-US"/>
+              </w:rPr>
+            </w:pPr>
             <w:r>
               <w:rPr>
                 <w:sz w:val="22"/>
                 <w:szCs w:val="22"/>
-              </w:rPr>
-              <w:t>prompt finale</w:t>
-            </w:r>
-          </w:p>
-          <w:p>
-            <w:pPr>
+                <w:lang w:val="en-US"/>
+              </w:rPr>
+              <w:t>                    --------------------</w:t>
+            </w:r>
+            <w:r>
               <w:rPr>
                 <w:sz w:val="22"/>
                 <w:szCs w:val="22"/>
-              </w:rPr>
-            </w:pPr>
+                <w:lang w:val="en-US"/>
+              </w:rPr>
+              <w:t>------</w:t>
+            </w:r>
             <w:r>
               <w:rPr>
                 <w:sz w:val="22"/>
                 <w:szCs w:val="22"/>
-              </w:rPr>
-              <w:t>                    |                              </w:t>
+                <w:lang w:val="en-US"/>
+              </w:rPr>
+              <w:t>--</w:t>
             </w:r>
             <w:r>
               <w:rPr>
                 <w:sz w:val="22"/>
                 <w:szCs w:val="22"/>
-              </w:rPr>
-              <w:t xml:space="preserve">                </w:t>
+                <w:lang w:val="en-US"/>
+              </w:rPr>
+              <w:t>--</w:t>
             </w:r>
             <w:r>
               <w:rPr>
                 <w:sz w:val="22"/>
                 <w:szCs w:val="22"/>
-              </w:rPr>
-              <w:t xml:space="preserve"> </w:t>
-            </w:r>
-            <w:r>
+                <w:lang w:val="en-US"/>
+              </w:rPr>
+              <w:t>---------------------</w:t>
+            </w:r>
+          </w:p>
+          <w:p>
+            <w:pPr>
               <w:rPr>
                 <w:sz w:val="22"/>
                 <w:szCs w:val="22"/>
-              </w:rPr>
-              <w:t xml:space="preserve">             </w:t>
-            </w:r>
+                <w:lang w:val="en-US"/>
+              </w:rPr>
+            </w:pPr>
             <w:r>
               <w:rPr>
                 <w:sz w:val="22"/>
                 <w:szCs w:val="22"/>
-              </w:rPr>
-              <w:t>generation</w:t>
-            </w:r>
-          </w:p>
-          <w:p>
-            <w:pPr>
+                <w:lang w:val="en-US"/>
+              </w:rPr>
+              <w:t xml:space="preserve">                    LLM </w:t>
+            </w:r>
+            <w:r>
               <w:rPr>
                 <w:sz w:val="22"/>
                 <w:szCs w:val="22"/>
-              </w:rPr>
-            </w:pPr>
+                <w:lang w:val="en-US"/>
+              </w:rPr>
+              <w:t>&gt;</w:t>
+            </w:r>
             <w:r>
               <w:rPr>
                 <w:sz w:val="22"/>
                 <w:szCs w:val="22"/>
-              </w:rPr>
-              <w:t>                    --------------------</w:t>
-            </w:r>
+                <w:lang w:val="en-US"/>
+              </w:rPr>
+              <w:t xml:space="preserve"> output analysis (&gt; output handler) &gt; </w:t>
+            </w:r>
+            <w:proofErr w:type="spellStart"/>
             <w:r>
               <w:rPr>
                 <w:sz w:val="22"/>
                 <w:szCs w:val="22"/>
-              </w:rPr>
-              <w:t>------</w:t>
-            </w:r>
+                <w:lang w:val="en-US"/>
+              </w:rPr>
+              <w:t>risposta</w:t>
+            </w:r>
+            <w:proofErr w:type="spellEnd"/>
             <w:r>
               <w:rPr>
                 <w:sz w:val="22"/>
                 <w:szCs w:val="22"/>
-              </w:rPr>
-              <w:t>--</w:t>
-            </w:r>
-            <w:r>
+                <w:lang w:val="en-US"/>
+              </w:rPr>
+              <w:t xml:space="preserve"> finale</w:t>
+            </w:r>
+          </w:p>
+          <w:p>
+            <w:pPr>
               <w:rPr>
                 <w:sz w:val="22"/>
                 <w:szCs w:val="22"/>
-              </w:rPr>
-              <w:t>--</w:t>
-            </w:r>
-            <w:r>
-              <w:rPr>
-                <w:sz w:val="22"/>
-                <w:szCs w:val="22"/>
-              </w:rPr>
-              <w:t>---------------------</w:t>
-            </w:r>
-          </w:p>
-          <w:p>
-            <w:pPr>
-              <w:rPr>
-                <w:sz w:val="22"/>
-                <w:szCs w:val="22"/>
-              </w:rPr>
-            </w:pPr>
-            <w:r>
-              <w:rPr>
-                <w:sz w:val="22"/>
-                <w:szCs w:val="22"/>
-              </w:rPr>
-              <w:t xml:space="preserve">                    LLM </w:t>
-            </w:r>
-            <w:r>
-              <w:rPr>
-                <w:sz w:val="22"/>
-                <w:szCs w:val="22"/>
-              </w:rPr>
-              <w:t>&gt;</w:t>
-            </w:r>
-            <w:r>
-              <w:rPr>
-                <w:sz w:val="22"/>
-                <w:szCs w:val="22"/>
-              </w:rPr>
-              <w:t xml:space="preserve"> output </w:t>
-            </w:r>
-            <w:proofErr w:type="spellStart"/>
-            <w:r>
-              <w:rPr>
-                <w:sz w:val="22"/>
-                <w:szCs w:val="22"/>
-              </w:rPr>
-              <w:t>analysis</w:t>
-            </w:r>
-            <w:proofErr w:type="spellEnd"/>
-            <w:r>
-              <w:rPr>
-                <w:sz w:val="22"/>
-                <w:szCs w:val="22"/>
-              </w:rPr>
-              <w:t xml:space="preserve"> (&gt; output </w:t>
-            </w:r>
-            <w:proofErr w:type="spellStart"/>
-            <w:r>
-              <w:rPr>
-                <w:sz w:val="22"/>
-                <w:szCs w:val="22"/>
-              </w:rPr>
-              <w:t>handler</w:t>
-            </w:r>
-            <w:proofErr w:type="spellEnd"/>
-            <w:r>
-              <w:rPr>
-                <w:sz w:val="22"/>
-                <w:szCs w:val="22"/>
-              </w:rPr>
-              <w:t>) &gt; risposta finale</w:t>
-            </w:r>
-          </w:p>
-          <w:p>
-            <w:pPr>
-              <w:rPr>
-                <w:sz w:val="22"/>
-                <w:szCs w:val="22"/>
+                <w:lang w:val="en-US"/>
               </w:rPr>
             </w:pPr>
           </w:p>
@@ -4088,16 +3718,30 @@
       </w:tr>
     </w:tbl>
     <w:p>
-      <w:r>
+      <w:pPr>
+        <w:rPr>
+          <w:lang w:val="en-US"/>
+        </w:rPr>
+      </w:pPr>
+      <w:r>
+        <w:rPr>
+          <w:lang w:val="en-US"/>
+        </w:rPr>
         <w:br w:type="page"/>
       </w:r>
     </w:p>
     <w:p>
       <w:pPr>
         <w:pStyle w:val="Titolo2"/>
-      </w:pPr>
-      <w:bookmarkStart w:id="3" w:name="_Toc242958216"/>
-      <w:r>
+        <w:rPr>
+          <w:lang w:val="en-US"/>
+        </w:rPr>
+      </w:pPr>
+      <w:bookmarkStart w:id="3" w:name="_Toc243053446"/>
+      <w:r>
+        <w:rPr>
+          <w:lang w:val="en-US"/>
+        </w:rPr>
         <w:lastRenderedPageBreak/>
         <w:t>1.3 State-of-the-Art in LLM and RAG Evaluation</w:t>
       </w:r>
@@ -4112,18 +3756,19 @@
         </w:numPr>
       </w:pPr>
       <w:r>
-        <w:t xml:space="preserve">LLM </w:t>
-      </w:r>
-      <w:proofErr w:type="spellStart"/>
-      <w:r>
-        <w:t>as</w:t>
-      </w:r>
-      <w:proofErr w:type="spellEnd"/>
-      <w:r>
-        <w:t xml:space="preserve"> a Judge</w:t>
-      </w:r>
-      <w:r>
-        <w:t xml:space="preserve"> - Zheng et al. (2023)</w:t>
+        <w:rPr>
+          <w:lang w:val="en-US"/>
+        </w:rPr>
+        <w:t>LLM as a Judge</w:t>
+      </w:r>
+      <w:r>
+        <w:rPr>
+          <w:lang w:val="en-US"/>
+        </w:rPr>
+        <w:t xml:space="preserve"> - Zheng et al. </w:t>
+      </w:r>
+      <w:r>
+        <w:t>(2023)</w:t>
       </w:r>
     </w:p>
     <w:p>
@@ -4133,23 +3778,24 @@
           <w:ilvl w:val="1"/>
           <w:numId w:val="13"/>
         </w:numPr>
-      </w:pPr>
-      <w:r>
-        <w:t xml:space="preserve">Definizione, Bias – self </w:t>
-      </w:r>
+        <w:rPr>
+          <w:lang w:val="en-US"/>
+        </w:rPr>
+      </w:pPr>
       <w:proofErr w:type="spellStart"/>
       <w:r>
-        <w:t>enhancement</w:t>
+        <w:rPr>
+          <w:lang w:val="en-US"/>
+        </w:rPr>
+        <w:t>Definizione</w:t>
       </w:r>
       <w:proofErr w:type="spellEnd"/>
       <w:r>
-        <w:t xml:space="preserve">, position, </w:t>
-      </w:r>
-      <w:proofErr w:type="spellStart"/>
-      <w:r>
-        <w:t>verbosity</w:t>
-      </w:r>
-      <w:proofErr w:type="spellEnd"/>
+        <w:rPr>
+          <w:lang w:val="en-US"/>
+        </w:rPr>
+        <w:t>, Bias – self enhancement, position, verbosity</w:t>
+      </w:r>
     </w:p>
     <w:p>
       <w:pPr>
@@ -4172,7 +3818,13 @@
         </w:numPr>
       </w:pPr>
       <w:r>
-        <w:t>ARES – Saad-Falcon et al. (2024)</w:t>
+        <w:rPr>
+          <w:lang w:val="en-US"/>
+        </w:rPr>
+        <w:t xml:space="preserve">ARES – Saad-Falcon et al. </w:t>
+      </w:r>
+      <w:r>
+        <w:t>(2024)</w:t>
       </w:r>
     </w:p>
     <w:p>
@@ -4235,6 +3887,11 @@
     </w:p>
     <w:p/>
     <w:p>
+      <w:pPr>
+        <w:rPr>
+          <w:lang w:val="en-US"/>
+        </w:rPr>
+      </w:pPr>
       <w:r>
         <w:t xml:space="preserve">[1] Zheng, L., Chiang, W. L., Sheng, C., Li, S., Zhuang, Z., </w:t>
       </w:r>
@@ -4254,188 +3911,75 @@
       <w:r>
         <w:t xml:space="preserve">, Z., Li, Z., Xing, E. P., Gonzalez, J. E., Stoica, I., &amp; Zhang, H. (2023). </w:t>
       </w:r>
-      <w:proofErr w:type="spellStart"/>
-      <w:r>
-        <w:t>Judging</w:t>
-      </w:r>
-      <w:proofErr w:type="spellEnd"/>
-      <w:r>
-        <w:t xml:space="preserve"> LLM-</w:t>
-      </w:r>
-      <w:proofErr w:type="spellStart"/>
-      <w:r>
-        <w:t>as</w:t>
-      </w:r>
-      <w:proofErr w:type="spellEnd"/>
-      <w:r>
-        <w:t xml:space="preserve">-a-Judge with MT-Bench and Chatbot Arena. </w:t>
-      </w:r>
-      <w:proofErr w:type="spellStart"/>
-      <w:r>
-        <w:t>Advances</w:t>
-      </w:r>
-      <w:proofErr w:type="spellEnd"/>
-      <w:r>
-        <w:t xml:space="preserve"> in </w:t>
-      </w:r>
-      <w:proofErr w:type="spellStart"/>
-      <w:r>
-        <w:t>Neural</w:t>
-      </w:r>
-      <w:proofErr w:type="spellEnd"/>
-      <w:r>
-        <w:t xml:space="preserve"> Information Processing Systems, 36, pp 1-22 - </w:t>
+      <w:r>
+        <w:rPr>
+          <w:lang w:val="en-US"/>
+        </w:rPr>
+        <w:t xml:space="preserve">Judging LLM-as-a-Judge with MT-Bench and Chatbot Arena. Advances in Neural Information Processing Systems, 36, pp 1-22 - </w:t>
       </w:r>
       <w:hyperlink r:id="rId40" w:history="1">
         <w:r>
           <w:rPr>
             <w:rStyle w:val="Collegamentoipertestuale"/>
+            <w:lang w:val="en-US"/>
           </w:rPr>
           <w:t>https://arxiv.org/abs/2306.05685</w:t>
         </w:r>
       </w:hyperlink>
     </w:p>
     <w:p>
-      <w:r>
-        <w:t xml:space="preserve"> [1] </w:t>
-      </w:r>
-      <w:proofErr w:type="spellStart"/>
-      <w:r>
-        <w:t>Amplitude</w:t>
-      </w:r>
-      <w:proofErr w:type="spellEnd"/>
-      <w:r>
-        <w:t xml:space="preserve"> - LLM </w:t>
-      </w:r>
-      <w:proofErr w:type="spellStart"/>
-      <w:r>
-        <w:t>as</w:t>
-      </w:r>
-      <w:proofErr w:type="spellEnd"/>
-      <w:r>
-        <w:t xml:space="preserve"> a Judge </w:t>
-      </w:r>
-      <w:proofErr w:type="spellStart"/>
-      <w:r>
-        <w:t>Evals</w:t>
-      </w:r>
-      <w:proofErr w:type="spellEnd"/>
-      <w:r>
-        <w:t xml:space="preserve">: How </w:t>
-      </w:r>
-      <w:proofErr w:type="spellStart"/>
-      <w:r>
-        <w:t>They</w:t>
-      </w:r>
-      <w:proofErr w:type="spellEnd"/>
-      <w:r>
-        <w:t xml:space="preserve"> Work and </w:t>
-      </w:r>
-      <w:proofErr w:type="spellStart"/>
-      <w:r>
-        <w:t>When</w:t>
-      </w:r>
-      <w:proofErr w:type="spellEnd"/>
-      <w:r>
-        <w:t xml:space="preserve"> to Trust Them - </w:t>
+      <w:pPr>
+        <w:rPr>
+          <w:lang w:val="en-US"/>
+        </w:rPr>
+      </w:pPr>
+      <w:r>
+        <w:rPr>
+          <w:lang w:val="en-US"/>
+        </w:rPr>
+        <w:t xml:space="preserve"> [1] Amplitude - LLM as a Judge Evals: How They Work and When to Trust Them - </w:t>
       </w:r>
       <w:hyperlink r:id="rId41" w:history="1">
         <w:r>
           <w:rPr>
             <w:rStyle w:val="Collegamentoipertestuale"/>
+            <w:lang w:val="en-US"/>
           </w:rPr>
           <w:t>https://amplitude.com/explore/product/llm-as-a-judge</w:t>
         </w:r>
       </w:hyperlink>
     </w:p>
     <w:p>
-      <w:r>
-        <w:t xml:space="preserve">[2] Es, S., James, J., Espinosa Anke, L., &amp; Schockaert, S. (2024). </w:t>
+      <w:pPr>
+        <w:rPr>
+          <w:lang w:val="en-US"/>
+        </w:rPr>
+      </w:pPr>
+      <w:r>
+        <w:rPr>
+          <w:lang w:val="en-US"/>
+        </w:rPr>
+        <w:t xml:space="preserve">[2] Es, S., James, J., Espinosa Anke, L., &amp; </w:t>
       </w:r>
       <w:proofErr w:type="spellStart"/>
       <w:r>
-        <w:t>RAGAs</w:t>
+        <w:rPr>
+          <w:lang w:val="en-US"/>
+        </w:rPr>
+        <w:t>Schockaert</w:t>
       </w:r>
       <w:proofErr w:type="spellEnd"/>
       <w:r>
-        <w:t xml:space="preserve">: </w:t>
-      </w:r>
-      <w:proofErr w:type="spellStart"/>
-      <w:r>
-        <w:t>Automated</w:t>
-      </w:r>
-      <w:proofErr w:type="spellEnd"/>
-      <w:r>
-        <w:t xml:space="preserve"> Evaluation of </w:t>
-      </w:r>
-      <w:proofErr w:type="spellStart"/>
-      <w:r>
-        <w:t>Retrieval</w:t>
-      </w:r>
-      <w:proofErr w:type="spellEnd"/>
-      <w:r>
-        <w:t xml:space="preserve"> </w:t>
-      </w:r>
-      <w:proofErr w:type="spellStart"/>
-      <w:r>
-        <w:t>Augmented</w:t>
-      </w:r>
-      <w:proofErr w:type="spellEnd"/>
-      <w:r>
-        <w:t xml:space="preserve"> Generation. In </w:t>
-      </w:r>
-      <w:proofErr w:type="spellStart"/>
-      <w:r>
-        <w:t>Proceedings</w:t>
-      </w:r>
-      <w:proofErr w:type="spellEnd"/>
-      <w:r>
-        <w:t xml:space="preserve"> of the 18th Conference of the </w:t>
-      </w:r>
-      <w:proofErr w:type="spellStart"/>
-      <w:r>
-        <w:t>European</w:t>
-      </w:r>
-      <w:proofErr w:type="spellEnd"/>
-      <w:r>
-        <w:t xml:space="preserve"> </w:t>
-      </w:r>
-      <w:proofErr w:type="spellStart"/>
-      <w:r>
-        <w:t>Chapter</w:t>
-      </w:r>
-      <w:proofErr w:type="spellEnd"/>
-      <w:r>
-        <w:t xml:space="preserve"> of the Association for </w:t>
-      </w:r>
-      <w:proofErr w:type="spellStart"/>
-      <w:r>
-        <w:t>Computational</w:t>
-      </w:r>
-      <w:proofErr w:type="spellEnd"/>
-      <w:r>
-        <w:t xml:space="preserve"> </w:t>
-      </w:r>
-      <w:proofErr w:type="spellStart"/>
-      <w:r>
-        <w:t>Linguistics</w:t>
-      </w:r>
-      <w:proofErr w:type="spellEnd"/>
-      <w:r>
-        <w:t xml:space="preserve">: System </w:t>
-      </w:r>
-      <w:proofErr w:type="spellStart"/>
-      <w:r>
-        <w:t>Demonstrations</w:t>
-      </w:r>
-      <w:proofErr w:type="spellEnd"/>
-      <w:r>
-        <w:t xml:space="preserve">, pp 150-158 - </w:t>
+        <w:rPr>
+          <w:lang w:val="en-US"/>
+        </w:rPr>
+        <w:t xml:space="preserve">, S. (2024). RAGAs: Automated Evaluation of Retrieval Augmented Generation. In Proceedings of the 18th Conference of the European Chapter of the Association for Computational Linguistics: System Demonstrations, pp 150-158 - </w:t>
       </w:r>
       <w:hyperlink r:id="rId42" w:history="1">
         <w:r>
           <w:rPr>
             <w:rStyle w:val="Collegamentoipertestuale"/>
+            <w:lang w:val="en-US"/>
           </w:rPr>
           <w:t>https://arxiv.org/abs/2309.15217</w:t>
         </w:r>
@@ -4455,319 +3999,254 @@
       </w:hyperlink>
     </w:p>
     <w:p>
-      <w:r>
-        <w:t xml:space="preserve">[3] Saad-Falcon, J., Khattab, O., Potts, C., &amp; Zaharia, M. (2024). ARES: An </w:t>
-      </w:r>
-      <w:proofErr w:type="spellStart"/>
-      <w:r>
-        <w:t>Automated</w:t>
-      </w:r>
-      <w:proofErr w:type="spellEnd"/>
-      <w:r>
-        <w:t xml:space="preserve"> Evaluation Framework for </w:t>
-      </w:r>
-      <w:proofErr w:type="spellStart"/>
-      <w:r>
-        <w:t>Retrieval-Augmented</w:t>
-      </w:r>
-      <w:proofErr w:type="spellEnd"/>
-      <w:r>
-        <w:t xml:space="preserve"> Generation Systems. In </w:t>
-      </w:r>
-      <w:proofErr w:type="spellStart"/>
-      <w:r>
-        <w:t>Proceedings</w:t>
-      </w:r>
-      <w:proofErr w:type="spellEnd"/>
-      <w:r>
-        <w:t xml:space="preserve"> of the 2024 Conference of the North American </w:t>
-      </w:r>
-      <w:proofErr w:type="spellStart"/>
-      <w:r>
-        <w:t>Chapter</w:t>
-      </w:r>
-      <w:proofErr w:type="spellEnd"/>
-      <w:r>
-        <w:t xml:space="preserve"> of the Association for </w:t>
-      </w:r>
-      <w:proofErr w:type="spellStart"/>
-      <w:r>
-        <w:t>Computational</w:t>
-      </w:r>
-      <w:proofErr w:type="spellEnd"/>
-      <w:r>
-        <w:t xml:space="preserve"> </w:t>
-      </w:r>
-      <w:proofErr w:type="spellStart"/>
-      <w:r>
-        <w:t>Linguistics</w:t>
-      </w:r>
-      <w:proofErr w:type="spellEnd"/>
-      <w:r>
-        <w:t xml:space="preserve">: Human Language Technologies (Volume 1: Long Papers), pp 338-354 - </w:t>
+      <w:pPr>
+        <w:rPr>
+          <w:lang w:val="en-US"/>
+        </w:rPr>
+      </w:pPr>
+      <w:r>
+        <w:rPr>
+          <w:lang w:val="en-US"/>
+        </w:rPr>
+        <w:t xml:space="preserve">[3] Saad-Falcon, J., Khattab, O., Potts, C., &amp; Zaharia, M. (2024). ARES: An Automated Evaluation Framework for Retrieval-Augmented Generation Systems. In Proceedings of the 2024 Conference of the North American Chapter of the Association for Computational Linguistics: Human Language Technologies (Volume 1: Long Papers), pp 338-354 - </w:t>
       </w:r>
       <w:hyperlink r:id="rId44" w:history="1">
         <w:r>
           <w:rPr>
             <w:rStyle w:val="Collegamentoipertestuale"/>
+            <w:lang w:val="en-US"/>
           </w:rPr>
           <w:t>https://aclanthology.org/2024.naacl-long.20/</w:t>
         </w:r>
       </w:hyperlink>
     </w:p>
     <w:p>
-      <w:r>
-        <w:t xml:space="preserve">[3] ARES </w:t>
-      </w:r>
-      <w:proofErr w:type="spellStart"/>
-      <w:r>
-        <w:t>Documentation</w:t>
-      </w:r>
-      <w:proofErr w:type="spellEnd"/>
-      <w:r>
-        <w:t xml:space="preserve"> - ARES: An </w:t>
-      </w:r>
-      <w:proofErr w:type="spellStart"/>
-      <w:r>
-        <w:t>Automated</w:t>
-      </w:r>
-      <w:proofErr w:type="spellEnd"/>
-      <w:r>
-        <w:t xml:space="preserve"> Evaluation Framework for RAG Systems - </w:t>
+      <w:pPr>
+        <w:rPr>
+          <w:lang w:val="en-US"/>
+        </w:rPr>
+      </w:pPr>
+      <w:r>
+        <w:rPr>
+          <w:lang w:val="en-US"/>
+        </w:rPr>
+        <w:t xml:space="preserve">[3] ARES Documentation - ARES: An Automated Evaluation Framework for RAG Systems - </w:t>
       </w:r>
       <w:hyperlink r:id="rId45" w:history="1">
         <w:r>
           <w:rPr>
             <w:rStyle w:val="Collegamentoipertestuale"/>
+            <w:lang w:val="en-US"/>
           </w:rPr>
           <w:t>https://ares-ai.vercel.app/</w:t>
         </w:r>
       </w:hyperlink>
       <w:r>
+        <w:rPr>
+          <w:lang w:val="en-US"/>
+        </w:rPr>
         <w:t xml:space="preserve"> </w:t>
       </w:r>
       <w:r>
+        <w:rPr>
+          <w:lang w:val="en-US"/>
+        </w:rPr>
         <w:t xml:space="preserve">+ </w:t>
       </w:r>
       <w:hyperlink r:id="rId46" w:history="1">
         <w:r>
           <w:rPr>
             <w:rStyle w:val="Collegamentoipertestuale"/>
+            <w:lang w:val="en-US"/>
           </w:rPr>
           <w:t>https://github.com/stanford-futuredata/ARES</w:t>
         </w:r>
       </w:hyperlink>
     </w:p>
     <w:p>
-      <w:r>
-        <w:t xml:space="preserve">[3] Medium - </w:t>
-      </w:r>
-      <w:proofErr w:type="spellStart"/>
-      <w:r>
-        <w:t>Evaluating</w:t>
-      </w:r>
-      <w:proofErr w:type="spellEnd"/>
-      <w:r>
-        <w:t xml:space="preserve"> RAG Models with ARES: A Scalable </w:t>
-      </w:r>
-      <w:proofErr w:type="spellStart"/>
-      <w:r>
-        <w:t>Approach</w:t>
-      </w:r>
-      <w:proofErr w:type="spellEnd"/>
-      <w:r>
-        <w:t xml:space="preserve"> to </w:t>
-      </w:r>
-      <w:proofErr w:type="spellStart"/>
-      <w:r>
-        <w:t>Automated</w:t>
-      </w:r>
-      <w:proofErr w:type="spellEnd"/>
-      <w:r>
-        <w:t xml:space="preserve"> </w:t>
-      </w:r>
-      <w:proofErr w:type="spellStart"/>
-      <w:r>
-        <w:t>Retrieval</w:t>
-      </w:r>
-      <w:proofErr w:type="spellEnd"/>
-      <w:r>
-        <w:t xml:space="preserve"> and Generation Scoring - Rupak (Bob) Roy - II - </w:t>
+      <w:pPr>
+        <w:rPr>
+          <w:lang w:val="en-US"/>
+        </w:rPr>
+      </w:pPr>
+      <w:r>
+        <w:rPr>
+          <w:lang w:val="en-US"/>
+        </w:rPr>
+        <w:t xml:space="preserve">[3] Medium - Evaluating RAG Models with ARES: A Scalable Approach to Automated Retrieval and Generation Scoring - Rupak (Bob) Roy - II - </w:t>
       </w:r>
       <w:hyperlink r:id="rId47" w:history="1">
         <w:r>
           <w:rPr>
             <w:rStyle w:val="Collegamentoipertestuale"/>
+            <w:lang w:val="en-US"/>
           </w:rPr>
           <w:t>https://bobrupakroy.medium.com/evaluating-rag-models-with-ares-a-scalable-approach-to-automated-retrieval-and-generation-scoring-02ac9ea047ac</w:t>
         </w:r>
       </w:hyperlink>
     </w:p>
     <w:p>
-      <w:r>
+      <w:pPr>
+        <w:rPr>
+          <w:lang w:val="en-US"/>
+        </w:rPr>
+      </w:pPr>
+      <w:r>
+        <w:rPr>
+          <w:lang w:val="en-US"/>
+        </w:rPr>
         <w:t xml:space="preserve">[4] </w:t>
       </w:r>
       <w:proofErr w:type="spellStart"/>
       <w:r>
+        <w:rPr>
+          <w:lang w:val="en-US"/>
+        </w:rPr>
         <w:t>DeepEval</w:t>
       </w:r>
       <w:proofErr w:type="spellEnd"/>
       <w:r>
+        <w:rPr>
+          <w:lang w:val="en-US"/>
+        </w:rPr>
         <w:t xml:space="preserve"> - RAG Evaluation - </w:t>
       </w:r>
       <w:hyperlink r:id="rId48" w:history="1">
         <w:r>
           <w:rPr>
             <w:rStyle w:val="Collegamentoipertestuale"/>
+            <w:lang w:val="en-US"/>
           </w:rPr>
           <w:t>https://deepeval.com/guides/guides-rag-evaluation</w:t>
         </w:r>
       </w:hyperlink>
     </w:p>
     <w:p>
-      <w:r>
+      <w:pPr>
+        <w:rPr>
+          <w:lang w:val="en-US"/>
+        </w:rPr>
+      </w:pPr>
+      <w:r>
+        <w:rPr>
+          <w:lang w:val="en-US"/>
+        </w:rPr>
         <w:t xml:space="preserve">[4] </w:t>
       </w:r>
       <w:proofErr w:type="spellStart"/>
       <w:r>
+        <w:rPr>
+          <w:lang w:val="en-US"/>
+        </w:rPr>
         <w:t>DeepEval</w:t>
       </w:r>
       <w:proofErr w:type="spellEnd"/>
       <w:r>
+        <w:rPr>
+          <w:lang w:val="en-US"/>
+        </w:rPr>
         <w:t xml:space="preserve"> - The LLM Evaluation Framework - </w:t>
       </w:r>
       <w:hyperlink r:id="rId49" w:history="1">
         <w:r>
           <w:rPr>
             <w:rStyle w:val="Collegamentoipertestuale"/>
+            <w:lang w:val="en-US"/>
           </w:rPr>
           <w:t>https://deepeval.com/</w:t>
         </w:r>
       </w:hyperlink>
     </w:p>
     <w:p>
-      <w:r>
-        <w:t xml:space="preserve">[4] Liu, Y., Iter, D., </w:t>
-      </w:r>
-      <w:proofErr w:type="spellStart"/>
-      <w:r>
-        <w:t>Xu</w:t>
-      </w:r>
-      <w:proofErr w:type="spellEnd"/>
-      <w:r>
-        <w:t xml:space="preserve">, Y., Wang, S., </w:t>
-      </w:r>
-      <w:proofErr w:type="spellStart"/>
-      <w:r>
-        <w:t>Xu</w:t>
-      </w:r>
-      <w:proofErr w:type="spellEnd"/>
-      <w:r>
-        <w:t xml:space="preserve">, R., &amp; Zhu, C. (2023). G-Eval: NLG Evaluation </w:t>
-      </w:r>
-      <w:proofErr w:type="spellStart"/>
-      <w:r>
-        <w:t>using</w:t>
-      </w:r>
-      <w:proofErr w:type="spellEnd"/>
-      <w:r>
-        <w:t xml:space="preserve"> GPT-4 with Better Human </w:t>
-      </w:r>
-      <w:proofErr w:type="spellStart"/>
-      <w:r>
-        <w:t>Alignment</w:t>
-      </w:r>
-      <w:proofErr w:type="spellEnd"/>
-      <w:r>
-        <w:t xml:space="preserve"> - </w:t>
+      <w:pPr>
+        <w:rPr>
+          <w:lang w:val="en-US"/>
+        </w:rPr>
+      </w:pPr>
+      <w:r>
+        <w:rPr>
+          <w:lang w:val="en-US"/>
+        </w:rPr>
+        <w:t xml:space="preserve">[4] Liu, Y., Iter, D., Xu, Y., Wang, S., Xu, R., &amp; Zhu, C. (2023). G-Eval: NLG Evaluation using GPT-4 with Better Human Alignment - </w:t>
       </w:r>
       <w:hyperlink r:id="rId50" w:history="1">
         <w:r>
           <w:rPr>
             <w:rStyle w:val="Collegamentoipertestuale"/>
+            <w:lang w:val="en-US"/>
           </w:rPr>
           <w:t>https://doi.org/10.48550/arXiv.2303.16634</w:t>
         </w:r>
       </w:hyperlink>
     </w:p>
     <w:p>
-      <w:r>
+      <w:pPr>
+        <w:rPr>
+          <w:lang w:val="en-US"/>
+        </w:rPr>
+      </w:pPr>
+      <w:r>
+        <w:rPr>
+          <w:lang w:val="en-US"/>
+        </w:rPr>
         <w:lastRenderedPageBreak/>
         <w:t xml:space="preserve">[5] QASkills.sh - </w:t>
       </w:r>
       <w:proofErr w:type="spellStart"/>
       <w:r>
+        <w:rPr>
+          <w:lang w:val="en-US"/>
+        </w:rPr>
         <w:t>TruLens</w:t>
       </w:r>
       <w:proofErr w:type="spellEnd"/>
       <w:r>
+        <w:rPr>
+          <w:lang w:val="en-US"/>
+        </w:rPr>
         <w:t xml:space="preserve"> LLM Evaluation Framework Complete Guide 2026 - </w:t>
       </w:r>
       <w:hyperlink r:id="rId51" w:history="1">
         <w:r>
           <w:rPr>
             <w:rStyle w:val="Collegamentoipertestuale"/>
+            <w:lang w:val="en-US"/>
           </w:rPr>
           <w:t>https://qaskills.sh/blog/trulens-llm-evaluation-framework-guide</w:t>
         </w:r>
       </w:hyperlink>
     </w:p>
     <w:p>
-      <w:r>
+      <w:pPr>
+        <w:rPr>
+          <w:lang w:val="en-US"/>
+        </w:rPr>
+      </w:pPr>
+      <w:r>
+        <w:rPr>
+          <w:lang w:val="en-US"/>
+        </w:rPr>
         <w:t xml:space="preserve">[5] </w:t>
       </w:r>
       <w:proofErr w:type="spellStart"/>
       <w:r>
+        <w:rPr>
+          <w:lang w:val="en-US"/>
+        </w:rPr>
         <w:t>Trulens</w:t>
       </w:r>
       <w:proofErr w:type="spellEnd"/>
       <w:r>
-        <w:t xml:space="preserve"> - </w:t>
-      </w:r>
-      <w:proofErr w:type="spellStart"/>
-      <w:r>
-        <w:t>Evaluate</w:t>
-      </w:r>
-      <w:proofErr w:type="spellEnd"/>
-      <w:r>
-        <w:t xml:space="preserve"> and trace </w:t>
-      </w:r>
-      <w:proofErr w:type="gramStart"/>
-      <w:r>
-        <w:t>AI</w:t>
-      </w:r>
-      <w:proofErr w:type="gramEnd"/>
-      <w:r>
-        <w:t xml:space="preserve"> agents. </w:t>
-      </w:r>
-      <w:proofErr w:type="spellStart"/>
-      <w:r>
-        <w:t>Move</w:t>
-      </w:r>
-      <w:proofErr w:type="spellEnd"/>
-      <w:r>
-        <w:t xml:space="preserve"> from </w:t>
-      </w:r>
-      <w:proofErr w:type="spellStart"/>
-      <w:r>
-        <w:t>vibes</w:t>
-      </w:r>
-      <w:proofErr w:type="spellEnd"/>
-      <w:r>
-        <w:t xml:space="preserve"> to </w:t>
-      </w:r>
-      <w:proofErr w:type="spellStart"/>
-      <w:r>
-        <w:t>metrics</w:t>
-      </w:r>
-      <w:proofErr w:type="spellEnd"/>
-      <w:r>
-        <w:t xml:space="preserve"> - </w:t>
+        <w:rPr>
+          <w:lang w:val="en-US"/>
+        </w:rPr>
+        <w:t xml:space="preserve"> - Evaluate and trace AI agents. Move from vibes to metrics - </w:t>
       </w:r>
       <w:hyperlink r:id="rId52" w:history="1">
         <w:r>
           <w:rPr>
             <w:rStyle w:val="Collegamentoipertestuale"/>
+            <w:lang w:val="en-US"/>
           </w:rPr>
           <w:t>https://www.trulens.org/</w:t>
         </w:r>
@@ -4803,56 +4282,51 @@
       </w:r>
     </w:p>
     <w:p>
-      <w:r>
-        <w:t xml:space="preserve">[6] </w:t>
+      <w:pPr>
+        <w:rPr>
+          <w:lang w:val="en-US"/>
+        </w:rPr>
+      </w:pPr>
+      <w:r>
+        <w:rPr>
+          <w:lang w:val="en-US"/>
+        </w:rPr>
+        <w:t xml:space="preserve">[6] What is </w:t>
       </w:r>
       <w:proofErr w:type="spellStart"/>
       <w:r>
-        <w:t>What</w:t>
+        <w:rPr>
+          <w:lang w:val="en-US"/>
+        </w:rPr>
+        <w:t>Arize</w:t>
       </w:r>
       <w:proofErr w:type="spellEnd"/>
       <w:r>
-        <w:t xml:space="preserve"> </w:t>
-      </w:r>
-      <w:proofErr w:type="spellStart"/>
-      <w:r>
-        <w:t>is</w:t>
-      </w:r>
-      <w:proofErr w:type="spellEnd"/>
-      <w:r>
-        <w:t xml:space="preserve"> </w:t>
-      </w:r>
-      <w:proofErr w:type="spellStart"/>
-      <w:r>
-        <w:t>Arize</w:t>
-      </w:r>
-      <w:proofErr w:type="spellEnd"/>
-      <w:r>
-        <w:t xml:space="preserve"> Phoenix? AI </w:t>
-      </w:r>
-      <w:proofErr w:type="spellStart"/>
-      <w:r>
-        <w:t>Observability</w:t>
-      </w:r>
-      <w:proofErr w:type="spellEnd"/>
-      <w:r>
-        <w:t xml:space="preserve"> and Evaluation - </w:t>
+        <w:rPr>
+          <w:lang w:val="en-US"/>
+        </w:rPr>
+        <w:t xml:space="preserve"> Phoenix? AI Observability and Evaluation - </w:t>
       </w:r>
       <w:hyperlink r:id="rId53" w:history="1">
         <w:r>
           <w:rPr>
             <w:rStyle w:val="Collegamentoipertestuale"/>
+            <w:lang w:val="en-US"/>
           </w:rPr>
           <w:t>https://arize.com/docs/phoenix</w:t>
         </w:r>
       </w:hyperlink>
       <w:r>
+        <w:rPr>
+          <w:lang w:val="en-US"/>
+        </w:rPr>
         <w:t xml:space="preserve"> + </w:t>
       </w:r>
       <w:hyperlink r:id="rId54" w:history="1">
         <w:r>
           <w:rPr>
             <w:rStyle w:val="Collegamentoipertestuale"/>
+            <w:lang w:val="en-US"/>
           </w:rPr>
           <w:t>https://arize.com/docs/phoenix/evaluation/llm-evals</w:t>
         </w:r>
@@ -4894,949 +4368,555 @@
             <w:tcW w:w="9628" w:type="dxa"/>
           </w:tcPr>
           <w:p>
-            <w:r>
-              <w:t>prompt = '''</w:t>
-            </w:r>
-          </w:p>
-          <w:p>
-            <w:r>
-              <w:t xml:space="preserve">        You </w:t>
+            <w:pPr>
+              <w:rPr>
+                <w:lang w:val="en-US"/>
+              </w:rPr>
+            </w:pPr>
+            <w:r>
+              <w:rPr>
+                <w:lang w:val="en-US"/>
+              </w:rPr>
+              <w:t xml:space="preserve">prompt </w:t>
+            </w:r>
+            <w:proofErr w:type="gramStart"/>
+            <w:r>
+              <w:rPr>
+                <w:lang w:val="en-US"/>
+              </w:rPr>
+              <w:t>= ''</w:t>
+            </w:r>
+            <w:proofErr w:type="gramEnd"/>
+            <w:r>
+              <w:rPr>
+                <w:lang w:val="en-US"/>
+              </w:rPr>
+              <w:t>'</w:t>
+            </w:r>
+          </w:p>
+          <w:p>
+            <w:pPr>
+              <w:rPr>
+                <w:lang w:val="en-US"/>
+              </w:rPr>
+            </w:pPr>
+            <w:r>
+              <w:rPr>
+                <w:lang w:val="en-US"/>
+              </w:rPr>
+              <w:t>        You will be provided with a "</w:t>
             </w:r>
             <w:proofErr w:type="spellStart"/>
             <w:r>
-              <w:t>will</w:t>
+              <w:rPr>
+                <w:lang w:val="en-US"/>
+              </w:rPr>
+              <w:t>RAG_context</w:t>
             </w:r>
             <w:proofErr w:type="spellEnd"/>
             <w:r>
-              <w:t xml:space="preserve"> be </w:t>
+              <w:rPr>
+                <w:lang w:val="en-US"/>
+              </w:rPr>
+              <w:t>" and a "</w:t>
             </w:r>
             <w:proofErr w:type="spellStart"/>
             <w:r>
-              <w:t>provided</w:t>
+              <w:rPr>
+                <w:lang w:val="en-US"/>
+              </w:rPr>
+              <w:t>system_answer</w:t>
             </w:r>
             <w:proofErr w:type="spellEnd"/>
             <w:r>
-              <w:t xml:space="preserve"> with a "</w:t>
+              <w:rPr>
+                <w:lang w:val="en-US"/>
+              </w:rPr>
+              <w:t xml:space="preserve">". </w:t>
+            </w:r>
+          </w:p>
+          <w:p>
+            <w:pPr>
+              <w:rPr>
+                <w:lang w:val="en-US"/>
+              </w:rPr>
+            </w:pPr>
+            <w:r>
+              <w:rPr>
+                <w:lang w:val="en-US"/>
+              </w:rPr>
+              <w:t>        Your task is divided into two phases.</w:t>
+            </w:r>
+          </w:p>
+          <w:p>
+            <w:pPr>
+              <w:rPr>
+                <w:lang w:val="en-US"/>
+              </w:rPr>
+            </w:pPr>
+          </w:p>
+          <w:p>
+            <w:pPr>
+              <w:rPr>
+                <w:lang w:val="en-US"/>
+              </w:rPr>
+            </w:pPr>
+            <w:r>
+              <w:rPr>
+                <w:lang w:val="en-US"/>
+              </w:rPr>
+              <w:t>        Step 1: Decompose</w:t>
+            </w:r>
+          </w:p>
+          <w:p>
+            <w:pPr>
+              <w:rPr>
+                <w:lang w:val="en-US"/>
+              </w:rPr>
+            </w:pPr>
+            <w:r>
+              <w:rPr>
+                <w:lang w:val="en-US"/>
+              </w:rPr>
+              <w:t>        Split "</w:t>
             </w:r>
             <w:proofErr w:type="spellStart"/>
             <w:r>
+              <w:rPr>
+                <w:lang w:val="en-US"/>
+              </w:rPr>
+              <w:t>system_answer</w:t>
+            </w:r>
+            <w:proofErr w:type="spellEnd"/>
+            <w:r>
+              <w:rPr>
+                <w:lang w:val="en-US"/>
+              </w:rPr>
+              <w:t xml:space="preserve">" into a list of individual atomic factual data statements. </w:t>
+            </w:r>
+          </w:p>
+          <w:p>
+            <w:pPr>
+              <w:rPr>
+                <w:lang w:val="en-US"/>
+              </w:rPr>
+            </w:pPr>
+            <w:r>
+              <w:rPr>
+                <w:lang w:val="en-US"/>
+              </w:rPr>
+              <w:t xml:space="preserve">        Each statement must express exactly one fact and be understandable on its own.</w:t>
+            </w:r>
+          </w:p>
+          <w:p>
+            <w:pPr>
+              <w:rPr>
+                <w:lang w:val="en-US"/>
+              </w:rPr>
+            </w:pPr>
+          </w:p>
+          <w:p>
+            <w:pPr>
+              <w:rPr>
+                <w:lang w:val="en-US"/>
+              </w:rPr>
+            </w:pPr>
+            <w:r>
+              <w:rPr>
+                <w:lang w:val="en-US"/>
+              </w:rPr>
+              <w:t>        Step 2: Verify each complaint</w:t>
+            </w:r>
+          </w:p>
+          <w:p>
+            <w:pPr>
+              <w:rPr>
+                <w:lang w:val="en-US"/>
+              </w:rPr>
+            </w:pPr>
+            <w:r>
+              <w:rPr>
+                <w:lang w:val="en-US"/>
+              </w:rPr>
+              <w:t xml:space="preserve">        For each claim, judge whether it can be inferred from or is supported directly </w:t>
+            </w:r>
+          </w:p>
+          <w:p>
+            <w:pPr>
+              <w:rPr>
+                <w:lang w:val="en-US"/>
+              </w:rPr>
+            </w:pPr>
+            <w:r>
+              <w:rPr>
+                <w:lang w:val="en-US"/>
+              </w:rPr>
+              <w:t xml:space="preserve">        by "</w:t>
+            </w:r>
+            <w:proofErr w:type="spellStart"/>
+            <w:r>
+              <w:rPr>
+                <w:lang w:val="en-US"/>
+              </w:rPr>
               <w:t>RAG_context</w:t>
             </w:r>
             <w:proofErr w:type="spellEnd"/>
             <w:r>
-              <w:t>" and a "</w:t>
+              <w:rPr>
+                <w:lang w:val="en-US"/>
+              </w:rPr>
+              <w:t>" alone, not from outside or prior knowledge. Use this scale:</w:t>
+            </w:r>
+          </w:p>
+          <w:p>
+            <w:pPr>
+              <w:rPr>
+                <w:lang w:val="en-US"/>
+              </w:rPr>
+            </w:pPr>
+            <w:r>
+              <w:rPr>
+                <w:lang w:val="en-US"/>
+              </w:rPr>
+              <w:t>            1. Directly contradicts the context or is entirely manufactured / not present in it.</w:t>
+            </w:r>
+          </w:p>
+          <w:p>
+            <w:pPr>
+              <w:rPr>
+                <w:lang w:val="en-US"/>
+              </w:rPr>
+            </w:pPr>
+            <w:r>
+              <w:rPr>
+                <w:lang w:val="en-US"/>
+              </w:rPr>
+              <w:t xml:space="preserve">            2. Partially supported: Context-related but adds unsupported details or </w:t>
+            </w:r>
+          </w:p>
+          <w:p>
+            <w:pPr>
+              <w:rPr>
+                <w:lang w:val="en-US"/>
+              </w:rPr>
+            </w:pPr>
+            <w:r>
+              <w:rPr>
+                <w:lang w:val="en-US"/>
+              </w:rPr>
+              <w:t xml:space="preserve">                 overstate what the context says.</w:t>
+            </w:r>
+          </w:p>
+          <w:p>
+            <w:pPr>
+              <w:rPr>
+                <w:lang w:val="en-US"/>
+              </w:rPr>
+            </w:pPr>
+            <w:r>
+              <w:rPr>
+                <w:lang w:val="en-US"/>
+              </w:rPr>
+              <w:t>            3. Supported but requires free or indirect inference from the context.</w:t>
+            </w:r>
+          </w:p>
+          <w:p>
+            <w:pPr>
+              <w:rPr>
+                <w:lang w:val="en-US"/>
+              </w:rPr>
+            </w:pPr>
+            <w:r>
+              <w:rPr>
+                <w:lang w:val="en-US"/>
+              </w:rPr>
+              <w:t xml:space="preserve">            4. Directly and clearly supported by an explicit statement in context.   </w:t>
+            </w:r>
+          </w:p>
+          <w:p>
+            <w:pPr>
+              <w:rPr>
+                <w:lang w:val="en-US"/>
+              </w:rPr>
+            </w:pPr>
+            <w:r>
+              <w:rPr>
+                <w:lang w:val="en-US"/>
+              </w:rPr>
+              <w:t>       </w:t>
+            </w:r>
+          </w:p>
+          <w:p>
+            <w:pPr>
+              <w:rPr>
+                <w:lang w:val="en-US"/>
+              </w:rPr>
+            </w:pPr>
+            <w:r>
+              <w:rPr>
+                <w:lang w:val="en-US"/>
+              </w:rPr>
+              <w:t xml:space="preserve">       </w:t>
+            </w:r>
+            <w:r>
+              <w:rPr>
+                <w:lang w:val="en-US"/>
+              </w:rPr>
+              <w:t xml:space="preserve"> From each claim rated 1 or 2, cite the specific part of "</w:t>
             </w:r>
             <w:proofErr w:type="spellStart"/>
             <w:r>
+              <w:rPr>
+                <w:lang w:val="en-US"/>
+              </w:rPr>
               <w:t>system_answer</w:t>
             </w:r>
             <w:proofErr w:type="spellEnd"/>
             <w:r>
-              <w:t xml:space="preserve">". </w:t>
-            </w:r>
-          </w:p>
-          <w:p>
-            <w:r>
-              <w:t xml:space="preserve">        Your task </w:t>
+              <w:rPr>
+                <w:lang w:val="en-US"/>
+              </w:rPr>
+              <w:t xml:space="preserve">" is </w:t>
+            </w:r>
+          </w:p>
+          <w:p>
+            <w:pPr>
+              <w:rPr>
+                <w:lang w:val="en-US"/>
+              </w:rPr>
+            </w:pPr>
+            <w:r>
+              <w:rPr>
+                <w:lang w:val="en-US"/>
+              </w:rPr>
+              <w:t xml:space="preserve">        responsible and briefly explains why it isn't supported, before giving the score.</w:t>
+            </w:r>
+          </w:p>
+          <w:p>
+            <w:pPr>
+              <w:rPr>
+                <w:lang w:val="en-US"/>
+              </w:rPr>
+            </w:pPr>
+            <w:r>
+              <w:rPr>
+                <w:lang w:val="en-US"/>
+              </w:rPr>
+              <w:t xml:space="preserve">        Then calculate an overall loyalty score like: (numbers of complaints assessed </w:t>
+            </w:r>
+          </w:p>
+          <w:p>
+            <w:pPr>
+              <w:rPr>
+                <w:lang w:val="en-US"/>
+              </w:rPr>
+            </w:pPr>
+            <w:r>
+              <w:rPr>
+                <w:lang w:val="en-US"/>
+              </w:rPr>
+              <w:t xml:space="preserve">        3 or 4) / (total number of complaints). </w:t>
+            </w:r>
+          </w:p>
+          <w:p>
+            <w:pPr>
+              <w:rPr>
+                <w:lang w:val="en-US"/>
+              </w:rPr>
+            </w:pPr>
+          </w:p>
+          <w:p>
+            <w:pPr>
+              <w:rPr>
+                <w:lang w:val="en-US"/>
+              </w:rPr>
+            </w:pPr>
+            <w:r>
+              <w:rPr>
+                <w:lang w:val="en-US"/>
+              </w:rPr>
+              <w:t xml:space="preserve">        Context: </w:t>
+            </w:r>
+            <w:proofErr w:type="gramStart"/>
+            <w:r>
+              <w:rPr>
+                <w:lang w:val="en-US"/>
+              </w:rPr>
+              <w:t xml:space="preserve">{{ </w:t>
             </w:r>
             <w:proofErr w:type="spellStart"/>
             <w:r>
-              <w:t>is</w:t>
+              <w:rPr>
+                <w:lang w:val="en-US"/>
+              </w:rPr>
+              <w:t>RAG</w:t>
+            </w:r>
+            <w:proofErr w:type="gramEnd"/>
+            <w:r>
+              <w:rPr>
+                <w:lang w:val="en-US"/>
+              </w:rPr>
+              <w:t>_</w:t>
+            </w:r>
+            <w:proofErr w:type="gramStart"/>
+            <w:r>
+              <w:rPr>
+                <w:lang w:val="en-US"/>
+              </w:rPr>
+              <w:t>context</w:t>
             </w:r>
             <w:proofErr w:type="spellEnd"/>
             <w:r>
-              <w:t xml:space="preserve"> </w:t>
+              <w:rPr>
+                <w:lang w:val="en-US"/>
+              </w:rPr>
+              <w:t xml:space="preserve"> }</w:t>
+            </w:r>
+            <w:proofErr w:type="gramEnd"/>
+            <w:r>
+              <w:rPr>
+                <w:lang w:val="en-US"/>
+              </w:rPr>
+              <w:t>}</w:t>
+            </w:r>
+          </w:p>
+          <w:p>
+            <w:pPr>
+              <w:rPr>
+                <w:lang w:val="en-US"/>
+              </w:rPr>
+            </w:pPr>
+            <w:r>
+              <w:rPr>
+                <w:lang w:val="en-US"/>
+              </w:rPr>
+              <w:t xml:space="preserve">        Answer: </w:t>
+            </w:r>
+            <w:proofErr w:type="gramStart"/>
+            <w:r>
+              <w:rPr>
+                <w:lang w:val="en-US"/>
+              </w:rPr>
+              <w:t xml:space="preserve">{{ </w:t>
             </w:r>
             <w:proofErr w:type="spellStart"/>
             <w:r>
-              <w:t>divided</w:t>
+              <w:rPr>
+                <w:lang w:val="en-US"/>
+              </w:rPr>
+              <w:t>system</w:t>
+            </w:r>
+            <w:proofErr w:type="gramEnd"/>
+            <w:r>
+              <w:rPr>
+                <w:lang w:val="en-US"/>
+              </w:rPr>
+              <w:t>_</w:t>
+            </w:r>
+            <w:proofErr w:type="gramStart"/>
+            <w:r>
+              <w:rPr>
+                <w:lang w:val="en-US"/>
+              </w:rPr>
+              <w:t>answer</w:t>
             </w:r>
             <w:proofErr w:type="spellEnd"/>
             <w:r>
-              <w:t xml:space="preserve"> </w:t>
-            </w:r>
-            <w:proofErr w:type="spellStart"/>
-            <w:r>
-              <w:t>into</w:t>
-            </w:r>
-            <w:proofErr w:type="spellEnd"/>
-            <w:r>
-              <w:t xml:space="preserve"> </w:t>
-            </w:r>
-            <w:proofErr w:type="spellStart"/>
-            <w:r>
-              <w:t>two</w:t>
-            </w:r>
-            <w:proofErr w:type="spellEnd"/>
-            <w:r>
-              <w:t xml:space="preserve"> </w:t>
-            </w:r>
-            <w:proofErr w:type="spellStart"/>
-            <w:r>
-              <w:t>phases</w:t>
-            </w:r>
-            <w:proofErr w:type="spellEnd"/>
-            <w:r>
-              <w:t>.</w:t>
-            </w:r>
-          </w:p>
-          <w:p/>
-          <w:p>
-            <w:r>
-              <w:t>        Step 1: Decompose</w:t>
-            </w:r>
-          </w:p>
-          <w:p>
-            <w:r>
-              <w:t>        Split "</w:t>
-            </w:r>
-            <w:proofErr w:type="spellStart"/>
-            <w:r>
-              <w:t>system_answer</w:t>
-            </w:r>
-            <w:proofErr w:type="spellEnd"/>
-            <w:r>
-              <w:t xml:space="preserve">" </w:t>
-            </w:r>
-            <w:proofErr w:type="spellStart"/>
-            <w:r>
-              <w:t>into</w:t>
-            </w:r>
-            <w:proofErr w:type="spellEnd"/>
-            <w:r>
-              <w:t xml:space="preserve"> a list of </w:t>
-            </w:r>
-            <w:proofErr w:type="spellStart"/>
-            <w:r>
-              <w:t>individual</w:t>
-            </w:r>
-            <w:proofErr w:type="spellEnd"/>
-            <w:r>
-              <w:t xml:space="preserve"> </w:t>
-            </w:r>
-            <w:proofErr w:type="spellStart"/>
-            <w:r>
-              <w:t>atomic</w:t>
-            </w:r>
-            <w:proofErr w:type="spellEnd"/>
-            <w:r>
-              <w:t xml:space="preserve"> </w:t>
-            </w:r>
-            <w:proofErr w:type="spellStart"/>
-            <w:r>
-              <w:t>factual</w:t>
-            </w:r>
-            <w:proofErr w:type="spellEnd"/>
-            <w:r>
-              <w:t xml:space="preserve"> data </w:t>
-            </w:r>
-            <w:proofErr w:type="spellStart"/>
-            <w:r>
-              <w:t>statements</w:t>
-            </w:r>
-            <w:proofErr w:type="spellEnd"/>
-            <w:r>
-              <w:t xml:space="preserve">. </w:t>
-            </w:r>
-          </w:p>
-          <w:p>
-            <w:r>
-              <w:t xml:space="preserve">        Each </w:t>
-            </w:r>
-            <w:proofErr w:type="spellStart"/>
-            <w:r>
-              <w:t>statement</w:t>
-            </w:r>
-            <w:proofErr w:type="spellEnd"/>
-            <w:r>
-              <w:t xml:space="preserve"> must express </w:t>
-            </w:r>
-            <w:proofErr w:type="spellStart"/>
-            <w:r>
-              <w:t>exactly</w:t>
-            </w:r>
-            <w:proofErr w:type="spellEnd"/>
-            <w:r>
-              <w:t xml:space="preserve"> one </w:t>
-            </w:r>
-            <w:proofErr w:type="spellStart"/>
-            <w:r>
-              <w:t>fact</w:t>
-            </w:r>
-            <w:proofErr w:type="spellEnd"/>
-            <w:r>
-              <w:t xml:space="preserve"> and be </w:t>
-            </w:r>
-            <w:proofErr w:type="spellStart"/>
-            <w:r>
-              <w:t>understandable</w:t>
-            </w:r>
-            <w:proofErr w:type="spellEnd"/>
-            <w:r>
-              <w:t xml:space="preserve"> on </w:t>
-            </w:r>
-            <w:proofErr w:type="spellStart"/>
-            <w:r>
-              <w:t>its</w:t>
-            </w:r>
-            <w:proofErr w:type="spellEnd"/>
-            <w:r>
-              <w:t xml:space="preserve"> </w:t>
-            </w:r>
-            <w:proofErr w:type="spellStart"/>
-            <w:r>
-              <w:t>own</w:t>
-            </w:r>
-            <w:proofErr w:type="spellEnd"/>
-            <w:r>
-              <w:t>.</w:t>
-            </w:r>
-          </w:p>
-          <w:p/>
-          <w:p>
-            <w:r>
-              <w:t xml:space="preserve">        Step 2: </w:t>
-            </w:r>
-            <w:proofErr w:type="spellStart"/>
-            <w:r>
-              <w:t>Verify</w:t>
-            </w:r>
-            <w:proofErr w:type="spellEnd"/>
-            <w:r>
-              <w:t xml:space="preserve"> </w:t>
-            </w:r>
-            <w:proofErr w:type="spellStart"/>
-            <w:r>
-              <w:t>each</w:t>
-            </w:r>
-            <w:proofErr w:type="spellEnd"/>
-            <w:r>
-              <w:t xml:space="preserve"> </w:t>
-            </w:r>
-            <w:proofErr w:type="spellStart"/>
-            <w:r>
-              <w:t>complaint</w:t>
-            </w:r>
-            <w:proofErr w:type="spellEnd"/>
-          </w:p>
-          <w:p>
-            <w:r>
-              <w:t xml:space="preserve">        For </w:t>
-            </w:r>
-            <w:proofErr w:type="spellStart"/>
-            <w:r>
-              <w:t>each</w:t>
-            </w:r>
-            <w:proofErr w:type="spellEnd"/>
-            <w:r>
-              <w:t xml:space="preserve"> </w:t>
-            </w:r>
-            <w:proofErr w:type="spellStart"/>
-            <w:r>
-              <w:t>claim</w:t>
-            </w:r>
-            <w:proofErr w:type="spellEnd"/>
-            <w:r>
-              <w:t xml:space="preserve">, </w:t>
-            </w:r>
-            <w:proofErr w:type="spellStart"/>
-            <w:r>
-              <w:t>judge</w:t>
-            </w:r>
-            <w:proofErr w:type="spellEnd"/>
-            <w:r>
-              <w:t xml:space="preserve"> </w:t>
-            </w:r>
-            <w:proofErr w:type="spellStart"/>
-            <w:r>
-              <w:t>whether</w:t>
-            </w:r>
-            <w:proofErr w:type="spellEnd"/>
-            <w:r>
-              <w:t xml:space="preserve"> </w:t>
-            </w:r>
-            <w:proofErr w:type="spellStart"/>
-            <w:r>
-              <w:t>it</w:t>
-            </w:r>
-            <w:proofErr w:type="spellEnd"/>
-            <w:r>
-              <w:t xml:space="preserve"> can be </w:t>
-            </w:r>
-            <w:proofErr w:type="spellStart"/>
-            <w:r>
-              <w:t>inferred</w:t>
-            </w:r>
-            <w:proofErr w:type="spellEnd"/>
-            <w:r>
-              <w:t xml:space="preserve"> from or </w:t>
-            </w:r>
-            <w:proofErr w:type="spellStart"/>
-            <w:r>
-              <w:t>is</w:t>
-            </w:r>
-            <w:proofErr w:type="spellEnd"/>
-            <w:r>
-              <w:t xml:space="preserve"> </w:t>
-            </w:r>
-            <w:proofErr w:type="spellStart"/>
-            <w:r>
-              <w:t>supported</w:t>
-            </w:r>
-            <w:proofErr w:type="spellEnd"/>
-            <w:r>
-              <w:t xml:space="preserve"> </w:t>
-            </w:r>
-            <w:proofErr w:type="spellStart"/>
-            <w:r>
-              <w:t>directly</w:t>
-            </w:r>
-            <w:proofErr w:type="spellEnd"/>
-            <w:r>
-              <w:t xml:space="preserve"> </w:t>
-            </w:r>
-          </w:p>
-          <w:p>
-            <w:r>
-              <w:t xml:space="preserve">        by "</w:t>
-            </w:r>
-            <w:proofErr w:type="spellStart"/>
-            <w:r>
-              <w:t>RAG_context</w:t>
-            </w:r>
-            <w:proofErr w:type="spellEnd"/>
-            <w:r>
-              <w:t xml:space="preserve">" alone, </w:t>
-            </w:r>
-            <w:proofErr w:type="spellStart"/>
-            <w:r>
-              <w:t>not</w:t>
-            </w:r>
-            <w:proofErr w:type="spellEnd"/>
-            <w:r>
-              <w:t xml:space="preserve"> from </w:t>
-            </w:r>
-            <w:proofErr w:type="spellStart"/>
-            <w:r>
-              <w:t>outside</w:t>
-            </w:r>
-            <w:proofErr w:type="spellEnd"/>
-            <w:r>
-              <w:t xml:space="preserve"> or </w:t>
-            </w:r>
-            <w:proofErr w:type="spellStart"/>
-            <w:r>
-              <w:t>prior</w:t>
-            </w:r>
-            <w:proofErr w:type="spellEnd"/>
-            <w:r>
-              <w:t xml:space="preserve"> knowledge. Use </w:t>
-            </w:r>
-            <w:proofErr w:type="spellStart"/>
-            <w:r>
-              <w:t>this</w:t>
-            </w:r>
-            <w:proofErr w:type="spellEnd"/>
-            <w:r>
-              <w:t xml:space="preserve"> scale:</w:t>
-            </w:r>
-          </w:p>
-          <w:p>
-            <w:r>
-              <w:t xml:space="preserve">            1. </w:t>
-            </w:r>
-            <w:proofErr w:type="spellStart"/>
-            <w:r>
-              <w:t>Directly</w:t>
-            </w:r>
-            <w:proofErr w:type="spellEnd"/>
-            <w:r>
-              <w:t xml:space="preserve"> </w:t>
-            </w:r>
-            <w:proofErr w:type="spellStart"/>
-            <w:r>
-              <w:t>contradicts</w:t>
-            </w:r>
-            <w:proofErr w:type="spellEnd"/>
-            <w:r>
-              <w:t xml:space="preserve"> the </w:t>
-            </w:r>
-            <w:proofErr w:type="spellStart"/>
-            <w:r>
-              <w:t>context</w:t>
-            </w:r>
-            <w:proofErr w:type="spellEnd"/>
-            <w:r>
-              <w:t xml:space="preserve"> or </w:t>
-            </w:r>
-            <w:proofErr w:type="spellStart"/>
-            <w:r>
-              <w:t>is</w:t>
-            </w:r>
-            <w:proofErr w:type="spellEnd"/>
-            <w:r>
-              <w:t xml:space="preserve"> </w:t>
-            </w:r>
-            <w:proofErr w:type="spellStart"/>
-            <w:r>
-              <w:t>entirely</w:t>
-            </w:r>
-            <w:proofErr w:type="spellEnd"/>
-            <w:r>
-              <w:t xml:space="preserve"> </w:t>
-            </w:r>
-            <w:proofErr w:type="spellStart"/>
-            <w:r>
-              <w:t>manufactured</w:t>
-            </w:r>
-            <w:proofErr w:type="spellEnd"/>
-            <w:r>
-              <w:t xml:space="preserve"> / </w:t>
-            </w:r>
-            <w:proofErr w:type="spellStart"/>
-            <w:r>
-              <w:t>not</w:t>
-            </w:r>
-            <w:proofErr w:type="spellEnd"/>
-            <w:r>
-              <w:t xml:space="preserve"> </w:t>
-            </w:r>
-            <w:proofErr w:type="spellStart"/>
-            <w:r>
-              <w:t>present</w:t>
-            </w:r>
-            <w:proofErr w:type="spellEnd"/>
-            <w:r>
-              <w:t xml:space="preserve"> in </w:t>
-            </w:r>
-            <w:proofErr w:type="spellStart"/>
-            <w:r>
-              <w:t>it</w:t>
-            </w:r>
-            <w:proofErr w:type="spellEnd"/>
-            <w:r>
-              <w:t>.</w:t>
-            </w:r>
-          </w:p>
-          <w:p>
-            <w:r>
-              <w:t xml:space="preserve">            2. </w:t>
-            </w:r>
-            <w:proofErr w:type="spellStart"/>
-            <w:r>
-              <w:t>Partially</w:t>
-            </w:r>
-            <w:proofErr w:type="spellEnd"/>
-            <w:r>
-              <w:t xml:space="preserve"> </w:t>
-            </w:r>
-            <w:proofErr w:type="spellStart"/>
-            <w:r>
-              <w:t>supported</w:t>
-            </w:r>
-            <w:proofErr w:type="spellEnd"/>
-            <w:r>
-              <w:t xml:space="preserve">: </w:t>
-            </w:r>
-            <w:proofErr w:type="spellStart"/>
-            <w:r>
-              <w:t>Context-related</w:t>
-            </w:r>
-            <w:proofErr w:type="spellEnd"/>
-            <w:r>
-              <w:t xml:space="preserve"> </w:t>
-            </w:r>
-            <w:proofErr w:type="spellStart"/>
-            <w:r>
-              <w:t>but</w:t>
-            </w:r>
-            <w:proofErr w:type="spellEnd"/>
-            <w:r>
-              <w:t xml:space="preserve"> </w:t>
-            </w:r>
-            <w:proofErr w:type="spellStart"/>
-            <w:r>
-              <w:t>adds</w:t>
-            </w:r>
-            <w:proofErr w:type="spellEnd"/>
-            <w:r>
-              <w:t xml:space="preserve"> </w:t>
-            </w:r>
-            <w:proofErr w:type="spellStart"/>
-            <w:r>
-              <w:t>unsupported</w:t>
-            </w:r>
-            <w:proofErr w:type="spellEnd"/>
-            <w:r>
-              <w:t xml:space="preserve"> </w:t>
-            </w:r>
-            <w:proofErr w:type="spellStart"/>
-            <w:r>
-              <w:t>details</w:t>
-            </w:r>
-            <w:proofErr w:type="spellEnd"/>
-            <w:r>
-              <w:t xml:space="preserve"> or </w:t>
-            </w:r>
-          </w:p>
-          <w:p>
-            <w:r>
-              <w:t xml:space="preserve">                 </w:t>
-            </w:r>
-            <w:proofErr w:type="spellStart"/>
-            <w:r>
-              <w:t>overstate</w:t>
-            </w:r>
-            <w:proofErr w:type="spellEnd"/>
-            <w:r>
-              <w:t xml:space="preserve"> </w:t>
-            </w:r>
-            <w:proofErr w:type="spellStart"/>
-            <w:r>
-              <w:t>what</w:t>
-            </w:r>
-            <w:proofErr w:type="spellEnd"/>
-            <w:r>
-              <w:t xml:space="preserve"> the </w:t>
-            </w:r>
-            <w:proofErr w:type="spellStart"/>
-            <w:r>
-              <w:t>context</w:t>
-            </w:r>
-            <w:proofErr w:type="spellEnd"/>
-            <w:r>
-              <w:t xml:space="preserve"> </w:t>
-            </w:r>
-            <w:proofErr w:type="spellStart"/>
-            <w:r>
-              <w:t>says</w:t>
-            </w:r>
-            <w:proofErr w:type="spellEnd"/>
-            <w:r>
-              <w:t>.</w:t>
-            </w:r>
-          </w:p>
-          <w:p>
-            <w:r>
-              <w:t xml:space="preserve">            3. </w:t>
-            </w:r>
-            <w:proofErr w:type="spellStart"/>
-            <w:r>
-              <w:t>Supported</w:t>
-            </w:r>
-            <w:proofErr w:type="spellEnd"/>
-            <w:r>
-              <w:t xml:space="preserve"> </w:t>
-            </w:r>
-            <w:proofErr w:type="spellStart"/>
-            <w:r>
-              <w:t>but</w:t>
-            </w:r>
-            <w:proofErr w:type="spellEnd"/>
-            <w:r>
-              <w:t xml:space="preserve"> </w:t>
-            </w:r>
-            <w:proofErr w:type="spellStart"/>
-            <w:r>
-              <w:t>requires</w:t>
-            </w:r>
-            <w:proofErr w:type="spellEnd"/>
-            <w:r>
-              <w:t xml:space="preserve"> free or </w:t>
-            </w:r>
-            <w:proofErr w:type="spellStart"/>
-            <w:r>
-              <w:t>indirect</w:t>
-            </w:r>
-            <w:proofErr w:type="spellEnd"/>
-            <w:r>
-              <w:t xml:space="preserve"> </w:t>
-            </w:r>
-            <w:proofErr w:type="spellStart"/>
-            <w:r>
-              <w:t>inference</w:t>
-            </w:r>
-            <w:proofErr w:type="spellEnd"/>
-            <w:r>
-              <w:t xml:space="preserve"> from the </w:t>
-            </w:r>
-            <w:proofErr w:type="spellStart"/>
-            <w:r>
-              <w:t>context</w:t>
-            </w:r>
-            <w:proofErr w:type="spellEnd"/>
-            <w:r>
-              <w:t>.</w:t>
-            </w:r>
-          </w:p>
-          <w:p>
-            <w:r>
-              <w:t xml:space="preserve">            4. </w:t>
-            </w:r>
-            <w:proofErr w:type="spellStart"/>
-            <w:r>
-              <w:t>Directly</w:t>
-            </w:r>
-            <w:proofErr w:type="spellEnd"/>
-            <w:r>
-              <w:t xml:space="preserve"> and </w:t>
-            </w:r>
-            <w:proofErr w:type="spellStart"/>
-            <w:r>
-              <w:t>clearly</w:t>
-            </w:r>
-            <w:proofErr w:type="spellEnd"/>
-            <w:r>
-              <w:t xml:space="preserve"> </w:t>
-            </w:r>
-            <w:proofErr w:type="spellStart"/>
-            <w:r>
-              <w:t>supported</w:t>
-            </w:r>
-            <w:proofErr w:type="spellEnd"/>
-            <w:r>
-              <w:t xml:space="preserve"> by an explicit </w:t>
-            </w:r>
-            <w:proofErr w:type="spellStart"/>
-            <w:r>
-              <w:t>statement</w:t>
-            </w:r>
-            <w:proofErr w:type="spellEnd"/>
-            <w:r>
-              <w:t xml:space="preserve"> in </w:t>
-            </w:r>
-            <w:proofErr w:type="spellStart"/>
-            <w:r>
-              <w:t>context</w:t>
-            </w:r>
-            <w:proofErr w:type="spellEnd"/>
-            <w:r>
-              <w:t xml:space="preserve">.   </w:t>
-            </w:r>
-          </w:p>
-          <w:p>
-            <w:r>
-              <w:t>       </w:t>
-            </w:r>
-          </w:p>
-          <w:p>
-            <w:r>
-              <w:t xml:space="preserve">       </w:t>
-            </w:r>
-            <w:r>
-              <w:t xml:space="preserve"> From </w:t>
-            </w:r>
-            <w:proofErr w:type="spellStart"/>
-            <w:r>
-              <w:t>each</w:t>
-            </w:r>
-            <w:proofErr w:type="spellEnd"/>
-            <w:r>
-              <w:t xml:space="preserve"> </w:t>
-            </w:r>
-            <w:proofErr w:type="spellStart"/>
-            <w:r>
-              <w:t>claim</w:t>
-            </w:r>
-            <w:proofErr w:type="spellEnd"/>
-            <w:r>
-              <w:t xml:space="preserve"> </w:t>
-            </w:r>
-            <w:proofErr w:type="spellStart"/>
-            <w:r>
-              <w:t>rated</w:t>
-            </w:r>
-            <w:proofErr w:type="spellEnd"/>
-            <w:r>
-              <w:t xml:space="preserve"> 1 or 2, </w:t>
-            </w:r>
-            <w:proofErr w:type="spellStart"/>
-            <w:r>
-              <w:t>cite</w:t>
-            </w:r>
-            <w:proofErr w:type="spellEnd"/>
-            <w:r>
-              <w:t xml:space="preserve"> the </w:t>
-            </w:r>
-            <w:proofErr w:type="spellStart"/>
-            <w:r>
-              <w:t>specific</w:t>
-            </w:r>
-            <w:proofErr w:type="spellEnd"/>
-            <w:r>
-              <w:t xml:space="preserve"> part of "</w:t>
-            </w:r>
-            <w:proofErr w:type="spellStart"/>
-            <w:r>
-              <w:t>system_answer</w:t>
-            </w:r>
-            <w:proofErr w:type="spellEnd"/>
-            <w:r>
-              <w:t xml:space="preserve">" </w:t>
-            </w:r>
-            <w:proofErr w:type="spellStart"/>
-            <w:r>
-              <w:t>is</w:t>
-            </w:r>
-            <w:proofErr w:type="spellEnd"/>
-            <w:r>
-              <w:t xml:space="preserve"> </w:t>
-            </w:r>
-          </w:p>
-          <w:p>
-            <w:r>
-              <w:t xml:space="preserve">        </w:t>
-            </w:r>
-            <w:proofErr w:type="spellStart"/>
-            <w:r>
-              <w:t>responsible</w:t>
-            </w:r>
-            <w:proofErr w:type="spellEnd"/>
-            <w:r>
-              <w:t xml:space="preserve"> and </w:t>
-            </w:r>
-            <w:proofErr w:type="spellStart"/>
-            <w:r>
-              <w:t>briefly</w:t>
-            </w:r>
-            <w:proofErr w:type="spellEnd"/>
-            <w:r>
-              <w:t xml:space="preserve"> </w:t>
-            </w:r>
-            <w:proofErr w:type="spellStart"/>
-            <w:r>
-              <w:t>explains</w:t>
-            </w:r>
-            <w:proofErr w:type="spellEnd"/>
-            <w:r>
-              <w:t xml:space="preserve"> </w:t>
-            </w:r>
-            <w:proofErr w:type="spellStart"/>
-            <w:r>
-              <w:t>why</w:t>
-            </w:r>
-            <w:proofErr w:type="spellEnd"/>
-            <w:r>
-              <w:t xml:space="preserve"> </w:t>
-            </w:r>
-            <w:proofErr w:type="spellStart"/>
-            <w:r>
-              <w:t>it</w:t>
-            </w:r>
-            <w:proofErr w:type="spellEnd"/>
-            <w:r>
-              <w:t xml:space="preserve"> </w:t>
-            </w:r>
-            <w:proofErr w:type="spellStart"/>
-            <w:r>
-              <w:t>isn't</w:t>
-            </w:r>
-            <w:proofErr w:type="spellEnd"/>
-            <w:r>
-              <w:t xml:space="preserve"> </w:t>
-            </w:r>
-            <w:proofErr w:type="spellStart"/>
-            <w:r>
-              <w:t>supported</w:t>
-            </w:r>
-            <w:proofErr w:type="spellEnd"/>
-            <w:r>
-              <w:t xml:space="preserve">, </w:t>
-            </w:r>
-            <w:proofErr w:type="spellStart"/>
-            <w:r>
-              <w:t>before</w:t>
-            </w:r>
-            <w:proofErr w:type="spellEnd"/>
-            <w:r>
-              <w:t xml:space="preserve"> giving the score.</w:t>
-            </w:r>
-          </w:p>
-          <w:p>
-            <w:r>
-              <w:t xml:space="preserve">        Then </w:t>
-            </w:r>
-            <w:proofErr w:type="spellStart"/>
-            <w:r>
-              <w:t>calculate</w:t>
-            </w:r>
-            <w:proofErr w:type="spellEnd"/>
-            <w:r>
-              <w:t xml:space="preserve"> an overall loyalty score like: (</w:t>
-            </w:r>
-            <w:proofErr w:type="spellStart"/>
-            <w:r>
-              <w:t>numbers</w:t>
-            </w:r>
-            <w:proofErr w:type="spellEnd"/>
-            <w:r>
-              <w:t xml:space="preserve"> of </w:t>
-            </w:r>
-            <w:proofErr w:type="spellStart"/>
-            <w:r>
-              <w:t>complaints</w:t>
-            </w:r>
-            <w:proofErr w:type="spellEnd"/>
-            <w:r>
-              <w:t xml:space="preserve"> </w:t>
-            </w:r>
-            <w:proofErr w:type="spellStart"/>
-            <w:r>
-              <w:t>assessed</w:t>
-            </w:r>
-            <w:proofErr w:type="spellEnd"/>
-            <w:r>
-              <w:t xml:space="preserve"> </w:t>
-            </w:r>
-          </w:p>
-          <w:p>
-            <w:r>
-              <w:t xml:space="preserve">        3 or 4) / (</w:t>
-            </w:r>
-            <w:proofErr w:type="spellStart"/>
-            <w:r>
-              <w:t>total</w:t>
-            </w:r>
-            <w:proofErr w:type="spellEnd"/>
-            <w:r>
-              <w:t xml:space="preserve"> </w:t>
-            </w:r>
-            <w:proofErr w:type="spellStart"/>
-            <w:r>
-              <w:t>number</w:t>
-            </w:r>
-            <w:proofErr w:type="spellEnd"/>
-            <w:r>
-              <w:t xml:space="preserve"> of </w:t>
-            </w:r>
-            <w:proofErr w:type="spellStart"/>
-            <w:r>
-              <w:t>complaints</w:t>
-            </w:r>
-            <w:proofErr w:type="spellEnd"/>
-            <w:r>
-              <w:t xml:space="preserve">). </w:t>
-            </w:r>
-          </w:p>
-          <w:p/>
-          <w:p>
-            <w:r>
-              <w:t xml:space="preserve">        </w:t>
-            </w:r>
-            <w:proofErr w:type="spellStart"/>
-            <w:r>
-              <w:t>Context</w:t>
-            </w:r>
-            <w:proofErr w:type="spellEnd"/>
-            <w:r>
-              <w:t xml:space="preserve">: </w:t>
+              <w:rPr>
+                <w:lang w:val="en-US"/>
+              </w:rPr>
+              <w:t xml:space="preserve"> }</w:t>
+            </w:r>
+            <w:proofErr w:type="gramEnd"/>
+            <w:r>
+              <w:rPr>
+                <w:lang w:val="en-US"/>
+              </w:rPr>
+              <w:t>}</w:t>
+            </w:r>
+          </w:p>
+          <w:p>
+            <w:pPr>
+              <w:rPr>
+                <w:lang w:val="en-US"/>
+              </w:rPr>
+            </w:pPr>
+            <w:r>
+              <w:rPr>
+                <w:lang w:val="en-US"/>
+              </w:rPr>
+              <w:t xml:space="preserve">        Output </w:t>
             </w:r>
             <w:proofErr w:type="gramStart"/>
             <w:r>
-              <w:t xml:space="preserve">{{ </w:t>
-            </w:r>
-            <w:proofErr w:type="spellStart"/>
-            <w:r>
-              <w:t>RAG</w:t>
+              <w:rPr>
+                <w:lang w:val="en-US"/>
+              </w:rPr>
+              <w:t>format: {</w:t>
             </w:r>
             <w:proofErr w:type="gramEnd"/>
-            <w:r>
-              <w:t>_</w:t>
-            </w:r>
-            <w:proofErr w:type="gramStart"/>
-            <w:r>
-              <w:t>context</w:t>
-            </w:r>
-            <w:proofErr w:type="spellEnd"/>
-            <w:r>
-              <w:t xml:space="preserve"> }</w:t>
-            </w:r>
-            <w:proofErr w:type="gramEnd"/>
-            <w:r>
-              <w:t>}</w:t>
-            </w:r>
-          </w:p>
-          <w:p>
-            <w:r>
-              <w:t xml:space="preserve">        </w:t>
-            </w:r>
-            <w:proofErr w:type="spellStart"/>
-            <w:r>
-              <w:t>Answer</w:t>
-            </w:r>
-            <w:proofErr w:type="spellEnd"/>
-            <w:r>
-              <w:t xml:space="preserve">: </w:t>
-            </w:r>
-            <w:proofErr w:type="gramStart"/>
-            <w:r>
-              <w:t xml:space="preserve">{{ </w:t>
-            </w:r>
-            <w:proofErr w:type="spellStart"/>
-            <w:r>
-              <w:t>system</w:t>
-            </w:r>
-            <w:proofErr w:type="gramEnd"/>
-            <w:r>
-              <w:t>_</w:t>
-            </w:r>
-            <w:proofErr w:type="gramStart"/>
-            <w:r>
-              <w:t>answer</w:t>
-            </w:r>
-            <w:proofErr w:type="spellEnd"/>
-            <w:r>
-              <w:t xml:space="preserve"> }</w:t>
-            </w:r>
-            <w:proofErr w:type="gramEnd"/>
-            <w:r>
-              <w:t>}</w:t>
-            </w:r>
-          </w:p>
-          <w:p>
-            <w:r>
-              <w:t>        Output format: {</w:t>
-            </w:r>
-          </w:p>
-          <w:p>
-            <w:r>
-              <w:t>            "</w:t>
-            </w:r>
-            <w:proofErr w:type="spellStart"/>
-            <w:r>
-              <w:t>statements</w:t>
-            </w:r>
-            <w:proofErr w:type="spellEnd"/>
-            <w:r>
-              <w:t>": [</w:t>
-            </w:r>
-          </w:p>
-          <w:p>
-            <w:r>
+          </w:p>
+          <w:p>
+            <w:pPr>
+              <w:rPr>
+                <w:lang w:val="en-US"/>
+              </w:rPr>
+            </w:pPr>
+            <w:r>
+              <w:rPr>
+                <w:lang w:val="en-US"/>
+              </w:rPr>
+              <w:t>            "statements": [</w:t>
+            </w:r>
+          </w:p>
+          <w:p>
+            <w:pPr>
+              <w:rPr>
+                <w:lang w:val="en-US"/>
+              </w:rPr>
+            </w:pPr>
+            <w:r>
+              <w:rPr>
+                <w:lang w:val="en-US"/>
+              </w:rPr>
               <w:t>                {</w:t>
             </w:r>
           </w:p>
           <w:p>
-            <w:r>
-              <w:t>                    "</w:t>
-            </w:r>
-            <w:proofErr w:type="spellStart"/>
-            <w:r>
-              <w:t>statement</w:t>
-            </w:r>
-            <w:proofErr w:type="spellEnd"/>
-            <w:r>
-              <w:t>": "...",</w:t>
-            </w:r>
-          </w:p>
-          <w:p>
-            <w:r>
+            <w:pPr>
+              <w:rPr>
+                <w:lang w:val="en-US"/>
+              </w:rPr>
+            </w:pPr>
+            <w:r>
+              <w:rPr>
+                <w:lang w:val="en-US"/>
+              </w:rPr>
+              <w:t>                    "statement": "...",</w:t>
+            </w:r>
+          </w:p>
+          <w:p>
+            <w:pPr>
+              <w:rPr>
+                <w:lang w:val="en-US"/>
+              </w:rPr>
+            </w:pPr>
+            <w:r>
+              <w:rPr>
+                <w:lang w:val="en-US"/>
+              </w:rPr>
               <w:t>                    "score": 1 - 4,</w:t>
             </w:r>
           </w:p>
           <w:p>
             <w:r>
-              <w:t>                    "</w:t>
+              <w:rPr>
+                <w:lang w:val="en-US"/>
+              </w:rPr>
+              <w:t xml:space="preserve">                    </w:t>
+            </w:r>
+            <w:r>
+              <w:t>"</w:t>
             </w:r>
             <w:proofErr w:type="spellStart"/>
             <w:r>
@@ -5886,34 +4966,19 @@
     <w:p>
       <w:pPr>
         <w:pStyle w:val="Titolo2"/>
-      </w:pPr>
-      <w:bookmarkStart w:id="4" w:name="_Toc242958217"/>
-      <w:r>
+        <w:rPr>
+          <w:lang w:val="en-US"/>
+        </w:rPr>
+      </w:pPr>
+      <w:bookmarkStart w:id="4" w:name="_Toc243053447"/>
+      <w:r>
+        <w:rPr>
+          <w:lang w:val="en-US"/>
+        </w:rPr>
         <w:lastRenderedPageBreak/>
-        <w:t xml:space="preserve">1.4 Knowledge </w:t>
-      </w:r>
-      <w:proofErr w:type="spellStart"/>
-      <w:r>
-        <w:t>Graphs</w:t>
-      </w:r>
-      <w:proofErr w:type="spellEnd"/>
-      <w:r>
-        <w:t xml:space="preserve"> and </w:t>
-      </w:r>
-      <w:proofErr w:type="spellStart"/>
-      <w:r>
-        <w:t>Formal</w:t>
-      </w:r>
-      <w:proofErr w:type="spellEnd"/>
-      <w:r>
-        <w:t xml:space="preserve"> Logic Frameworks in Knowledge </w:t>
-      </w:r>
-      <w:proofErr w:type="spellStart"/>
-      <w:r>
-        <w:t>Representation</w:t>
+        <w:t>1.4 Knowledge Graphs and Formal Logic Frameworks in Knowledge Representation</w:t>
       </w:r>
       <w:bookmarkEnd w:id="4"/>
-      <w:proofErr w:type="spellEnd"/>
     </w:p>
     <w:p>
       <w:pPr>
@@ -5927,10 +4992,7 @@
         <w:t xml:space="preserve">Dataset: </w:t>
       </w:r>
       <w:r>
-        <w:t>@Allu2025RAGMultiCorpus</w:t>
-      </w:r>
-      <w:r>
-        <w:t xml:space="preserve"> – RAG Multi Corpus Dataset - </w:t>
+        <w:t xml:space="preserve">@Allu2025RAGMultiCorpus – RAG Multi Corpus Dataset - </w:t>
       </w:r>
       <w:hyperlink r:id="rId55" w:history="1">
         <w:r>
@@ -6804,67 +5866,71 @@
           </w:p>
           <w:p>
             <w:r>
-              <w:t xml:space="preserve">        </w:t>
-            </w:r>
-            <w:r>
-              <w:t xml:space="preserve">di una azienda. Rispondi con JSON valido: </w:t>
-            </w:r>
-          </w:p>
-          <w:p>
+              <w:t xml:space="preserve">        di una azienda. Rispondi con JSON valido: </w:t>
+            </w:r>
+          </w:p>
+          <w:p>
+            <w:pPr>
+              <w:rPr>
+                <w:lang w:val="en-US"/>
+              </w:rPr>
+            </w:pPr>
             <w:r>
               <w:t xml:space="preserve">           </w:t>
             </w:r>
             <w:r>
-              <w:t>{"</w:t>
-            </w:r>
-            <w:proofErr w:type="spellStart"/>
-            <w:r>
-              <w:t>facts</w:t>
-            </w:r>
-            <w:proofErr w:type="spellEnd"/>
-            <w:r>
-              <w:t>": [{"</w:t>
-            </w:r>
-            <w:proofErr w:type="spellStart"/>
-            <w:r>
-              <w:t>entity</w:t>
-            </w:r>
-            <w:proofErr w:type="spellEnd"/>
-            <w:r>
-              <w:t>": "...", "</w:t>
-            </w:r>
-            <w:proofErr w:type="spellStart"/>
-            <w:r>
-              <w:t>property</w:t>
-            </w:r>
-            <w:proofErr w:type="spellEnd"/>
-            <w:r>
-              <w:t>": "...", "</w:t>
-            </w:r>
-            <w:proofErr w:type="spellStart"/>
-            <w:r>
-              <w:t>value</w:t>
-            </w:r>
-            <w:proofErr w:type="spellEnd"/>
-            <w:r>
-              <w:t>": "...", "</w:t>
-            </w:r>
-            <w:proofErr w:type="spellStart"/>
-            <w:r>
-              <w:t>evidence</w:t>
-            </w:r>
-            <w:proofErr w:type="spellEnd"/>
-            <w:r>
-              <w:t xml:space="preserve">": "..."}]}. </w:t>
-            </w:r>
-          </w:p>
-          <w:p>
-            <w:r>
+              <w:rPr>
+                <w:lang w:val="en-US"/>
+              </w:rPr>
+              <w:t>{"facts"</w:t>
+            </w:r>
+            <w:proofErr w:type="gramStart"/>
+            <w:r>
+              <w:rPr>
+                <w:lang w:val="en-US"/>
+              </w:rPr>
+              <w:t>: [{</w:t>
+            </w:r>
+            <w:proofErr w:type="gramEnd"/>
+            <w:r>
+              <w:rPr>
+                <w:lang w:val="en-US"/>
+              </w:rPr>
+              <w:t>"entity": "...", "property": "...", "value": "...", "evidence": "</w:t>
+            </w:r>
+            <w:proofErr w:type="gramStart"/>
+            <w:r>
+              <w:rPr>
+                <w:lang w:val="en-US"/>
+              </w:rPr>
+              <w:t>..."}]}.</w:t>
+            </w:r>
+            <w:proofErr w:type="gramEnd"/>
+            <w:r>
+              <w:rPr>
+                <w:lang w:val="en-US"/>
+              </w:rPr>
+              <w:t xml:space="preserve"> </w:t>
+            </w:r>
+          </w:p>
+          <w:p>
+            <w:pPr>
+              <w:rPr>
+                <w:lang w:val="en-US"/>
+              </w:rPr>
+            </w:pPr>
+            <w:r>
+              <w:rPr>
+                <w:lang w:val="en-US"/>
+              </w:rPr>
               <w:t xml:space="preserve">  </w:t>
             </w:r>
           </w:p>
           <w:p>
             <w:r>
+              <w:rPr>
+                <w:lang w:val="en-US"/>
+              </w:rPr>
               <w:t xml:space="preserve">       </w:t>
             </w:r>
             <w:r>
@@ -7081,6 +6147,7 @@
                 <w:rFonts w:ascii="Courier New" w:hAnsi="Courier New" w:cs="Courier New"/>
                 <w:sz w:val="20"/>
                 <w:szCs w:val="20"/>
+                <w:lang w:val="en-US"/>
               </w:rPr>
             </w:pPr>
             <w:r>
@@ -7088,6 +6155,197 @@
                 <w:rFonts w:ascii="Courier New" w:hAnsi="Courier New" w:cs="Courier New"/>
                 <w:sz w:val="20"/>
                 <w:szCs w:val="20"/>
+                <w:lang w:val="en-US"/>
+              </w:rPr>
+              <w:t>{"facts"</w:t>
+            </w:r>
+            <w:proofErr w:type="gramStart"/>
+            <w:r>
+              <w:rPr>
+                <w:rFonts w:ascii="Courier New" w:hAnsi="Courier New" w:cs="Courier New"/>
+                <w:sz w:val="20"/>
+                <w:szCs w:val="20"/>
+                <w:lang w:val="en-US"/>
+              </w:rPr>
+              <w:t>: [{</w:t>
+            </w:r>
+            <w:proofErr w:type="gramEnd"/>
+          </w:p>
+          <w:p>
+            <w:pPr>
+              <w:rPr>
+                <w:rFonts w:ascii="Courier New" w:hAnsi="Courier New" w:cs="Courier New"/>
+                <w:sz w:val="20"/>
+                <w:szCs w:val="20"/>
+                <w:lang w:val="en-US"/>
+              </w:rPr>
+            </w:pPr>
+            <w:r>
+              <w:rPr>
+                <w:rFonts w:ascii="Courier New" w:hAnsi="Courier New" w:cs="Courier New"/>
+                <w:sz w:val="20"/>
+                <w:szCs w:val="20"/>
+                <w:lang w:val="en-US"/>
+              </w:rPr>
+              <w:t xml:space="preserve">   "entity": "professor </w:t>
+            </w:r>
+            <w:proofErr w:type="spellStart"/>
+            <w:r>
+              <w:rPr>
+                <w:rFonts w:ascii="Courier New" w:hAnsi="Courier New" w:cs="Courier New"/>
+                <w:sz w:val="20"/>
+                <w:szCs w:val="20"/>
+                <w:lang w:val="en-US"/>
+              </w:rPr>
+              <w:t>piva</w:t>
+            </w:r>
+            <w:proofErr w:type="spellEnd"/>
+            <w:r>
+              <w:rPr>
+                <w:rFonts w:ascii="Courier New" w:hAnsi="Courier New" w:cs="Courier New"/>
+                <w:sz w:val="20"/>
+                <w:szCs w:val="20"/>
+                <w:lang w:val="en-US"/>
+              </w:rPr>
+              <w:t xml:space="preserve">", </w:t>
+            </w:r>
+          </w:p>
+          <w:p>
+            <w:pPr>
+              <w:rPr>
+                <w:rFonts w:ascii="Courier New" w:hAnsi="Courier New" w:cs="Courier New"/>
+                <w:sz w:val="20"/>
+                <w:szCs w:val="20"/>
+                <w:lang w:val="en-US"/>
+              </w:rPr>
+            </w:pPr>
+            <w:r>
+              <w:rPr>
+                <w:rFonts w:ascii="Courier New" w:hAnsi="Courier New" w:cs="Courier New"/>
+                <w:sz w:val="20"/>
+                <w:szCs w:val="20"/>
+                <w:lang w:val="en-US"/>
+              </w:rPr>
+              <w:t xml:space="preserve">   "property": "course", </w:t>
+            </w:r>
+          </w:p>
+          <w:p>
+            <w:pPr>
+              <w:rPr>
+                <w:rFonts w:ascii="Courier New" w:hAnsi="Courier New" w:cs="Courier New"/>
+                <w:sz w:val="20"/>
+                <w:szCs w:val="20"/>
+              </w:rPr>
+            </w:pPr>
+            <w:r>
+              <w:rPr>
+                <w:rFonts w:ascii="Courier New" w:hAnsi="Courier New" w:cs="Courier New"/>
+                <w:sz w:val="20"/>
+                <w:szCs w:val="20"/>
+                <w:lang w:val="en-US"/>
+              </w:rPr>
+              <w:t xml:space="preserve">   </w:t>
+            </w:r>
+            <w:r>
+              <w:rPr>
+                <w:rFonts w:ascii="Courier New" w:hAnsi="Courier New" w:cs="Courier New"/>
+                <w:sz w:val="20"/>
+                <w:szCs w:val="20"/>
+              </w:rPr>
+              <w:t>"</w:t>
+            </w:r>
+            <w:proofErr w:type="spellStart"/>
+            <w:r>
+              <w:rPr>
+                <w:rFonts w:ascii="Courier New" w:hAnsi="Courier New" w:cs="Courier New"/>
+                <w:sz w:val="20"/>
+                <w:szCs w:val="20"/>
+              </w:rPr>
+              <w:t>value</w:t>
+            </w:r>
+            <w:proofErr w:type="spellEnd"/>
+            <w:r>
+              <w:rPr>
+                <w:rFonts w:ascii="Courier New" w:hAnsi="Courier New" w:cs="Courier New"/>
+                <w:sz w:val="20"/>
+                <w:szCs w:val="20"/>
+              </w:rPr>
+              <w:t xml:space="preserve">": "basi di dati e laboratorio", </w:t>
+            </w:r>
+          </w:p>
+          <w:p>
+            <w:pPr>
+              <w:rPr>
+                <w:rFonts w:ascii="Courier New" w:hAnsi="Courier New" w:cs="Courier New"/>
+                <w:sz w:val="20"/>
+                <w:szCs w:val="20"/>
+              </w:rPr>
+            </w:pPr>
+            <w:r>
+              <w:rPr>
+                <w:rFonts w:ascii="Courier New" w:hAnsi="Courier New" w:cs="Courier New"/>
+                <w:sz w:val="20"/>
+                <w:szCs w:val="20"/>
+              </w:rPr>
+              <w:t xml:space="preserve">   "</w:t>
+            </w:r>
+            <w:proofErr w:type="spellStart"/>
+            <w:r>
+              <w:rPr>
+                <w:rFonts w:ascii="Courier New" w:hAnsi="Courier New" w:cs="Courier New"/>
+                <w:sz w:val="20"/>
+                <w:szCs w:val="20"/>
+              </w:rPr>
+              <w:t>evidence</w:t>
+            </w:r>
+            <w:proofErr w:type="spellEnd"/>
+            <w:r>
+              <w:rPr>
+                <w:rFonts w:ascii="Courier New" w:hAnsi="Courier New" w:cs="Courier New"/>
+                <w:sz w:val="20"/>
+                <w:szCs w:val="20"/>
+              </w:rPr>
+              <w:t xml:space="preserve">": "il professor piva insegna il corso di Basi </w:t>
+            </w:r>
+          </w:p>
+          <w:p>
+            <w:pPr>
+              <w:rPr>
+                <w:rFonts w:ascii="Courier New" w:hAnsi="Courier New" w:cs="Courier New"/>
+                <w:sz w:val="20"/>
+                <w:szCs w:val="20"/>
+              </w:rPr>
+            </w:pPr>
+            <w:r>
+              <w:rPr>
+                <w:rFonts w:ascii="Courier New" w:hAnsi="Courier New" w:cs="Courier New"/>
+                <w:sz w:val="20"/>
+                <w:szCs w:val="20"/>
+              </w:rPr>
+              <w:t xml:space="preserve">       di Dati e Laboratorio"}, </w:t>
+            </w:r>
+          </w:p>
+          <w:p>
+            <w:pPr>
+              <w:rPr>
+                <w:rFonts w:ascii="Courier New" w:hAnsi="Courier New" w:cs="Courier New"/>
+                <w:sz w:val="20"/>
+                <w:szCs w:val="20"/>
+              </w:rPr>
+            </w:pPr>
+            <w:r>
+              <w:rPr>
+                <w:rFonts w:ascii="Courier New" w:hAnsi="Courier New" w:cs="Courier New"/>
+                <w:sz w:val="20"/>
+                <w:szCs w:val="20"/>
+              </w:rPr>
+              <w:t xml:space="preserve">  </w:t>
+            </w:r>
+            <w:r>
+              <w:rPr>
+                <w:rFonts w:ascii="Courier New" w:hAnsi="Courier New" w:cs="Courier New"/>
+                <w:sz w:val="20"/>
+                <w:szCs w:val="20"/>
               </w:rPr>
               <w:t>{"</w:t>
             </w:r>
@@ -7098,7 +6356,7 @@
                 <w:sz w:val="20"/>
                 <w:szCs w:val="20"/>
               </w:rPr>
-              <w:t>facts</w:t>
+              <w:t>entity</w:t>
             </w:r>
             <w:proofErr w:type="spellEnd"/>
             <w:r>
@@ -7107,7 +6365,7 @@
                 <w:sz w:val="20"/>
                 <w:szCs w:val="20"/>
               </w:rPr>
-              <w:t>": [{</w:t>
+              <w:t xml:space="preserve">": "professor piva", </w:t>
             </w:r>
           </w:p>
           <w:p>
@@ -7116,6 +6374,7 @@
                 <w:rFonts w:ascii="Courier New" w:hAnsi="Courier New" w:cs="Courier New"/>
                 <w:sz w:val="20"/>
                 <w:szCs w:val="20"/>
+                <w:lang w:val="en-US"/>
               </w:rPr>
             </w:pPr>
             <w:r>
@@ -7131,8 +6390,37 @@
                 <w:rFonts w:ascii="Courier New" w:hAnsi="Courier New" w:cs="Courier New"/>
                 <w:sz w:val="20"/>
                 <w:szCs w:val="20"/>
-              </w:rPr>
-              <w:t>"</w:t>
+                <w:lang w:val="en-US"/>
+              </w:rPr>
+              <w:t xml:space="preserve">"property": "course", </w:t>
+            </w:r>
+          </w:p>
+          <w:p>
+            <w:pPr>
+              <w:rPr>
+                <w:rFonts w:ascii="Courier New" w:hAnsi="Courier New" w:cs="Courier New"/>
+                <w:sz w:val="20"/>
+                <w:szCs w:val="20"/>
+                <w:lang w:val="en-US"/>
+              </w:rPr>
+            </w:pPr>
+            <w:r>
+              <w:rPr>
+                <w:rFonts w:ascii="Courier New" w:hAnsi="Courier New" w:cs="Courier New"/>
+                <w:sz w:val="20"/>
+                <w:szCs w:val="20"/>
+                <w:lang w:val="en-US"/>
+              </w:rPr>
+              <w:t xml:space="preserve">    </w:t>
+            </w:r>
+            <w:r>
+              <w:rPr>
+                <w:rFonts w:ascii="Courier New" w:hAnsi="Courier New" w:cs="Courier New"/>
+                <w:sz w:val="20"/>
+                <w:szCs w:val="20"/>
+                <w:lang w:val="en-US"/>
+              </w:rPr>
+              <w:t>"value": "</w:t>
             </w:r>
             <w:proofErr w:type="spellStart"/>
             <w:r>
@@ -7140,8 +6428,9 @@
                 <w:rFonts w:ascii="Courier New" w:hAnsi="Courier New" w:cs="Courier New"/>
                 <w:sz w:val="20"/>
                 <w:szCs w:val="20"/>
-              </w:rPr>
-              <w:t>entity</w:t>
+                <w:lang w:val="en-US"/>
+              </w:rPr>
+              <w:t>tecnologie</w:t>
             </w:r>
             <w:proofErr w:type="spellEnd"/>
             <w:r>
@@ -7149,8 +6438,9 @@
                 <w:rFonts w:ascii="Courier New" w:hAnsi="Courier New" w:cs="Courier New"/>
                 <w:sz w:val="20"/>
                 <w:szCs w:val="20"/>
-              </w:rPr>
-              <w:t xml:space="preserve">": "professor piva", </w:t>
+                <w:lang w:val="en-US"/>
+              </w:rPr>
+              <w:t xml:space="preserve"> web", </w:t>
             </w:r>
           </w:p>
           <w:p>
@@ -7166,341 +6456,7 @@
                 <w:rFonts w:ascii="Courier New" w:hAnsi="Courier New" w:cs="Courier New"/>
                 <w:sz w:val="20"/>
                 <w:szCs w:val="20"/>
-              </w:rPr>
-              <w:t xml:space="preserve">   </w:t>
-            </w:r>
-            <w:r>
-              <w:rPr>
-                <w:rFonts w:ascii="Courier New" w:hAnsi="Courier New" w:cs="Courier New"/>
-                <w:sz w:val="20"/>
-                <w:szCs w:val="20"/>
-              </w:rPr>
-              <w:t>"</w:t>
-            </w:r>
-            <w:proofErr w:type="spellStart"/>
-            <w:r>
-              <w:rPr>
-                <w:rFonts w:ascii="Courier New" w:hAnsi="Courier New" w:cs="Courier New"/>
-                <w:sz w:val="20"/>
-                <w:szCs w:val="20"/>
-              </w:rPr>
-              <w:t>property</w:t>
-            </w:r>
-            <w:proofErr w:type="spellEnd"/>
-            <w:r>
-              <w:rPr>
-                <w:rFonts w:ascii="Courier New" w:hAnsi="Courier New" w:cs="Courier New"/>
-                <w:sz w:val="20"/>
-                <w:szCs w:val="20"/>
-              </w:rPr>
-              <w:t>": "</w:t>
-            </w:r>
-            <w:proofErr w:type="spellStart"/>
-            <w:r>
-              <w:rPr>
-                <w:rFonts w:ascii="Courier New" w:hAnsi="Courier New" w:cs="Courier New"/>
-                <w:sz w:val="20"/>
-                <w:szCs w:val="20"/>
-              </w:rPr>
-              <w:t>course</w:t>
-            </w:r>
-            <w:proofErr w:type="spellEnd"/>
-            <w:r>
-              <w:rPr>
-                <w:rFonts w:ascii="Courier New" w:hAnsi="Courier New" w:cs="Courier New"/>
-                <w:sz w:val="20"/>
-                <w:szCs w:val="20"/>
-              </w:rPr>
-              <w:t xml:space="preserve">", </w:t>
-            </w:r>
-          </w:p>
-          <w:p>
-            <w:pPr>
-              <w:rPr>
-                <w:rFonts w:ascii="Courier New" w:hAnsi="Courier New" w:cs="Courier New"/>
-                <w:sz w:val="20"/>
-                <w:szCs w:val="20"/>
-              </w:rPr>
-            </w:pPr>
-            <w:r>
-              <w:rPr>
-                <w:rFonts w:ascii="Courier New" w:hAnsi="Courier New" w:cs="Courier New"/>
-                <w:sz w:val="20"/>
-                <w:szCs w:val="20"/>
-              </w:rPr>
-              <w:t xml:space="preserve">   </w:t>
-            </w:r>
-            <w:r>
-              <w:rPr>
-                <w:rFonts w:ascii="Courier New" w:hAnsi="Courier New" w:cs="Courier New"/>
-                <w:sz w:val="20"/>
-                <w:szCs w:val="20"/>
-              </w:rPr>
-              <w:t>"</w:t>
-            </w:r>
-            <w:proofErr w:type="spellStart"/>
-            <w:r>
-              <w:rPr>
-                <w:rFonts w:ascii="Courier New" w:hAnsi="Courier New" w:cs="Courier New"/>
-                <w:sz w:val="20"/>
-                <w:szCs w:val="20"/>
-              </w:rPr>
-              <w:t>value</w:t>
-            </w:r>
-            <w:proofErr w:type="spellEnd"/>
-            <w:r>
-              <w:rPr>
-                <w:rFonts w:ascii="Courier New" w:hAnsi="Courier New" w:cs="Courier New"/>
-                <w:sz w:val="20"/>
-                <w:szCs w:val="20"/>
-              </w:rPr>
-              <w:t xml:space="preserve">": "basi di dati e laboratorio", </w:t>
-            </w:r>
-          </w:p>
-          <w:p>
-            <w:pPr>
-              <w:rPr>
-                <w:rFonts w:ascii="Courier New" w:hAnsi="Courier New" w:cs="Courier New"/>
-                <w:sz w:val="20"/>
-                <w:szCs w:val="20"/>
-              </w:rPr>
-            </w:pPr>
-            <w:r>
-              <w:rPr>
-                <w:rFonts w:ascii="Courier New" w:hAnsi="Courier New" w:cs="Courier New"/>
-                <w:sz w:val="20"/>
-                <w:szCs w:val="20"/>
-              </w:rPr>
-              <w:t xml:space="preserve">   </w:t>
-            </w:r>
-            <w:r>
-              <w:rPr>
-                <w:rFonts w:ascii="Courier New" w:hAnsi="Courier New" w:cs="Courier New"/>
-                <w:sz w:val="20"/>
-                <w:szCs w:val="20"/>
-              </w:rPr>
-              <w:t>"</w:t>
-            </w:r>
-            <w:proofErr w:type="spellStart"/>
-            <w:r>
-              <w:rPr>
-                <w:rFonts w:ascii="Courier New" w:hAnsi="Courier New" w:cs="Courier New"/>
-                <w:sz w:val="20"/>
-                <w:szCs w:val="20"/>
-              </w:rPr>
-              <w:t>evidence</w:t>
-            </w:r>
-            <w:proofErr w:type="spellEnd"/>
-            <w:r>
-              <w:rPr>
-                <w:rFonts w:ascii="Courier New" w:hAnsi="Courier New" w:cs="Courier New"/>
-                <w:sz w:val="20"/>
-                <w:szCs w:val="20"/>
-              </w:rPr>
-              <w:t xml:space="preserve">": "il professor piva insegna il corso di Basi </w:t>
-            </w:r>
-          </w:p>
-          <w:p>
-            <w:pPr>
-              <w:rPr>
-                <w:rFonts w:ascii="Courier New" w:hAnsi="Courier New" w:cs="Courier New"/>
-                <w:sz w:val="20"/>
-                <w:szCs w:val="20"/>
-              </w:rPr>
-            </w:pPr>
-            <w:r>
-              <w:rPr>
-                <w:rFonts w:ascii="Courier New" w:hAnsi="Courier New" w:cs="Courier New"/>
-                <w:sz w:val="20"/>
-                <w:szCs w:val="20"/>
-              </w:rPr>
-              <w:t xml:space="preserve">       </w:t>
-            </w:r>
-            <w:r>
-              <w:rPr>
-                <w:rFonts w:ascii="Courier New" w:hAnsi="Courier New" w:cs="Courier New"/>
-                <w:sz w:val="20"/>
-                <w:szCs w:val="20"/>
-              </w:rPr>
-              <w:t>di Dati e</w:t>
-            </w:r>
-            <w:r>
-              <w:rPr>
-                <w:rFonts w:ascii="Courier New" w:hAnsi="Courier New" w:cs="Courier New"/>
-                <w:sz w:val="20"/>
-                <w:szCs w:val="20"/>
-              </w:rPr>
-              <w:t xml:space="preserve"> </w:t>
-            </w:r>
-            <w:r>
-              <w:rPr>
-                <w:rFonts w:ascii="Courier New" w:hAnsi="Courier New" w:cs="Courier New"/>
-                <w:sz w:val="20"/>
-                <w:szCs w:val="20"/>
-              </w:rPr>
-              <w:t xml:space="preserve">Laboratorio"}, </w:t>
-            </w:r>
-          </w:p>
-          <w:p>
-            <w:pPr>
-              <w:rPr>
-                <w:rFonts w:ascii="Courier New" w:hAnsi="Courier New" w:cs="Courier New"/>
-                <w:sz w:val="20"/>
-                <w:szCs w:val="20"/>
-              </w:rPr>
-            </w:pPr>
-            <w:r>
-              <w:rPr>
-                <w:rFonts w:ascii="Courier New" w:hAnsi="Courier New" w:cs="Courier New"/>
-                <w:sz w:val="20"/>
-                <w:szCs w:val="20"/>
-              </w:rPr>
-              <w:t xml:space="preserve">  </w:t>
-            </w:r>
-            <w:r>
-              <w:rPr>
-                <w:rFonts w:ascii="Courier New" w:hAnsi="Courier New" w:cs="Courier New"/>
-                <w:sz w:val="20"/>
-                <w:szCs w:val="20"/>
-              </w:rPr>
-              <w:t>{"</w:t>
-            </w:r>
-            <w:proofErr w:type="spellStart"/>
-            <w:r>
-              <w:rPr>
-                <w:rFonts w:ascii="Courier New" w:hAnsi="Courier New" w:cs="Courier New"/>
-                <w:sz w:val="20"/>
-                <w:szCs w:val="20"/>
-              </w:rPr>
-              <w:t>entity</w:t>
-            </w:r>
-            <w:proofErr w:type="spellEnd"/>
-            <w:r>
-              <w:rPr>
-                <w:rFonts w:ascii="Courier New" w:hAnsi="Courier New" w:cs="Courier New"/>
-                <w:sz w:val="20"/>
-                <w:szCs w:val="20"/>
-              </w:rPr>
-              <w:t xml:space="preserve">": "professor piva", </w:t>
-            </w:r>
-          </w:p>
-          <w:p>
-            <w:pPr>
-              <w:rPr>
-                <w:rFonts w:ascii="Courier New" w:hAnsi="Courier New" w:cs="Courier New"/>
-                <w:sz w:val="20"/>
-                <w:szCs w:val="20"/>
-              </w:rPr>
-            </w:pPr>
-            <w:r>
-              <w:rPr>
-                <w:rFonts w:ascii="Courier New" w:hAnsi="Courier New" w:cs="Courier New"/>
-                <w:sz w:val="20"/>
-                <w:szCs w:val="20"/>
-              </w:rPr>
-              <w:t xml:space="preserve">   </w:t>
-            </w:r>
-            <w:r>
-              <w:rPr>
-                <w:rFonts w:ascii="Courier New" w:hAnsi="Courier New" w:cs="Courier New"/>
-                <w:sz w:val="20"/>
-                <w:szCs w:val="20"/>
-              </w:rPr>
-              <w:t>"</w:t>
-            </w:r>
-            <w:proofErr w:type="spellStart"/>
-            <w:r>
-              <w:rPr>
-                <w:rFonts w:ascii="Courier New" w:hAnsi="Courier New" w:cs="Courier New"/>
-                <w:sz w:val="20"/>
-                <w:szCs w:val="20"/>
-              </w:rPr>
-              <w:t>property</w:t>
-            </w:r>
-            <w:proofErr w:type="spellEnd"/>
-            <w:r>
-              <w:rPr>
-                <w:rFonts w:ascii="Courier New" w:hAnsi="Courier New" w:cs="Courier New"/>
-                <w:sz w:val="20"/>
-                <w:szCs w:val="20"/>
-              </w:rPr>
-              <w:t>": "</w:t>
-            </w:r>
-            <w:proofErr w:type="spellStart"/>
-            <w:r>
-              <w:rPr>
-                <w:rFonts w:ascii="Courier New" w:hAnsi="Courier New" w:cs="Courier New"/>
-                <w:sz w:val="20"/>
-                <w:szCs w:val="20"/>
-              </w:rPr>
-              <w:t>course</w:t>
-            </w:r>
-            <w:proofErr w:type="spellEnd"/>
-            <w:r>
-              <w:rPr>
-                <w:rFonts w:ascii="Courier New" w:hAnsi="Courier New" w:cs="Courier New"/>
-                <w:sz w:val="20"/>
-                <w:szCs w:val="20"/>
-              </w:rPr>
-              <w:t xml:space="preserve">", </w:t>
-            </w:r>
-          </w:p>
-          <w:p>
-            <w:pPr>
-              <w:rPr>
-                <w:rFonts w:ascii="Courier New" w:hAnsi="Courier New" w:cs="Courier New"/>
-                <w:sz w:val="20"/>
-                <w:szCs w:val="20"/>
-              </w:rPr>
-            </w:pPr>
-            <w:r>
-              <w:rPr>
-                <w:rFonts w:ascii="Courier New" w:hAnsi="Courier New" w:cs="Courier New"/>
-                <w:sz w:val="20"/>
-                <w:szCs w:val="20"/>
-              </w:rPr>
-              <w:t xml:space="preserve">    </w:t>
-            </w:r>
-            <w:r>
-              <w:rPr>
-                <w:rFonts w:ascii="Courier New" w:hAnsi="Courier New" w:cs="Courier New"/>
-                <w:sz w:val="20"/>
-                <w:szCs w:val="20"/>
-              </w:rPr>
-              <w:t>"</w:t>
-            </w:r>
-            <w:proofErr w:type="spellStart"/>
-            <w:r>
-              <w:rPr>
-                <w:rFonts w:ascii="Courier New" w:hAnsi="Courier New" w:cs="Courier New"/>
-                <w:sz w:val="20"/>
-                <w:szCs w:val="20"/>
-              </w:rPr>
-              <w:t>value</w:t>
-            </w:r>
-            <w:proofErr w:type="spellEnd"/>
-            <w:r>
-              <w:rPr>
-                <w:rFonts w:ascii="Courier New" w:hAnsi="Courier New" w:cs="Courier New"/>
-                <w:sz w:val="20"/>
-                <w:szCs w:val="20"/>
-              </w:rPr>
-              <w:t xml:space="preserve">": "tecnologie web", </w:t>
-            </w:r>
-          </w:p>
-          <w:p>
-            <w:pPr>
-              <w:rPr>
-                <w:rFonts w:ascii="Courier New" w:hAnsi="Courier New" w:cs="Courier New"/>
-                <w:sz w:val="20"/>
-                <w:szCs w:val="20"/>
-              </w:rPr>
-            </w:pPr>
-            <w:r>
-              <w:rPr>
-                <w:rFonts w:ascii="Courier New" w:hAnsi="Courier New" w:cs="Courier New"/>
-                <w:sz w:val="20"/>
-                <w:szCs w:val="20"/>
+                <w:lang w:val="en-US"/>
               </w:rPr>
               <w:t xml:space="preserve">    </w:t>
             </w:r>
@@ -8072,15 +7028,7 @@
                 <w:sz w:val="20"/>
                 <w:szCs w:val="20"/>
               </w:rPr>
-              <w:t xml:space="preserve">       </w:t>
-            </w:r>
-            <w:r>
-              <w:rPr>
-                <w:rFonts w:ascii="Courier New" w:hAnsi="Courier New" w:cs="Courier New"/>
-                <w:sz w:val="20"/>
-                <w:szCs w:val="20"/>
-              </w:rPr>
-              <w:t>Basi di Dati e Laboratorio proprio a Ferrara"},</w:t>
+              <w:t xml:space="preserve">       Basi di Dati e Laboratorio proprio a Ferrara"},</w:t>
             </w:r>
           </w:p>
           <w:p>
@@ -8132,23 +7080,7 @@
                 <w:sz w:val="20"/>
                 <w:szCs w:val="20"/>
               </w:rPr>
-              <w:t xml:space="preserve">  </w:t>
-            </w:r>
-            <w:r>
-              <w:rPr>
-                <w:rFonts w:ascii="Courier New" w:hAnsi="Courier New" w:cs="Courier New"/>
-                <w:sz w:val="20"/>
-                <w:szCs w:val="20"/>
-              </w:rPr>
-              <w:t xml:space="preserve"> </w:t>
-            </w:r>
-            <w:r>
-              <w:rPr>
-                <w:rFonts w:ascii="Courier New" w:hAnsi="Courier New" w:cs="Courier New"/>
-                <w:sz w:val="20"/>
-                <w:szCs w:val="20"/>
-              </w:rPr>
-              <w:t>"</w:t>
+              <w:t xml:space="preserve">   "</w:t>
             </w:r>
             <w:proofErr w:type="spellStart"/>
             <w:r>
@@ -8271,15 +7203,7 @@
                 <w:sz w:val="20"/>
                 <w:szCs w:val="20"/>
               </w:rPr>
-              <w:t xml:space="preserve">       </w:t>
-            </w:r>
-            <w:r>
-              <w:rPr>
-                <w:rFonts w:ascii="Courier New" w:hAnsi="Courier New" w:cs="Courier New"/>
-                <w:sz w:val="20"/>
-                <w:szCs w:val="20"/>
-              </w:rPr>
-              <w:t>Basi di Dati e Laboratorio proprio a Ferrara"},</w:t>
+              <w:t xml:space="preserve">       Basi di Dati e Laboratorio proprio a Ferrara"},</w:t>
             </w:r>
           </w:p>
           <w:p>
@@ -8436,15 +7360,7 @@
                 <w:sz w:val="20"/>
                 <w:szCs w:val="20"/>
               </w:rPr>
-              <w:t xml:space="preserve">       </w:t>
-            </w:r>
-            <w:r>
-              <w:rPr>
-                <w:rFonts w:ascii="Courier New" w:hAnsi="Courier New" w:cs="Courier New"/>
-                <w:sz w:val="20"/>
-                <w:szCs w:val="20"/>
-              </w:rPr>
-              <w:t xml:space="preserve">Piva svolge lezioni per il corso successivo di </w:t>
+              <w:t xml:space="preserve">       Piva svolge lezioni per il corso successivo di </w:t>
             </w:r>
           </w:p>
           <w:p>
@@ -8461,15 +7377,7 @@
                 <w:sz w:val="20"/>
                 <w:szCs w:val="20"/>
               </w:rPr>
-              <w:t xml:space="preserve">       </w:t>
-            </w:r>
-            <w:r>
-              <w:rPr>
-                <w:rFonts w:ascii="Courier New" w:hAnsi="Courier New" w:cs="Courier New"/>
-                <w:sz w:val="20"/>
-                <w:szCs w:val="20"/>
-              </w:rPr>
-              <w:t>Tecnologie Web nella medesima Università di Ferrara"},</w:t>
+              <w:t xml:space="preserve">       Tecnologie Web nella medesima Università di Ferrara"},</w:t>
             </w:r>
           </w:p>
           <w:p>
@@ -8644,15 +7552,7 @@
                 <w:sz w:val="20"/>
                 <w:szCs w:val="20"/>
               </w:rPr>
-              <w:t xml:space="preserve">      </w:t>
-            </w:r>
-            <w:r>
-              <w:rPr>
-                <w:rFonts w:ascii="Courier New" w:hAnsi="Courier New" w:cs="Courier New"/>
-                <w:sz w:val="20"/>
-                <w:szCs w:val="20"/>
-              </w:rPr>
-              <w:t>Piva svolge lezioni per il corso successivo di Tecnologie</w:t>
+              <w:t xml:space="preserve">      Piva svolge lezioni per il corso successivo di Tecnologie</w:t>
             </w:r>
           </w:p>
           <w:p>
@@ -8669,15 +7569,7 @@
                 <w:sz w:val="20"/>
                 <w:szCs w:val="20"/>
               </w:rPr>
-              <w:t xml:space="preserve">      </w:t>
-            </w:r>
-            <w:r>
-              <w:rPr>
-                <w:rFonts w:ascii="Courier New" w:hAnsi="Courier New" w:cs="Courier New"/>
-                <w:sz w:val="20"/>
-                <w:szCs w:val="20"/>
-              </w:rPr>
-              <w:t>Web nella medesima Università di Ferrara"}</w:t>
+              <w:t xml:space="preserve">      Web nella medesima Università di Ferrara"}</w:t>
             </w:r>
           </w:p>
           <w:p>
@@ -9419,7 +8311,13 @@
         <w:t>2</w:t>
       </w:r>
       <w:r>
-        <w:t>] Università degli Studi di Ferrara - Corso di Laurea Magistrale in Intelligenza Artificiale, Data Science e Big Data. Dispense del Corso di "Fondamenti di Intelligenza Artificiale e Rappresentazione della Conoscenza", tenuto da Prof. Lamma E., Alberti M., Bertagnon M. Materiale didattico ufficial</w:t>
+        <w:t xml:space="preserve">] Università degli Studi di Ferrara - Corso di Laurea Magistrale in Intelligenza Artificiale, Data Science e Big Data. Dispense del Corso di "Fondamenti di Intelligenza Artificiale e Rappresentazione della Conoscenza", tenuto da Prof. Lamma E., Alberti M., Bertagnon </w:t>
+      </w:r>
+      <w:r>
+        <w:t>A.</w:t>
+      </w:r>
+      <w:r>
+        <w:t xml:space="preserve"> Materiale didattico ufficial</w:t>
       </w:r>
       <w:r>
         <w:t>e</w:t>
@@ -9448,6 +8346,11 @@
       </w:r>
     </w:p>
     <w:p>
+      <w:pPr>
+        <w:rPr>
+          <w:lang w:val="en-US"/>
+        </w:rPr>
+      </w:pPr>
       <w:r>
         <w:t>[</w:t>
       </w:r>
@@ -9471,211 +8374,113 @@
       </w:r>
       <w:proofErr w:type="spellEnd"/>
       <w:r>
-        <w:t xml:space="preserve">, F. (2025). An Evaluation of </w:t>
-      </w:r>
-      <w:r>
+        <w:t xml:space="preserve">, F. (2025). </w:t>
+      </w:r>
+      <w:r>
+        <w:rPr>
+          <w:lang w:val="en-US"/>
+        </w:rPr>
+        <w:t xml:space="preserve">An Evaluation of </w:t>
+      </w:r>
+      <w:proofErr w:type="gramStart"/>
+      <w:r>
+        <w:rPr>
+          <w:lang w:val="en-US"/>
+        </w:rPr>
         <w:t>Open</w:t>
       </w:r>
       <w:r>
+        <w:rPr>
+          <w:lang w:val="en-US"/>
+        </w:rPr>
         <w:t xml:space="preserve"> </w:t>
       </w:r>
       <w:r>
+        <w:rPr>
+          <w:lang w:val="en-US"/>
+        </w:rPr>
         <w:t>Source</w:t>
       </w:r>
-      <w:r>
-        <w:t xml:space="preserve"> </w:t>
-      </w:r>
-      <w:proofErr w:type="spellStart"/>
-      <w:r>
-        <w:t>LLMs</w:t>
-      </w:r>
-      <w:proofErr w:type="spellEnd"/>
-      <w:r>
-        <w:t xml:space="preserve"> for Neuro-</w:t>
-      </w:r>
-      <w:proofErr w:type="spellStart"/>
-      <w:r>
-        <w:t>Symbolic</w:t>
-      </w:r>
-      <w:proofErr w:type="spellEnd"/>
-      <w:r>
-        <w:t xml:space="preserve"> Integration. In </w:t>
-      </w:r>
-      <w:proofErr w:type="spellStart"/>
-      <w:r>
-        <w:t>Proceedings</w:t>
-      </w:r>
-      <w:proofErr w:type="spellEnd"/>
-      <w:r>
-        <w:t xml:space="preserve"> of the 40th </w:t>
-      </w:r>
-      <w:proofErr w:type="spellStart"/>
-      <w:r>
-        <w:t>Italian</w:t>
-      </w:r>
-      <w:proofErr w:type="spellEnd"/>
-      <w:r>
-        <w:t xml:space="preserve"> Conference on </w:t>
-      </w:r>
-      <w:proofErr w:type="spellStart"/>
-      <w:r>
-        <w:t>Computational</w:t>
-      </w:r>
-      <w:proofErr w:type="spellEnd"/>
-      <w:r>
-        <w:t xml:space="preserve"> Logic (CILC 2025), pp. 1-14 -</w:t>
-      </w:r>
-      <w:r>
+      <w:proofErr w:type="gramEnd"/>
+      <w:r>
+        <w:rPr>
+          <w:lang w:val="en-US"/>
+        </w:rPr>
+        <w:t xml:space="preserve"> LLMs for Neuro-Symbolic Integration. In Proceedings of the 40th Italian Conference on Computational Logic (CILC 2025), pp. 1-14 -</w:t>
+      </w:r>
+      <w:r>
+        <w:rPr>
+          <w:lang w:val="en-US"/>
+        </w:rPr>
         <w:t xml:space="preserve"> </w:t>
       </w:r>
       <w:hyperlink r:id="rId56" w:history="1">
         <w:r>
           <w:rPr>
             <w:rStyle w:val="Collegamentoipertestuale"/>
+            <w:lang w:val="en-US"/>
           </w:rPr>
           <w:t>https://ceur-ws.org/Vol-4003/paper03.pdf</w:t>
         </w:r>
       </w:hyperlink>
     </w:p>
     <w:p>
-      <w:r>
+      <w:pPr>
+        <w:rPr>
+          <w:lang w:val="en-US"/>
+        </w:rPr>
+      </w:pPr>
+      <w:r>
+        <w:rPr>
+          <w:lang w:val="en-US"/>
+        </w:rPr>
         <w:t>[</w:t>
       </w:r>
       <w:r>
+        <w:rPr>
+          <w:lang w:val="en-US"/>
+        </w:rPr>
         <w:t>3</w:t>
       </w:r>
       <w:r>
-        <w:t xml:space="preserve">] </w:t>
-      </w:r>
-      <w:r>
-        <w:t xml:space="preserve">Jiang, X., Zhang, R., </w:t>
+        <w:rPr>
+          <w:lang w:val="en-US"/>
+        </w:rPr>
+        <w:t xml:space="preserve">] Jiang, X., Zhang, R., Xu, Y., Qiu, R., Fang, Y., Wang, Z., Tang, J., Ding, H., Chu, X., Zhao, J., &amp; Wang, Y. (2025). </w:t>
       </w:r>
       <w:proofErr w:type="spellStart"/>
       <w:r>
-        <w:t>Xu</w:t>
+        <w:rPr>
+          <w:lang w:val="en-US"/>
+        </w:rPr>
+        <w:t>HyKGE</w:t>
       </w:r>
       <w:proofErr w:type="spellEnd"/>
       <w:r>
-        <w:t xml:space="preserve">, Y., Qiu, R., Fang, Y., Wang, Z., Tang, J., Ding, H., Chu, X., Zhao, J., &amp; Wang, Y. (2025). </w:t>
-      </w:r>
-      <w:proofErr w:type="spellStart"/>
-      <w:r>
-        <w:t>HyKGE</w:t>
-      </w:r>
-      <w:proofErr w:type="spellEnd"/>
-      <w:r>
-        <w:t xml:space="preserve">: A </w:t>
-      </w:r>
-      <w:proofErr w:type="spellStart"/>
-      <w:r>
-        <w:t>Hypothesis</w:t>
-      </w:r>
-      <w:proofErr w:type="spellEnd"/>
-      <w:r>
-        <w:t xml:space="preserve"> Knowledge Graph </w:t>
-      </w:r>
-      <w:proofErr w:type="spellStart"/>
-      <w:r>
-        <w:t>Enhanced</w:t>
-      </w:r>
-      <w:proofErr w:type="spellEnd"/>
-      <w:r>
-        <w:t xml:space="preserve"> RAG Framework for Accurate and </w:t>
-      </w:r>
-      <w:proofErr w:type="spellStart"/>
-      <w:r>
-        <w:t>Reliable</w:t>
-      </w:r>
-      <w:proofErr w:type="spellEnd"/>
-      <w:r>
-        <w:t xml:space="preserve"> </w:t>
-      </w:r>
-      <w:proofErr w:type="spellStart"/>
-      <w:r>
-        <w:t>Medical</w:t>
-      </w:r>
-      <w:proofErr w:type="spellEnd"/>
-      <w:r>
-        <w:t xml:space="preserve"> </w:t>
-      </w:r>
-      <w:proofErr w:type="spellStart"/>
-      <w:r>
-        <w:t>LLMs</w:t>
-      </w:r>
-      <w:proofErr w:type="spellEnd"/>
-      <w:r>
-        <w:t xml:space="preserve"> </w:t>
-      </w:r>
-      <w:proofErr w:type="spellStart"/>
-      <w:r>
-        <w:t>Responses</w:t>
-      </w:r>
-      <w:proofErr w:type="spellEnd"/>
-      <w:r>
-        <w:t xml:space="preserve">. In </w:t>
-      </w:r>
-      <w:proofErr w:type="spellStart"/>
-      <w:r>
-        <w:t>Proceedings</w:t>
-      </w:r>
-      <w:proofErr w:type="spellEnd"/>
-      <w:r>
-        <w:t xml:space="preserve"> of the 63rd </w:t>
-      </w:r>
-      <w:proofErr w:type="spellStart"/>
-      <w:r>
-        <w:t>Annual</w:t>
-      </w:r>
-      <w:proofErr w:type="spellEnd"/>
-      <w:r>
-        <w:t xml:space="preserve"> Meeting of the Association for </w:t>
-      </w:r>
-      <w:proofErr w:type="spellStart"/>
-      <w:r>
-        <w:t>Computational</w:t>
-      </w:r>
-      <w:proofErr w:type="spellEnd"/>
-      <w:r>
-        <w:t xml:space="preserve"> </w:t>
-      </w:r>
-      <w:proofErr w:type="spellStart"/>
-      <w:r>
-        <w:t>Linguistics</w:t>
-      </w:r>
-      <w:proofErr w:type="spellEnd"/>
-      <w:r>
-        <w:t xml:space="preserve"> (Volume 1: Long Papers), pp. 11836-11856 </w:t>
-      </w:r>
-      <w:r>
+        <w:rPr>
+          <w:lang w:val="en-US"/>
+        </w:rPr>
+        <w:t xml:space="preserve">: A Hypothesis Knowledge Graph Enhanced RAG Framework for Accurate and Reliable Medical LLMs Responses. In Proceedings of the 63rd Annual Meeting of the Association for Computational Linguistics (Volume 1: Long Papers), pp. 11836-11856 </w:t>
+      </w:r>
+      <w:r>
+        <w:rPr>
+          <w:lang w:val="en-US"/>
+        </w:rPr>
         <w:t>–</w:t>
       </w:r>
       <w:r>
+        <w:rPr>
+          <w:lang w:val="en-US"/>
+        </w:rPr>
         <w:t xml:space="preserve"> </w:t>
       </w:r>
       <w:hyperlink r:id="rId57" w:history="1">
         <w:r>
           <w:rPr>
             <w:rStyle w:val="Collegamentoipertestuale"/>
+            <w:lang w:val="en-US"/>
           </w:rPr>
-          <w:t>https</w:t>
-        </w:r>
-        <w:r>
-          <w:rPr>
-            <w:rStyle w:val="Collegamentoipertestuale"/>
-          </w:rPr>
-          <w:t>:</w:t>
-        </w:r>
-        <w:r>
-          <w:rPr>
-            <w:rStyle w:val="Collegamentoipertestuale"/>
-          </w:rPr>
-          <w:t>//doi.org/</w:t>
-        </w:r>
-        <w:r>
-          <w:rPr>
-            <w:rStyle w:val="Collegamentoipertestuale"/>
-          </w:rPr>
-          <w:t>10.18653/v1/2025.acl-long.580</w:t>
+          <w:t>https://doi.org/10.18653/v1/2025.acl-long.580</w:t>
         </w:r>
       </w:hyperlink>
     </w:p>
@@ -9685,7 +8490,317 @@
           <w:lang w:val="en-US"/>
         </w:rPr>
       </w:pPr>
-    </w:p>
+      <w:r>
+        <w:rPr>
+          <w:lang w:val="en-US"/>
+        </w:rPr>
+        <w:br w:type="page"/>
+      </w:r>
+    </w:p>
+    <w:p>
+      <w:pPr>
+        <w:pStyle w:val="Titolo2"/>
+        <w:rPr>
+          <w:lang w:val="en-US"/>
+        </w:rPr>
+      </w:pPr>
+      <w:bookmarkStart w:id="5" w:name="_Toc243053448"/>
+      <w:r>
+        <w:rPr>
+          <w:lang w:val="en-US"/>
+        </w:rPr>
+        <w:lastRenderedPageBreak/>
+        <w:t>1.5 Knowledge Quality Assurance as an Anomaly Detection Paradigm</w:t>
+      </w:r>
+      <w:bookmarkEnd w:id="5"/>
+    </w:p>
+    <w:p>
+      <w:pPr>
+        <w:rPr>
+          <w:u w:val="single"/>
+        </w:rPr>
+      </w:pPr>
+      <w:r>
+        <w:t>-- solo idea-- --da proseguire--</w:t>
+      </w:r>
+    </w:p>
+    <w:p>
+      <w:r>
+        <w:t xml:space="preserve">Questo </w:t>
+      </w:r>
+      <w:r>
+        <w:t>progetto prevede</w:t>
+      </w:r>
+      <w:r>
+        <w:t xml:space="preserve"> una </w:t>
+      </w:r>
+      <w:r>
+        <w:t>possib</w:t>
+      </w:r>
+      <w:r>
+        <w:t>i</w:t>
+      </w:r>
+      <w:r>
+        <w:t>le a</w:t>
+      </w:r>
+      <w:r>
+        <w:t>nalogia con il task di Computer Vision “</w:t>
+      </w:r>
+      <w:proofErr w:type="spellStart"/>
+      <w:r>
+        <w:t>Anomaly</w:t>
+      </w:r>
+      <w:proofErr w:type="spellEnd"/>
+      <w:r>
+        <w:t xml:space="preserve"> </w:t>
+      </w:r>
+      <w:proofErr w:type="spellStart"/>
+      <w:r>
+        <w:t>Detection</w:t>
+      </w:r>
+      <w:proofErr w:type="spellEnd"/>
+      <w:r>
+        <w:t xml:space="preserve">”. </w:t>
+      </w:r>
+      <w:r>
+        <w:t>In particolare:</w:t>
+      </w:r>
+    </w:p>
+    <w:p>
+      <w:r>
+        <w:t>Nella maggior parte dei casi, u</w:t>
+      </w:r>
+      <w:r>
+        <w:t xml:space="preserve">na KB aziendale reale </w:t>
+      </w:r>
+      <w:r>
+        <w:t xml:space="preserve">dovrebbe contenere </w:t>
+      </w:r>
+      <w:r>
+        <w:t xml:space="preserve">dati corretti, precisi, mentre gli “errori”, le “problematiche” dovrebbero essere </w:t>
+      </w:r>
+      <w:r>
+        <w:t xml:space="preserve">limitate, “anomale”, rare. Contro esempio: se si ottenesse un tasso di ridondanza </w:t>
+      </w:r>
+      <w:r>
+        <w:t xml:space="preserve">molto alto, oppure (situazione ancor più peggiore) un tasso di discordanza </w:t>
+      </w:r>
+      <w:r>
+        <w:t>elevato; quindi,</w:t>
+      </w:r>
+      <w:r>
+        <w:t xml:space="preserve"> sintomo che molti documenti siano problematici, contradditori, questo </w:t>
+      </w:r>
+      <w:r>
+        <w:t>è</w:t>
+      </w:r>
+      <w:r>
+        <w:t xml:space="preserve"> un</w:t>
+      </w:r>
+      <w:r>
+        <w:t xml:space="preserve"> forte segnale</w:t>
+      </w:r>
+      <w:r>
+        <w:t xml:space="preserve"> che </w:t>
+      </w:r>
+      <w:r>
+        <w:t xml:space="preserve">l’intera KB sia da </w:t>
+      </w:r>
+      <w:r>
+        <w:t>“rifondare” o comunque debba passare sotto un’attenta analisi</w:t>
+      </w:r>
+      <w:r>
+        <w:t xml:space="preserve">. Mentre in una visione più “normale”, </w:t>
+      </w:r>
+      <w:r>
+        <w:t>l’aspettativa corretta è quella di immaginare un tasso di “errore” basso o comunque limitato</w:t>
+      </w:r>
+      <w:r>
+        <w:t xml:space="preserve">. </w:t>
+      </w:r>
+    </w:p>
+    <w:p>
+      <w:r>
+        <w:t>È qui che nasce l’analogia con l’</w:t>
+      </w:r>
+      <w:proofErr w:type="spellStart"/>
+      <w:r>
+        <w:t>Anomaly</w:t>
+      </w:r>
+      <w:proofErr w:type="spellEnd"/>
+      <w:r>
+        <w:t xml:space="preserve"> </w:t>
+      </w:r>
+      <w:proofErr w:type="spellStart"/>
+      <w:r>
+        <w:t>Detection</w:t>
+      </w:r>
+      <w:proofErr w:type="spellEnd"/>
+      <w:r>
+        <w:t xml:space="preserve">. </w:t>
+      </w:r>
+    </w:p>
+    <w:p>
+      <w:pPr>
+        <w:pStyle w:val="Paragrafoelenco"/>
+        <w:numPr>
+          <w:ilvl w:val="0"/>
+          <w:numId w:val="28"/>
+        </w:numPr>
+      </w:pPr>
+      <w:r>
+        <w:t xml:space="preserve">Nell’AD si rappresentano le immagini </w:t>
+      </w:r>
+      <w:r>
+        <w:t xml:space="preserve">come punti in uno spazio latente, e poi si </w:t>
+      </w:r>
+      <w:r>
+        <w:t>“misura” quando dista un nuovo punto da quello che è considerato il “comportamento normale”</w:t>
+      </w:r>
+      <w:r>
+        <w:t xml:space="preserve"> e se si discosta di molto, quella è un’anomalia</w:t>
+      </w:r>
+      <w:r>
+        <w:t xml:space="preserve">; e </w:t>
+      </w:r>
+      <w:r>
+        <w:t xml:space="preserve">queste sono appunto estremamente rare. </w:t>
+      </w:r>
+    </w:p>
+    <w:p>
+      <w:pPr>
+        <w:pStyle w:val="Paragrafoelenco"/>
+        <w:numPr>
+          <w:ilvl w:val="0"/>
+          <w:numId w:val="28"/>
+        </w:numPr>
+      </w:pPr>
+      <w:r>
+        <w:t>I</w:t>
+      </w:r>
+      <w:r>
+        <w:t>n ques</w:t>
+      </w:r>
+      <w:r>
+        <w:t xml:space="preserve">to progetto, </w:t>
+      </w:r>
+      <w:r>
+        <w:t xml:space="preserve">si rappresentano </w:t>
+      </w:r>
+      <w:r>
+        <w:t xml:space="preserve">i </w:t>
+      </w:r>
+      <w:proofErr w:type="spellStart"/>
+      <w:r>
+        <w:t>chunk</w:t>
+      </w:r>
+      <w:proofErr w:type="spellEnd"/>
+      <w:r>
+        <w:t xml:space="preserve"> come punti nello spazio latente, e si verifica</w:t>
+      </w:r>
+      <w:r>
+        <w:t>no i vicini</w:t>
+      </w:r>
+      <w:r>
+        <w:t xml:space="preserve">, vicini, oppure i casi limite in cui la “matematica” </w:t>
+      </w:r>
+      <w:r>
+        <w:t xml:space="preserve">ha dubbi. </w:t>
+      </w:r>
+    </w:p>
+    <w:p>
+      <w:r>
+        <w:t>Da questa analisi nasce anche un secondo punto di analisi</w:t>
+      </w:r>
+      <w:r>
+        <w:t xml:space="preserve"> da ispezionare: non solo i vicini a elevata densità, ma </w:t>
+      </w:r>
+      <w:r>
+        <w:t xml:space="preserve">anche agli </w:t>
+      </w:r>
+      <w:proofErr w:type="spellStart"/>
+      <w:r>
+        <w:t>outlier</w:t>
+      </w:r>
+      <w:proofErr w:type="spellEnd"/>
+      <w:r>
+        <w:t xml:space="preserve">, quei punti isolati nello spazio latente. </w:t>
+      </w:r>
+      <w:r>
+        <w:t>Unità informative con distanza euclidea o similarità</w:t>
+      </w:r>
+      <w:r>
+        <w:t xml:space="preserve"> inferiore a tutti i centroidi dei cluster identificati può portare a due </w:t>
+      </w:r>
+      <w:r>
+        <w:t>problematiche:</w:t>
+      </w:r>
+    </w:p>
+    <w:p>
+      <w:pPr>
+        <w:pStyle w:val="Paragrafoelenco"/>
+        <w:numPr>
+          <w:ilvl w:val="0"/>
+          <w:numId w:val="29"/>
+        </w:numPr>
+      </w:pPr>
+      <w:r>
+        <w:t>Inquinamento sematico: Frammenti estranei al domini</w:t>
+      </w:r>
+      <w:r>
+        <w:t xml:space="preserve">o acquisiti erroneamente dal </w:t>
+      </w:r>
+      <w:proofErr w:type="spellStart"/>
+      <w:r>
+        <w:t>chunker</w:t>
+      </w:r>
+      <w:proofErr w:type="spellEnd"/>
+      <w:r>
+        <w:t xml:space="preserve"> e che portano a un crollo dell’efficienza del </w:t>
+      </w:r>
+      <w:proofErr w:type="spellStart"/>
+      <w:r>
+        <w:t>vector</w:t>
+      </w:r>
+      <w:proofErr w:type="spellEnd"/>
+      <w:r>
+        <w:t xml:space="preserve"> </w:t>
+      </w:r>
+      <w:proofErr w:type="spellStart"/>
+      <w:r>
+        <w:t>db</w:t>
+      </w:r>
+      <w:proofErr w:type="spellEnd"/>
+      <w:r>
+        <w:t xml:space="preserve">. </w:t>
+      </w:r>
+    </w:p>
+    <w:p>
+      <w:pPr>
+        <w:pStyle w:val="Paragrafoelenco"/>
+        <w:numPr>
+          <w:ilvl w:val="0"/>
+          <w:numId w:val="29"/>
+        </w:numPr>
+      </w:pPr>
+      <w:r>
+        <w:t xml:space="preserve">Entropia di copertura: concetti privi di una </w:t>
+      </w:r>
+      <w:r>
+        <w:t>rete documentale di supporto.</w:t>
+      </w:r>
+      <w:r>
+        <w:t xml:space="preserve"> Questi mappano così lacune informative nella kb, </w:t>
+      </w:r>
+      <w:r>
+        <w:t>indicando i domini in cui il sistema rag non avrà sufficiente contesto</w:t>
+      </w:r>
+      <w:r>
+        <w:t xml:space="preserve"> per una generazione fluida e priva di allucinazioni.</w:t>
+      </w:r>
+    </w:p>
+    <w:p/>
+    <w:p/>
     <w:sectPr>
       <w:headerReference w:type="default" r:id="rId58"/>
       <w:pgSz w:w="11906" w:h="16838"/>
@@ -10002,6 +9117,119 @@
     </w:lvl>
   </w:abstractNum>
   <w:abstractNum w:abstractNumId="2" w15:restartNumberingAfterBreak="0">
+    <w:nsid w:val="0C1D7372"/>
+    <w:multiLevelType w:val="hybridMultilevel"/>
+    <w:tmpl w:val="76369006"/>
+    <w:lvl w:ilvl="0" w:tplc="04100001">
+      <w:start w:val="1"/>
+      <w:numFmt w:val="bullet"/>
+      <w:lvlText w:val=""/>
+      <w:lvlJc w:val="left"/>
+      <w:pPr>
+        <w:ind w:left="720" w:hanging="360"/>
+      </w:pPr>
+      <w:rPr>
+        <w:rFonts w:ascii="Symbol" w:hAnsi="Symbol" w:hint="default"/>
+      </w:rPr>
+    </w:lvl>
+    <w:lvl w:ilvl="1" w:tplc="04100003" w:tentative="1">
+      <w:start w:val="1"/>
+      <w:numFmt w:val="bullet"/>
+      <w:lvlText w:val="o"/>
+      <w:lvlJc w:val="left"/>
+      <w:pPr>
+        <w:ind w:left="1440" w:hanging="360"/>
+      </w:pPr>
+      <w:rPr>
+        <w:rFonts w:ascii="Courier New" w:hAnsi="Courier New" w:cs="Courier New" w:hint="default"/>
+      </w:rPr>
+    </w:lvl>
+    <w:lvl w:ilvl="2" w:tplc="04100005" w:tentative="1">
+      <w:start w:val="1"/>
+      <w:numFmt w:val="bullet"/>
+      <w:lvlText w:val=""/>
+      <w:lvlJc w:val="left"/>
+      <w:pPr>
+        <w:ind w:left="2160" w:hanging="360"/>
+      </w:pPr>
+      <w:rPr>
+        <w:rFonts w:ascii="Wingdings" w:hAnsi="Wingdings" w:hint="default"/>
+      </w:rPr>
+    </w:lvl>
+    <w:lvl w:ilvl="3" w:tplc="04100001" w:tentative="1">
+      <w:start w:val="1"/>
+      <w:numFmt w:val="bullet"/>
+      <w:lvlText w:val=""/>
+      <w:lvlJc w:val="left"/>
+      <w:pPr>
+        <w:ind w:left="2880" w:hanging="360"/>
+      </w:pPr>
+      <w:rPr>
+        <w:rFonts w:ascii="Symbol" w:hAnsi="Symbol" w:hint="default"/>
+      </w:rPr>
+    </w:lvl>
+    <w:lvl w:ilvl="4" w:tplc="04100003" w:tentative="1">
+      <w:start w:val="1"/>
+      <w:numFmt w:val="bullet"/>
+      <w:lvlText w:val="o"/>
+      <w:lvlJc w:val="left"/>
+      <w:pPr>
+        <w:ind w:left="3600" w:hanging="360"/>
+      </w:pPr>
+      <w:rPr>
+        <w:rFonts w:ascii="Courier New" w:hAnsi="Courier New" w:cs="Courier New" w:hint="default"/>
+      </w:rPr>
+    </w:lvl>
+    <w:lvl w:ilvl="5" w:tplc="04100005" w:tentative="1">
+      <w:start w:val="1"/>
+      <w:numFmt w:val="bullet"/>
+      <w:lvlText w:val=""/>
+      <w:lvlJc w:val="left"/>
+      <w:pPr>
+        <w:ind w:left="4320" w:hanging="360"/>
+      </w:pPr>
+      <w:rPr>
+        <w:rFonts w:ascii="Wingdings" w:hAnsi="Wingdings" w:hint="default"/>
+      </w:rPr>
+    </w:lvl>
+    <w:lvl w:ilvl="6" w:tplc="04100001" w:tentative="1">
+      <w:start w:val="1"/>
+      <w:numFmt w:val="bullet"/>
+      <w:lvlText w:val=""/>
+      <w:lvlJc w:val="left"/>
+      <w:pPr>
+        <w:ind w:left="5040" w:hanging="360"/>
+      </w:pPr>
+      <w:rPr>
+        <w:rFonts w:ascii="Symbol" w:hAnsi="Symbol" w:hint="default"/>
+      </w:rPr>
+    </w:lvl>
+    <w:lvl w:ilvl="7" w:tplc="04100003" w:tentative="1">
+      <w:start w:val="1"/>
+      <w:numFmt w:val="bullet"/>
+      <w:lvlText w:val="o"/>
+      <w:lvlJc w:val="left"/>
+      <w:pPr>
+        <w:ind w:left="5760" w:hanging="360"/>
+      </w:pPr>
+      <w:rPr>
+        <w:rFonts w:ascii="Courier New" w:hAnsi="Courier New" w:cs="Courier New" w:hint="default"/>
+      </w:rPr>
+    </w:lvl>
+    <w:lvl w:ilvl="8" w:tplc="04100005" w:tentative="1">
+      <w:start w:val="1"/>
+      <w:numFmt w:val="bullet"/>
+      <w:lvlText w:val=""/>
+      <w:lvlJc w:val="left"/>
+      <w:pPr>
+        <w:ind w:left="6480" w:hanging="360"/>
+      </w:pPr>
+      <w:rPr>
+        <w:rFonts w:ascii="Wingdings" w:hAnsi="Wingdings" w:hint="default"/>
+      </w:rPr>
+    </w:lvl>
+  </w:abstractNum>
+  <w:abstractNum w:abstractNumId="3" w15:restartNumberingAfterBreak="0">
     <w:nsid w:val="0E8F2C6D"/>
     <w:multiLevelType w:val="multilevel"/>
     <w:tmpl w:val="3CB69EF2"/>
@@ -10132,7 +9360,7 @@
       </w:rPr>
     </w:lvl>
   </w:abstractNum>
-  <w:abstractNum w:abstractNumId="3" w15:restartNumberingAfterBreak="0">
+  <w:abstractNum w:abstractNumId="4" w15:restartNumberingAfterBreak="0">
     <w:nsid w:val="0F5321FC"/>
     <w:multiLevelType w:val="hybridMultilevel"/>
     <w:tmpl w:val="BF56BF30"/>
@@ -10221,7 +9449,7 @@
       </w:pPr>
     </w:lvl>
   </w:abstractNum>
-  <w:abstractNum w:abstractNumId="4" w15:restartNumberingAfterBreak="0">
+  <w:abstractNum w:abstractNumId="5" w15:restartNumberingAfterBreak="0">
     <w:nsid w:val="12946DF5"/>
     <w:multiLevelType w:val="hybridMultilevel"/>
     <w:tmpl w:val="8592A21A"/>
@@ -10310,7 +9538,7 @@
       </w:pPr>
     </w:lvl>
   </w:abstractNum>
-  <w:abstractNum w:abstractNumId="5" w15:restartNumberingAfterBreak="0">
+  <w:abstractNum w:abstractNumId="6" w15:restartNumberingAfterBreak="0">
     <w:nsid w:val="19266DFB"/>
     <w:multiLevelType w:val="hybridMultilevel"/>
     <w:tmpl w:val="09D6CA10"/>
@@ -10423,7 +9651,7 @@
       </w:rPr>
     </w:lvl>
   </w:abstractNum>
-  <w:abstractNum w:abstractNumId="6" w15:restartNumberingAfterBreak="0">
+  <w:abstractNum w:abstractNumId="7" w15:restartNumberingAfterBreak="0">
     <w:nsid w:val="1E6C43AD"/>
     <w:multiLevelType w:val="hybridMultilevel"/>
     <w:tmpl w:val="12B651EC"/>
@@ -10536,7 +9764,7 @@
       </w:rPr>
     </w:lvl>
   </w:abstractNum>
-  <w:abstractNum w:abstractNumId="7" w15:restartNumberingAfterBreak="0">
+  <w:abstractNum w:abstractNumId="8" w15:restartNumberingAfterBreak="0">
     <w:nsid w:val="234A1717"/>
     <w:multiLevelType w:val="hybridMultilevel"/>
     <w:tmpl w:val="56F0C33C"/>
@@ -10625,7 +9853,7 @@
       </w:pPr>
     </w:lvl>
   </w:abstractNum>
-  <w:abstractNum w:abstractNumId="8" w15:restartNumberingAfterBreak="0">
+  <w:abstractNum w:abstractNumId="9" w15:restartNumberingAfterBreak="0">
     <w:nsid w:val="23604E6E"/>
     <w:multiLevelType w:val="hybridMultilevel"/>
     <w:tmpl w:val="2D326124"/>
@@ -10738,7 +9966,7 @@
       </w:rPr>
     </w:lvl>
   </w:abstractNum>
-  <w:abstractNum w:abstractNumId="9" w15:restartNumberingAfterBreak="0">
+  <w:abstractNum w:abstractNumId="10" w15:restartNumberingAfterBreak="0">
     <w:nsid w:val="24004C66"/>
     <w:multiLevelType w:val="hybridMultilevel"/>
     <w:tmpl w:val="FCA4E84E"/>
@@ -10851,7 +10079,7 @@
       </w:rPr>
     </w:lvl>
   </w:abstractNum>
-  <w:abstractNum w:abstractNumId="10" w15:restartNumberingAfterBreak="0">
+  <w:abstractNum w:abstractNumId="11" w15:restartNumberingAfterBreak="0">
     <w:nsid w:val="24FF0BB8"/>
     <w:multiLevelType w:val="hybridMultilevel"/>
     <w:tmpl w:val="C356702A"/>
@@ -10940,7 +10168,7 @@
       </w:pPr>
     </w:lvl>
   </w:abstractNum>
-  <w:abstractNum w:abstractNumId="11" w15:restartNumberingAfterBreak="0">
+  <w:abstractNum w:abstractNumId="12" w15:restartNumberingAfterBreak="0">
     <w:nsid w:val="25130642"/>
     <w:multiLevelType w:val="multilevel"/>
     <w:tmpl w:val="8E864A52"/>
@@ -11060,7 +10288,7 @@
       </w:rPr>
     </w:lvl>
   </w:abstractNum>
-  <w:abstractNum w:abstractNumId="12" w15:restartNumberingAfterBreak="0">
+  <w:abstractNum w:abstractNumId="13" w15:restartNumberingAfterBreak="0">
     <w:nsid w:val="28C01807"/>
     <w:multiLevelType w:val="hybridMultilevel"/>
     <w:tmpl w:val="1390EF46"/>
@@ -11173,7 +10401,120 @@
       </w:rPr>
     </w:lvl>
   </w:abstractNum>
-  <w:abstractNum w:abstractNumId="13" w15:restartNumberingAfterBreak="0">
+  <w:abstractNum w:abstractNumId="14" w15:restartNumberingAfterBreak="0">
+    <w:nsid w:val="2AFD6001"/>
+    <w:multiLevelType w:val="hybridMultilevel"/>
+    <w:tmpl w:val="C01A43C6"/>
+    <w:lvl w:ilvl="0" w:tplc="04100001">
+      <w:start w:val="1"/>
+      <w:numFmt w:val="bullet"/>
+      <w:lvlText w:val=""/>
+      <w:lvlJc w:val="left"/>
+      <w:pPr>
+        <w:ind w:left="720" w:hanging="360"/>
+      </w:pPr>
+      <w:rPr>
+        <w:rFonts w:ascii="Symbol" w:hAnsi="Symbol" w:hint="default"/>
+      </w:rPr>
+    </w:lvl>
+    <w:lvl w:ilvl="1" w:tplc="04100003" w:tentative="1">
+      <w:start w:val="1"/>
+      <w:numFmt w:val="bullet"/>
+      <w:lvlText w:val="o"/>
+      <w:lvlJc w:val="left"/>
+      <w:pPr>
+        <w:ind w:left="1440" w:hanging="360"/>
+      </w:pPr>
+      <w:rPr>
+        <w:rFonts w:ascii="Courier New" w:hAnsi="Courier New" w:cs="Courier New" w:hint="default"/>
+      </w:rPr>
+    </w:lvl>
+    <w:lvl w:ilvl="2" w:tplc="04100005" w:tentative="1">
+      <w:start w:val="1"/>
+      <w:numFmt w:val="bullet"/>
+      <w:lvlText w:val=""/>
+      <w:lvlJc w:val="left"/>
+      <w:pPr>
+        <w:ind w:left="2160" w:hanging="360"/>
+      </w:pPr>
+      <w:rPr>
+        <w:rFonts w:ascii="Wingdings" w:hAnsi="Wingdings" w:hint="default"/>
+      </w:rPr>
+    </w:lvl>
+    <w:lvl w:ilvl="3" w:tplc="04100001" w:tentative="1">
+      <w:start w:val="1"/>
+      <w:numFmt w:val="bullet"/>
+      <w:lvlText w:val=""/>
+      <w:lvlJc w:val="left"/>
+      <w:pPr>
+        <w:ind w:left="2880" w:hanging="360"/>
+      </w:pPr>
+      <w:rPr>
+        <w:rFonts w:ascii="Symbol" w:hAnsi="Symbol" w:hint="default"/>
+      </w:rPr>
+    </w:lvl>
+    <w:lvl w:ilvl="4" w:tplc="04100003" w:tentative="1">
+      <w:start w:val="1"/>
+      <w:numFmt w:val="bullet"/>
+      <w:lvlText w:val="o"/>
+      <w:lvlJc w:val="left"/>
+      <w:pPr>
+        <w:ind w:left="3600" w:hanging="360"/>
+      </w:pPr>
+      <w:rPr>
+        <w:rFonts w:ascii="Courier New" w:hAnsi="Courier New" w:cs="Courier New" w:hint="default"/>
+      </w:rPr>
+    </w:lvl>
+    <w:lvl w:ilvl="5" w:tplc="04100005" w:tentative="1">
+      <w:start w:val="1"/>
+      <w:numFmt w:val="bullet"/>
+      <w:lvlText w:val=""/>
+      <w:lvlJc w:val="left"/>
+      <w:pPr>
+        <w:ind w:left="4320" w:hanging="360"/>
+      </w:pPr>
+      <w:rPr>
+        <w:rFonts w:ascii="Wingdings" w:hAnsi="Wingdings" w:hint="default"/>
+      </w:rPr>
+    </w:lvl>
+    <w:lvl w:ilvl="6" w:tplc="04100001" w:tentative="1">
+      <w:start w:val="1"/>
+      <w:numFmt w:val="bullet"/>
+      <w:lvlText w:val=""/>
+      <w:lvlJc w:val="left"/>
+      <w:pPr>
+        <w:ind w:left="5040" w:hanging="360"/>
+      </w:pPr>
+      <w:rPr>
+        <w:rFonts w:ascii="Symbol" w:hAnsi="Symbol" w:hint="default"/>
+      </w:rPr>
+    </w:lvl>
+    <w:lvl w:ilvl="7" w:tplc="04100003" w:tentative="1">
+      <w:start w:val="1"/>
+      <w:numFmt w:val="bullet"/>
+      <w:lvlText w:val="o"/>
+      <w:lvlJc w:val="left"/>
+      <w:pPr>
+        <w:ind w:left="5760" w:hanging="360"/>
+      </w:pPr>
+      <w:rPr>
+        <w:rFonts w:ascii="Courier New" w:hAnsi="Courier New" w:cs="Courier New" w:hint="default"/>
+      </w:rPr>
+    </w:lvl>
+    <w:lvl w:ilvl="8" w:tplc="04100005" w:tentative="1">
+      <w:start w:val="1"/>
+      <w:numFmt w:val="bullet"/>
+      <w:lvlText w:val=""/>
+      <w:lvlJc w:val="left"/>
+      <w:pPr>
+        <w:ind w:left="6480" w:hanging="360"/>
+      </w:pPr>
+      <w:rPr>
+        <w:rFonts w:ascii="Wingdings" w:hAnsi="Wingdings" w:hint="default"/>
+      </w:rPr>
+    </w:lvl>
+  </w:abstractNum>
+  <w:abstractNum w:abstractNumId="15" w15:restartNumberingAfterBreak="0">
     <w:nsid w:val="34961F07"/>
     <w:multiLevelType w:val="hybridMultilevel"/>
     <w:tmpl w:val="96B4F238"/>
@@ -11262,7 +10603,7 @@
       </w:pPr>
     </w:lvl>
   </w:abstractNum>
-  <w:abstractNum w:abstractNumId="14" w15:restartNumberingAfterBreak="0">
+  <w:abstractNum w:abstractNumId="16" w15:restartNumberingAfterBreak="0">
     <w:nsid w:val="37AF6A26"/>
     <w:multiLevelType w:val="hybridMultilevel"/>
     <w:tmpl w:val="FFFAB404"/>
@@ -11375,7 +10716,7 @@
       </w:rPr>
     </w:lvl>
   </w:abstractNum>
-  <w:abstractNum w:abstractNumId="15" w15:restartNumberingAfterBreak="0">
+  <w:abstractNum w:abstractNumId="17" w15:restartNumberingAfterBreak="0">
     <w:nsid w:val="3FFF4837"/>
     <w:multiLevelType w:val="hybridMultilevel"/>
     <w:tmpl w:val="192AA616"/>
@@ -11488,7 +10829,7 @@
       </w:rPr>
     </w:lvl>
   </w:abstractNum>
-  <w:abstractNum w:abstractNumId="16" w15:restartNumberingAfterBreak="0">
+  <w:abstractNum w:abstractNumId="18" w15:restartNumberingAfterBreak="0">
     <w:nsid w:val="42F57CB8"/>
     <w:multiLevelType w:val="hybridMultilevel"/>
     <w:tmpl w:val="D6063D16"/>
@@ -11577,7 +10918,7 @@
       </w:pPr>
     </w:lvl>
   </w:abstractNum>
-  <w:abstractNum w:abstractNumId="17" w15:restartNumberingAfterBreak="0">
+  <w:abstractNum w:abstractNumId="19" w15:restartNumberingAfterBreak="0">
     <w:nsid w:val="484F43D0"/>
     <w:multiLevelType w:val="multilevel"/>
     <w:tmpl w:val="A5BCA5D0"/>
@@ -11690,7 +11031,120 @@
       </w:rPr>
     </w:lvl>
   </w:abstractNum>
-  <w:abstractNum w:abstractNumId="18" w15:restartNumberingAfterBreak="0">
+  <w:abstractNum w:abstractNumId="20" w15:restartNumberingAfterBreak="0">
+    <w:nsid w:val="48F36411"/>
+    <w:multiLevelType w:val="hybridMultilevel"/>
+    <w:tmpl w:val="37E84D12"/>
+    <w:lvl w:ilvl="0" w:tplc="04100001">
+      <w:start w:val="1"/>
+      <w:numFmt w:val="bullet"/>
+      <w:lvlText w:val=""/>
+      <w:lvlJc w:val="left"/>
+      <w:pPr>
+        <w:ind w:left="720" w:hanging="360"/>
+      </w:pPr>
+      <w:rPr>
+        <w:rFonts w:ascii="Symbol" w:hAnsi="Symbol" w:hint="default"/>
+      </w:rPr>
+    </w:lvl>
+    <w:lvl w:ilvl="1" w:tplc="04100003" w:tentative="1">
+      <w:start w:val="1"/>
+      <w:numFmt w:val="bullet"/>
+      <w:lvlText w:val="o"/>
+      <w:lvlJc w:val="left"/>
+      <w:pPr>
+        <w:ind w:left="1440" w:hanging="360"/>
+      </w:pPr>
+      <w:rPr>
+        <w:rFonts w:ascii="Courier New" w:hAnsi="Courier New" w:cs="Courier New" w:hint="default"/>
+      </w:rPr>
+    </w:lvl>
+    <w:lvl w:ilvl="2" w:tplc="04100005" w:tentative="1">
+      <w:start w:val="1"/>
+      <w:numFmt w:val="bullet"/>
+      <w:lvlText w:val=""/>
+      <w:lvlJc w:val="left"/>
+      <w:pPr>
+        <w:ind w:left="2160" w:hanging="360"/>
+      </w:pPr>
+      <w:rPr>
+        <w:rFonts w:ascii="Wingdings" w:hAnsi="Wingdings" w:hint="default"/>
+      </w:rPr>
+    </w:lvl>
+    <w:lvl w:ilvl="3" w:tplc="04100001" w:tentative="1">
+      <w:start w:val="1"/>
+      <w:numFmt w:val="bullet"/>
+      <w:lvlText w:val=""/>
+      <w:lvlJc w:val="left"/>
+      <w:pPr>
+        <w:ind w:left="2880" w:hanging="360"/>
+      </w:pPr>
+      <w:rPr>
+        <w:rFonts w:ascii="Symbol" w:hAnsi="Symbol" w:hint="default"/>
+      </w:rPr>
+    </w:lvl>
+    <w:lvl w:ilvl="4" w:tplc="04100003" w:tentative="1">
+      <w:start w:val="1"/>
+      <w:numFmt w:val="bullet"/>
+      <w:lvlText w:val="o"/>
+      <w:lvlJc w:val="left"/>
+      <w:pPr>
+        <w:ind w:left="3600" w:hanging="360"/>
+      </w:pPr>
+      <w:rPr>
+        <w:rFonts w:ascii="Courier New" w:hAnsi="Courier New" w:cs="Courier New" w:hint="default"/>
+      </w:rPr>
+    </w:lvl>
+    <w:lvl w:ilvl="5" w:tplc="04100005" w:tentative="1">
+      <w:start w:val="1"/>
+      <w:numFmt w:val="bullet"/>
+      <w:lvlText w:val=""/>
+      <w:lvlJc w:val="left"/>
+      <w:pPr>
+        <w:ind w:left="4320" w:hanging="360"/>
+      </w:pPr>
+      <w:rPr>
+        <w:rFonts w:ascii="Wingdings" w:hAnsi="Wingdings" w:hint="default"/>
+      </w:rPr>
+    </w:lvl>
+    <w:lvl w:ilvl="6" w:tplc="04100001" w:tentative="1">
+      <w:start w:val="1"/>
+      <w:numFmt w:val="bullet"/>
+      <w:lvlText w:val=""/>
+      <w:lvlJc w:val="left"/>
+      <w:pPr>
+        <w:ind w:left="5040" w:hanging="360"/>
+      </w:pPr>
+      <w:rPr>
+        <w:rFonts w:ascii="Symbol" w:hAnsi="Symbol" w:hint="default"/>
+      </w:rPr>
+    </w:lvl>
+    <w:lvl w:ilvl="7" w:tplc="04100003" w:tentative="1">
+      <w:start w:val="1"/>
+      <w:numFmt w:val="bullet"/>
+      <w:lvlText w:val="o"/>
+      <w:lvlJc w:val="left"/>
+      <w:pPr>
+        <w:ind w:left="5760" w:hanging="360"/>
+      </w:pPr>
+      <w:rPr>
+        <w:rFonts w:ascii="Courier New" w:hAnsi="Courier New" w:cs="Courier New" w:hint="default"/>
+      </w:rPr>
+    </w:lvl>
+    <w:lvl w:ilvl="8" w:tplc="04100005" w:tentative="1">
+      <w:start w:val="1"/>
+      <w:numFmt w:val="bullet"/>
+      <w:lvlText w:val=""/>
+      <w:lvlJc w:val="left"/>
+      <w:pPr>
+        <w:ind w:left="6480" w:hanging="360"/>
+      </w:pPr>
+      <w:rPr>
+        <w:rFonts w:ascii="Wingdings" w:hAnsi="Wingdings" w:hint="default"/>
+      </w:rPr>
+    </w:lvl>
+  </w:abstractNum>
+  <w:abstractNum w:abstractNumId="21" w15:restartNumberingAfterBreak="0">
     <w:nsid w:val="4FDB5424"/>
     <w:multiLevelType w:val="hybridMultilevel"/>
     <w:tmpl w:val="FA0A0470"/>
@@ -11803,7 +11257,7 @@
       </w:rPr>
     </w:lvl>
   </w:abstractNum>
-  <w:abstractNum w:abstractNumId="19" w15:restartNumberingAfterBreak="0">
+  <w:abstractNum w:abstractNumId="22" w15:restartNumberingAfterBreak="0">
     <w:nsid w:val="580D26D6"/>
     <w:multiLevelType w:val="hybridMultilevel"/>
     <w:tmpl w:val="FFFAB404"/>
@@ -11916,7 +11370,7 @@
       </w:rPr>
     </w:lvl>
   </w:abstractNum>
-  <w:abstractNum w:abstractNumId="20" w15:restartNumberingAfterBreak="0">
+  <w:abstractNum w:abstractNumId="23" w15:restartNumberingAfterBreak="0">
     <w:nsid w:val="5E2507CF"/>
     <w:multiLevelType w:val="hybridMultilevel"/>
     <w:tmpl w:val="9D4E5B4E"/>
@@ -12029,7 +11483,7 @@
       </w:rPr>
     </w:lvl>
   </w:abstractNum>
-  <w:abstractNum w:abstractNumId="21" w15:restartNumberingAfterBreak="0">
+  <w:abstractNum w:abstractNumId="24" w15:restartNumberingAfterBreak="0">
     <w:nsid w:val="637011D1"/>
     <w:multiLevelType w:val="hybridMultilevel"/>
     <w:tmpl w:val="4358E114"/>
@@ -12142,7 +11596,7 @@
       </w:rPr>
     </w:lvl>
   </w:abstractNum>
-  <w:abstractNum w:abstractNumId="22" w15:restartNumberingAfterBreak="0">
+  <w:abstractNum w:abstractNumId="25" w15:restartNumberingAfterBreak="0">
     <w:nsid w:val="6CCE5A4D"/>
     <w:multiLevelType w:val="hybridMultilevel"/>
     <w:tmpl w:val="B162918E"/>
@@ -12256,7 +11710,7 @@
       </w:rPr>
     </w:lvl>
   </w:abstractNum>
-  <w:abstractNum w:abstractNumId="23" w15:restartNumberingAfterBreak="0">
+  <w:abstractNum w:abstractNumId="26" w15:restartNumberingAfterBreak="0">
     <w:nsid w:val="6CEA13E1"/>
     <w:multiLevelType w:val="hybridMultilevel"/>
     <w:tmpl w:val="FFFAB404"/>
@@ -12369,7 +11823,7 @@
       </w:rPr>
     </w:lvl>
   </w:abstractNum>
-  <w:abstractNum w:abstractNumId="24" w15:restartNumberingAfterBreak="0">
+  <w:abstractNum w:abstractNumId="27" w15:restartNumberingAfterBreak="0">
     <w:nsid w:val="70AC3996"/>
     <w:multiLevelType w:val="hybridMultilevel"/>
     <w:tmpl w:val="42B44E80"/>
@@ -12458,7 +11912,7 @@
       </w:pPr>
     </w:lvl>
   </w:abstractNum>
-  <w:abstractNum w:abstractNumId="25" w15:restartNumberingAfterBreak="0">
+  <w:abstractNum w:abstractNumId="28" w15:restartNumberingAfterBreak="0">
     <w:nsid w:val="7166236B"/>
     <w:multiLevelType w:val="multilevel"/>
     <w:tmpl w:val="E13AF610"/>
@@ -12608,81 +12062,90 @@
     </w:lvl>
   </w:abstractNum>
   <w:num w:numId="1" w16cid:durableId="371418140">
-    <w:abstractNumId w:val="18"/>
+    <w:abstractNumId w:val="21"/>
   </w:num>
   <w:num w:numId="2" w16cid:durableId="636616788">
-    <w:abstractNumId w:val="25"/>
+    <w:abstractNumId w:val="28"/>
   </w:num>
   <w:num w:numId="3" w16cid:durableId="261231794">
+    <w:abstractNumId w:val="27"/>
+  </w:num>
+  <w:num w:numId="4" w16cid:durableId="1654943532">
     <w:abstractNumId w:val="24"/>
   </w:num>
-  <w:num w:numId="4" w16cid:durableId="1654943532">
-    <w:abstractNumId w:val="21"/>
-  </w:num>
   <w:num w:numId="5" w16cid:durableId="216818748">
-    <w:abstractNumId w:val="12"/>
+    <w:abstractNumId w:val="13"/>
   </w:num>
   <w:num w:numId="6" w16cid:durableId="515005597">
-    <w:abstractNumId w:val="14"/>
+    <w:abstractNumId w:val="16"/>
   </w:num>
   <w:num w:numId="7" w16cid:durableId="272632195">
-    <w:abstractNumId w:val="6"/>
+    <w:abstractNumId w:val="7"/>
   </w:num>
   <w:num w:numId="8" w16cid:durableId="314997708">
     <w:abstractNumId w:val="0"/>
   </w:num>
   <w:num w:numId="9" w16cid:durableId="372997796">
-    <w:abstractNumId w:val="2"/>
+    <w:abstractNumId w:val="3"/>
   </w:num>
   <w:num w:numId="10" w16cid:durableId="855114909">
+    <w:abstractNumId w:val="12"/>
+  </w:num>
+  <w:num w:numId="11" w16cid:durableId="405151715">
+    <w:abstractNumId w:val="25"/>
+  </w:num>
+  <w:num w:numId="12" w16cid:durableId="1185555733">
+    <w:abstractNumId w:val="19"/>
+  </w:num>
+  <w:num w:numId="13" w16cid:durableId="444466767">
+    <w:abstractNumId w:val="22"/>
+  </w:num>
+  <w:num w:numId="14" w16cid:durableId="557981437">
+    <w:abstractNumId w:val="4"/>
+  </w:num>
+  <w:num w:numId="15" w16cid:durableId="705371605">
+    <w:abstractNumId w:val="8"/>
+  </w:num>
+  <w:num w:numId="16" w16cid:durableId="726607376">
     <w:abstractNumId w:val="11"/>
   </w:num>
-  <w:num w:numId="11" w16cid:durableId="405151715">
-    <w:abstractNumId w:val="22"/>
-  </w:num>
-  <w:num w:numId="12" w16cid:durableId="1185555733">
-    <w:abstractNumId w:val="17"/>
-  </w:num>
-  <w:num w:numId="13" w16cid:durableId="444466767">
-    <w:abstractNumId w:val="19"/>
-  </w:num>
-  <w:num w:numId="14" w16cid:durableId="557981437">
-    <w:abstractNumId w:val="3"/>
-  </w:num>
-  <w:num w:numId="15" w16cid:durableId="705371605">
-    <w:abstractNumId w:val="7"/>
-  </w:num>
-  <w:num w:numId="16" w16cid:durableId="726607376">
-    <w:abstractNumId w:val="10"/>
-  </w:num>
   <w:num w:numId="17" w16cid:durableId="624655330">
-    <w:abstractNumId w:val="16"/>
+    <w:abstractNumId w:val="18"/>
   </w:num>
   <w:num w:numId="18" w16cid:durableId="877351816">
-    <w:abstractNumId w:val="13"/>
+    <w:abstractNumId w:val="15"/>
   </w:num>
   <w:num w:numId="19" w16cid:durableId="718479838">
     <w:abstractNumId w:val="1"/>
   </w:num>
   <w:num w:numId="20" w16cid:durableId="1231311829">
+    <w:abstractNumId w:val="26"/>
+  </w:num>
+  <w:num w:numId="21" w16cid:durableId="542181863">
+    <w:abstractNumId w:val="9"/>
+  </w:num>
+  <w:num w:numId="22" w16cid:durableId="159276008">
+    <w:abstractNumId w:val="17"/>
+  </w:num>
+  <w:num w:numId="23" w16cid:durableId="1372652128">
+    <w:abstractNumId w:val="5"/>
+  </w:num>
+  <w:num w:numId="24" w16cid:durableId="1099133529">
+    <w:abstractNumId w:val="10"/>
+  </w:num>
+  <w:num w:numId="25" w16cid:durableId="230124241">
+    <w:abstractNumId w:val="6"/>
+  </w:num>
+  <w:num w:numId="26" w16cid:durableId="1379090898">
     <w:abstractNumId w:val="23"/>
   </w:num>
-  <w:num w:numId="21" w16cid:durableId="542181863">
-    <w:abstractNumId w:val="8"/>
+  <w:num w:numId="27" w16cid:durableId="1827477148">
+    <w:abstractNumId w:val="2"/>
   </w:num>
-  <w:num w:numId="22" w16cid:durableId="159276008">
-    <w:abstractNumId w:val="15"/>
+  <w:num w:numId="28" w16cid:durableId="1907687617">
+    <w:abstractNumId w:val="14"/>
   </w:num>
-  <w:num w:numId="23" w16cid:durableId="1372652128">
-    <w:abstractNumId w:val="4"/>
-  </w:num>
-  <w:num w:numId="24" w16cid:durableId="1099133529">
-    <w:abstractNumId w:val="9"/>
-  </w:num>
-  <w:num w:numId="25" w16cid:durableId="230124241">
-    <w:abstractNumId w:val="5"/>
-  </w:num>
-  <w:num w:numId="26" w16cid:durableId="1379090898">
+  <w:num w:numId="29" w16cid:durableId="1557013067">
     <w:abstractNumId w:val="20"/>
   </w:num>
 </w:numbering>
@@ -13138,7 +12601,6 @@
     <w:next w:val="Normale"/>
     <w:link w:val="Titolo3Carattere"/>
     <w:uiPriority w:val="9"/>
-    <w:semiHidden/>
     <w:unhideWhenUsed/>
     <w:qFormat/>
     <w:rsid w:val="00F55B13"/>
@@ -13344,7 +12806,6 @@
     <w:basedOn w:val="Carpredefinitoparagrafo"/>
     <w:link w:val="Titolo3"/>
     <w:uiPriority w:val="9"/>
-    <w:semiHidden/>
     <w:rsid w:val="00F55B13"/>
     <w:rPr>
       <w:rFonts w:eastAsiaTheme="majorEastAsia" w:cstheme="majorBidi"/>
@@ -13775,6 +13236,19 @@
       <w:ind w:left="240"/>
     </w:pPr>
   </w:style>
+  <w:style w:type="paragraph" w:styleId="Sommario3">
+    <w:name w:val="toc 3"/>
+    <w:basedOn w:val="Normale"/>
+    <w:next w:val="Normale"/>
+    <w:autoRedefine/>
+    <w:uiPriority w:val="39"/>
+    <w:unhideWhenUsed/>
+    <w:rsid w:val="002C3C98"/>
+    <w:pPr>
+      <w:spacing w:after="100"/>
+      <w:ind w:left="480"/>
+    </w:pPr>
+  </w:style>
 </w:styles>
 </file>
 
